--- a/downloads/student/ai-5-week-27.docx
+++ b/downloads/student/ai-5-week-27.docx
@@ -1146,6 +1146,16 @@
     <w:p>
       <w:r>
         <w:t>Neither metric is universally right; choose it from the task and handle zero vectors explicitly.</w:t>
+      </w:r>
+    </w:p>
+    <w:p>
+      <w:r>
+        <w:t>Read the labelled picture: Why do the original two metrics select different winners? Point to the relevant step in the picture, then write the changed result and the rule or evidence that supports it.</w:t>
+      </w:r>
+    </w:p>
+    <w:p>
+      <w:r>
+        <w:t>Change one thing: Replace P with [0, 0]. Predict the result before checking the explanation. What remains the same?</w:t>
       </w:r>
     </w:p>
     <w:p>
@@ -2319,6 +2329,187 @@
         <w:t>Attempt the independent case before hints. Record whether you worked alone, used a hint or followed a model. After feedback, fix the first unsupported step and explain why it changed. A later check uses a changed case, not a copied answer.</w:t>
       </w:r>
     </w:p>
+    <w:p>
+      <w:pPr>
+        <w:pStyle w:val="Heading1"/>
+      </w:pPr>
+      <w:r>
+        <w:t>15. Your lesson route</w:t>
+      </w:r>
+    </w:p>
+    <w:p>
+      <w:r>
+        <w:t>Start with this question: Compare angular alignment with raw distance on the same vectors.</w:t>
+      </w:r>
+    </w:p>
+    <w:tbl>
+      <w:tblPr>
+        <w:tblStyle w:val="LightShading-Accent1"/>
+        <w:tblW w:type="auto" w:w="0"/>
+        <w:tblLook w:firstColumn="1" w:firstRow="1" w:lastColumn="0" w:lastRow="0" w:noHBand="0" w:noVBand="1" w:val="04A0"/>
+      </w:tblPr>
+      <w:tblGrid>
+        <w:gridCol w:w="5112"/>
+        <w:gridCol w:w="5112"/>
+      </w:tblGrid>
+      <w:tr>
+        <w:trPr>
+          <w:tblHeader/>
+        </w:trPr>
+        <w:tc>
+          <w:tcPr>
+            <w:tcW w:type="dxa" w:w="5112"/>
+          </w:tcPr>
+          <w:p>
+            <w:r>
+              <w:t>By the end, I can</w:t>
+            </w:r>
+          </w:p>
+        </w:tc>
+        <w:tc>
+          <w:tcPr>
+            <w:tcW w:type="dxa" w:w="5112"/>
+          </w:tcPr>
+          <w:p>
+            <w:r>
+              <w:t>How I will show it</w:t>
+            </w:r>
+          </w:p>
+        </w:tc>
+      </w:tr>
+      <w:tr>
+        <w:tc>
+          <w:tcPr>
+            <w:tcW w:type="dxa" w:w="5112"/>
+          </w:tcPr>
+          <w:p>
+            <w:r>
+              <w:t>Calculate vector length and normalise a nonzero vector</w:t>
+            </w:r>
+          </w:p>
+        </w:tc>
+        <w:tc>
+          <w:tcPr>
+            <w:tcW w:type="dxa" w:w="5112"/>
+          </w:tcPr>
+          <w:p>
+            <w:r>
+              <w:t>Explain the deciding step, show a trace or test, and state one limit.</w:t>
+            </w:r>
+          </w:p>
+        </w:tc>
+      </w:tr>
+      <w:tr>
+        <w:tc>
+          <w:tcPr>
+            <w:tcW w:type="dxa" w:w="5112"/>
+          </w:tcPr>
+          <w:p>
+            <w:r>
+              <w:t>Compare squared distance with cosine similarity and explain a changed ranking</w:t>
+            </w:r>
+          </w:p>
+        </w:tc>
+        <w:tc>
+          <w:tcPr>
+            <w:tcW w:type="dxa" w:w="5112"/>
+          </w:tcPr>
+          <w:p>
+            <w:r>
+              <w:t>Explain the deciding step, show a trace or test, and state one limit.</w:t>
+            </w:r>
+          </w:p>
+        </w:tc>
+      </w:tr>
+      <w:tr>
+        <w:tc>
+          <w:tcPr>
+            <w:tcW w:type="dxa" w:w="5112"/>
+          </w:tcPr>
+          <w:p>
+            <w:r>
+              <w:t>Handle zero vectors explicitly and justify what information a comparison keeps</w:t>
+            </w:r>
+          </w:p>
+        </w:tc>
+        <w:tc>
+          <w:tcPr>
+            <w:tcW w:type="dxa" w:w="5112"/>
+          </w:tcPr>
+          <w:p>
+            <w:r>
+              <w:t>Explain the deciding step, show a trace or test, and state one limit.</w:t>
+            </w:r>
+          </w:p>
+        </w:tc>
+      </w:tr>
+    </w:tbl>
+    <w:p>
+      <w:r>
+        <w:t>Remember → watch and explain → try with help → investigate → try independently → keep project evidence. Your teacher may spread this lesson across several classes.</w:t>
+      </w:r>
+    </w:p>
+    <w:p>
+      <w:r>
+        <w:t>Keep your first prediction. Compare it with what the evidence shows and explain any change.</w:t>
+      </w:r>
+    </w:p>
+    <w:p>
+      <w:pPr>
+        <w:pStyle w:val="Heading1"/>
+      </w:pPr>
+      <w:r>
+        <w:t>16. Finish and return</w:t>
+      </w:r>
+    </w:p>
+    <w:p>
+      <w:r>
+        <w:t>Close your notes. Explain this goal in your own words: Calculate vector length and normalise a nonzero vector</w:t>
+      </w:r>
+    </w:p>
+    <w:p>
+      <w:pPr>
+        <w:pStyle w:val="Heading3"/>
+      </w:pPr>
+      <w:r>
+        <w:t>My deciding step, evidence and one remaining question</w:t>
+      </w:r>
+    </w:p>
+    <w:p>
+      <w:r>
+        <w:t>________________________________________________________________</w:t>
+      </w:r>
+    </w:p>
+    <w:p>
+      <w:r>
+        <w:t>________________________________________________________________</w:t>
+      </w:r>
+    </w:p>
+    <w:p>
+      <w:r>
+        <w:t>________________________________________________________________</w:t>
+      </w:r>
+    </w:p>
+    <w:p>
+      <w:r>
+        <w:t>________________________________________________________________</w:t>
+      </w:r>
+    </w:p>
+    <w:p>
+      <w:r>
+        <w:t>________________________________________________________________</w:t>
+      </w:r>
+    </w:p>
+    <w:p>
+      <w:r>
+        <w:t>If you are unsure, return to the worked picture and explain one arrow. If you are ready, change an input or assumption and justify your prediction.</w:t>
+      </w:r>
+    </w:p>
+    <w:p>
+      <w:r>
+        <w:t>Save your workbook evidence. At the next review, try a different case before opening your old answer.</w:t>
+      </w:r>
+    </w:p>
     <w:sectPr>
       <w:pgSz w:w="12240" w:h="15840"/>
       <w:pgMar w:top="936" w:right="1008" w:bottom="936" w:left="1008" w:header="720" w:footer="720" w:gutter="0"/>

--- a/downloads/student/ai-5-week-27.docx
+++ b/downloads/student/ai-5-week-27.docx
@@ -2510,6 +2510,215 @@
         <w:t>Save your workbook evidence. At the next review, try a different case before opening your old answer.</w:t>
       </w:r>
     </w:p>
+    <w:p>
+      <w:pPr>
+        <w:pStyle w:val="Heading1"/>
+      </w:pPr>
+      <w:r>
+        <w:t>17. Supported practice, repair and portfolio</w:t>
+      </w:r>
+    </w:p>
+    <w:p>
+      <w:r>
+        <w:t>Use this supported practice once, in the browser or on paper. Keep the reserved independent assessment for a separate first attempt before teacher feedback.</w:t>
+      </w:r>
+    </w:p>
+    <w:p>
+      <w:r>
+        <w:t>Compare angular alignment with raw distance on the same vectors.</w:t>
+      </w:r>
+    </w:p>
+    <w:p>
+      <w:pPr>
+        <w:pStyle w:val="Heading3"/>
+      </w:pPr>
+      <w:r>
+        <w:t>Practice 1: explain the deciding evidence</w:t>
+      </w:r>
+    </w:p>
+    <w:p>
+      <w:r>
+        <w:t>Which labelled step matches this detail? Unit query [1, 0], P [1, 0], Q [2/sqrt5, 1/sqrt5]; normalised distanceP0.</w:t>
+      </w:r>
+    </w:p>
+    <w:p>
+      <w:r>
+        <w:t>1. Angular similarity</w:t>
+      </w:r>
+    </w:p>
+    <w:p>
+      <w:r>
+        <w:t>2. Normalise</w:t>
+      </w:r>
+    </w:p>
+    <w:p>
+      <w:r>
+        <w:t>3. Raw distances</w:t>
+      </w:r>
+    </w:p>
+    <w:p>
+      <w:pPr>
+        <w:pStyle w:val="Heading3"/>
+      </w:pPr>
+      <w:r>
+        <w:t>My selected conclusion, deciding fact and explanation</w:t>
+      </w:r>
+    </w:p>
+    <w:p>
+      <w:r>
+        <w:t>________________________________________________________________</w:t>
+      </w:r>
+    </w:p>
+    <w:p>
+      <w:r>
+        <w:t>________________________________________________________________</w:t>
+      </w:r>
+    </w:p>
+    <w:p>
+      <w:r>
+        <w:t>________________________________________________________________</w:t>
+      </w:r>
+    </w:p>
+    <w:p>
+      <w:r>
+        <w:t>________________________________________________________________</w:t>
+      </w:r>
+    </w:p>
+    <w:p>
+      <w:r>
+        <w:t>________________________________________________________________</w:t>
+      </w:r>
+    </w:p>
+    <w:p>
+      <w:r>
+        <w:t>Hint if needed: Read the steps in the pictorial case. Match the supplied detail to the stage that performs or records it.</w:t>
+      </w:r>
+    </w:p>
+    <w:p>
+      <w:r>
+        <w:t>After your attempt, compare with the supported explanation: Normalise Unit query [1, 0], P [1, 0], Q [2/sqrt5, 1/sqrt5]; normalised distanceP0. Raw Euclidean distance includes differences in both direction and magnitude. Cosine compares direction using the vector lengths, so a long vector can align perfectly while being far away in raw coordinates. Declare which question your similarity measure answers. A zero vector has no direction and cannot be divided by its norm for cosine or unit normalisation.</w:t>
+      </w:r>
+    </w:p>
+    <w:p>
+      <w:pPr>
+        <w:pStyle w:val="Heading3"/>
+      </w:pPr>
+      <w:r>
+        <w:t>Practice 2: explain the deciding evidence</w:t>
+      </w:r>
+    </w:p>
+    <w:p>
+      <w:r>
+        <w:t>Changed-case practice: Replace P with [0, 0]. Which conclusion is supported by the supplied facts?</w:t>
+      </w:r>
+    </w:p>
+    <w:p>
+      <w:r>
+        <w:t>1. Cosine and unit normalisation for P are undefined.</w:t>
+      </w:r>
+    </w:p>
+    <w:p>
+      <w:r>
+        <w:t>2. This one example guarantees correct results for every future input.</w:t>
+      </w:r>
+    </w:p>
+    <w:p>
+      <w:r>
+        <w:t>3. We can decide the result without examining the changed input or the procedure.</w:t>
+      </w:r>
+    </w:p>
+    <w:p>
+      <w:pPr>
+        <w:pStyle w:val="Heading3"/>
+      </w:pPr>
+      <w:r>
+        <w:t>My selected conclusion, deciding fact and explanation</w:t>
+      </w:r>
+    </w:p>
+    <w:p>
+      <w:r>
+        <w:t>________________________________________________________________</w:t>
+      </w:r>
+    </w:p>
+    <w:p>
+      <w:r>
+        <w:t>________________________________________________________________</w:t>
+      </w:r>
+    </w:p>
+    <w:p>
+      <w:r>
+        <w:t>________________________________________________________________</w:t>
+      </w:r>
+    </w:p>
+    <w:p>
+      <w:r>
+        <w:t>________________________________________________________________</w:t>
+      </w:r>
+    </w:p>
+    <w:p>
+      <w:r>
+        <w:t>________________________________________________________________</w:t>
+      </w:r>
+    </w:p>
+    <w:p>
+      <w:r>
+        <w:t>Hint if needed: Use the changed condition and the deciding step in the pictorial trace. The answer must say what follows from those facts.</w:t>
+      </w:r>
+    </w:p>
+    <w:p>
+      <w:r>
+        <w:t>After your attempt, compare with the supported explanation: Cosine and unit normalisation for P are undefined. The zero vector has norm0, so dividing by its norm is invalid.</w:t>
+      </w:r>
+    </w:p>
+    <w:p>
+      <w:pPr>
+        <w:pStyle w:val="Heading3"/>
+      </w:pPr>
+      <w:r>
+        <w:t>Repair a missing building block</w:t>
+      </w:r>
+    </w:p>
+    <w:p>
+      <w:r>
+        <w:t>Review Embeddings and neighbourhoods (ai-5/26). Goal: Look up a vector using a token ID and preserve sequence shape. Short practice: What would justify claiming nearby vectors mean related topics? Point to the relevant step in the picture, then write the changed result and the rule or evidence that supports it.. Return to this week and explain what you changed.</w:t>
+      </w:r>
+    </w:p>
+    <w:p>
+      <w:r>
+        <w:t>Review Augmentation and leakage (ai-5/24). Goal: Check whether a transformation preserves the task label. Short practice: How many independent source groups are in the final test? Point to the relevant step in the picture, then write the changed result and the rule or evidence that supports it.. Return to this week and explain what you changed.</w:t>
+      </w:r>
+    </w:p>
+    <w:p>
+      <w:r>
+        <w:t>Review Convolution as a local operation (ai-5/21). Goal: Compute a local weighted sum at each valid image position. Short practice: Why is flipping the kernel an implementation change here? Point to the relevant step in the picture, then write the changed result and the rule or evidence that supports it.. Return to this week and explain what you changed.</w:t>
+      </w:r>
+    </w:p>
+    <w:p>
+      <w:pPr>
+        <w:pStyle w:val="Heading3"/>
+      </w:pPr>
+      <w:r>
+        <w:t>Predict, run and debug</w:t>
+      </w:r>
+    </w:p>
+    <w:p>
+      <w:r>
+        <w:t>The browser lab lets you edit the supported Python examples already included in this lesson. Predict first, run, inspect the actual output or error, change one input, then run again. Keep code, predictions, actual results and a reasoned revision together. On paper, label your result as a trace rather than an execution.</w:t>
+      </w:r>
+    </w:p>
+    <w:p>
+      <w:pPr>
+        <w:pStyle w:val="Heading3"/>
+      </w:pPr>
+      <w:r>
+        <w:t>Keep your completed work</w:t>
+      </w:r>
+    </w:p>
+    <w:p>
+      <w:r>
+        <w:t>Use Download completed work in the hosted lesson to export your answers, reflections, practice feedback and code-run evidence. Open the HTML copy to read or print it. Drafts stay in this browser when storage is available; clear drafts on a shared device.</w:t>
+      </w:r>
+    </w:p>
     <w:sectPr>
       <w:pgSz w:w="12240" w:h="15840"/>
       <w:pgMar w:top="936" w:right="1008" w:bottom="936" w:left="1008" w:header="720" w:footer="720" w:gutter="0"/>

--- a/downloads/student/ai-5-week-27.docx
+++ b/downloads/student/ai-5-week-27.docx
@@ -42,6 +42,11 @@
       </w:r>
     </w:p>
     <w:p>
+      <w:r>
+        <w:t>Start with the target: Calculate vector length and normalise a nonzero vector. Try the recall before opening notes.</w:t>
+      </w:r>
+    </w:p>
+    <w:p>
       <w:pPr>
         <w:pStyle w:val="Heading3"/>
       </w:pPr>
@@ -50,17 +55,59 @@
       </w:r>
     </w:p>
     <w:p>
-      <w:r>
-        <w:t>I can calculate vector length and normalise a nonzero vector.</w:t>
-      </w:r>
-    </w:p>
-    <w:p>
-      <w:r>
-        <w:t>I can compare squared distance with cosine similarity and explain a changed ranking.</w:t>
-      </w:r>
-    </w:p>
-    <w:p>
-      <w:r>
+      <w:pPr>
+        <w:spacing w:line="336" w:lineRule="auto" w:after="180"/>
+      </w:pPr>
+      <w:r>
+        <w:rPr>
+          <w:b w:val="0"/>
+        </w:rPr>
+        <w:t xml:space="preserve">I can calculate </w:t>
+      </w:r>
+      <w:r>
+        <w:rPr>
+          <w:b/>
+        </w:rPr>
+        <w:t>vector length</w:t>
+      </w:r>
+      <w:r>
+        <w:rPr>
+          <w:b w:val="0"/>
+        </w:rPr>
+        <w:t xml:space="preserve"> and normalise a nonzero vector.</w:t>
+      </w:r>
+    </w:p>
+    <w:p>
+      <w:pPr>
+        <w:spacing w:line="336" w:lineRule="auto" w:after="180"/>
+      </w:pPr>
+      <w:r>
+        <w:rPr>
+          <w:b w:val="0"/>
+        </w:rPr>
+        <w:t xml:space="preserve">I can compare squared distance with </w:t>
+      </w:r>
+      <w:r>
+        <w:rPr>
+          <w:b/>
+        </w:rPr>
+        <w:t>cosine similarity</w:t>
+      </w:r>
+      <w:r>
+        <w:rPr>
+          <w:b w:val="0"/>
+        </w:rPr>
+        <w:t xml:space="preserve"> and explain a changed ranking.</w:t>
+      </w:r>
+    </w:p>
+    <w:p>
+      <w:pPr>
+        <w:spacing w:line="336" w:lineRule="auto" w:after="180"/>
+      </w:pPr>
+      <w:r>
+        <w:rPr>
+          <w:b w:val="0"/>
+        </w:rPr>
         <w:t>I can handle zero vectors explicitly and justify what information a comparison keeps.</w:t>
       </w:r>
     </w:p>
@@ -73,47 +120,137 @@
       </w:r>
     </w:p>
     <w:p>
-      <w:r>
+      <w:pPr>
+        <w:spacing w:line="336" w:lineRule="auto" w:after="180"/>
+      </w:pPr>
+      <w:r>
+        <w:rPr>
+          <w:b w:val="0"/>
+        </w:rPr>
         <w:t>Close your notes first. A rough first answer helps us choose the right starting point; it is not a score for your ability.</w:t>
       </w:r>
     </w:p>
     <w:p>
-      <w:r>
+      <w:pPr>
+        <w:spacing w:line="336" w:lineRule="auto" w:after="180"/>
+      </w:pPr>
+      <w:r>
+        <w:rPr>
+          <w:b w:val="0"/>
+        </w:rPr>
         <w:t>Without opening the old lesson, explain one key idea from Embeddings and neighbourhoods. Give an example and a mistake that the idea helps you avoid.</w:t>
       </w:r>
     </w:p>
     <w:p>
-      <w:r>
+      <w:pPr>
+        <w:spacing w:line="336" w:lineRule="auto" w:after="180"/>
+      </w:pPr>
+      <w:r>
+        <w:rPr>
+          <w:b w:val="0"/>
+        </w:rPr>
         <w:t>Without opening the old lesson, explain one key idea from Augmentation and leakage. Give an example and a mistake that the idea helps you avoid.</w:t>
       </w:r>
     </w:p>
     <w:p>
-      <w:r>
+      <w:pPr>
+        <w:spacing w:line="336" w:lineRule="auto" w:after="180"/>
+      </w:pPr>
+      <w:r>
+        <w:rPr>
+          <w:b w:val="0"/>
+        </w:rPr>
         <w:t>Without opening the old lesson, explain one key idea from Convolution as a local operation. Give an example and a mistake that the idea helps you avoid.</w:t>
       </w:r>
     </w:p>
     <w:p>
-      <w:r>
-        <w:t>After trying, check the relevant lesson or ask your teacher. Change the part of your explanation that the evidence shows was wrong.</w:t>
-      </w:r>
-    </w:p>
-    <w:p>
-      <w:r>
+      <w:pPr>
+        <w:spacing w:line="336" w:lineRule="auto" w:after="180"/>
+      </w:pPr>
+      <w:r>
+        <w:rPr>
+          <w:b w:val="0"/>
+        </w:rPr>
+        <w:t xml:space="preserve">After trying, check the relevant lesson or ask your teacher. Change the part of your explanation that the </w:t>
+      </w:r>
+      <w:r>
+        <w:rPr>
+          <w:b/>
+        </w:rPr>
+        <w:t>evidence</w:t>
+      </w:r>
+      <w:r>
+        <w:rPr>
+          <w:b w:val="0"/>
+        </w:rPr>
+        <w:t xml:space="preserve"> shows was wrong.</w:t>
+      </w:r>
+    </w:p>
+    <w:p>
+      <w:pPr>
+        <w:spacing w:line="336" w:lineRule="auto" w:after="180"/>
+      </w:pPr>
+      <w:r>
+        <w:rPr>
+          <w:b w:val="0"/>
+        </w:rPr>
         <w:t>This week you will practise:</w:t>
       </w:r>
     </w:p>
     <w:p>
-      <w:r>
-        <w:t>Calculate vector length and normalise a nonzero vector</w:t>
-      </w:r>
-    </w:p>
-    <w:p>
-      <w:r>
-        <w:t>Compare squared distance with cosine similarity and explain a changed ranking</w:t>
-      </w:r>
-    </w:p>
-    <w:p>
-      <w:r>
+      <w:pPr>
+        <w:spacing w:line="336" w:lineRule="auto" w:after="180"/>
+      </w:pPr>
+      <w:r>
+        <w:rPr>
+          <w:b w:val="0"/>
+        </w:rPr>
+        <w:t xml:space="preserve">Calculate </w:t>
+      </w:r>
+      <w:r>
+        <w:rPr>
+          <w:b/>
+        </w:rPr>
+        <w:t>vector length</w:t>
+      </w:r>
+      <w:r>
+        <w:rPr>
+          <w:b w:val="0"/>
+        </w:rPr>
+        <w:t xml:space="preserve"> and normalise a nonzero vector</w:t>
+      </w:r>
+    </w:p>
+    <w:p>
+      <w:pPr>
+        <w:spacing w:line="336" w:lineRule="auto" w:after="180"/>
+      </w:pPr>
+      <w:r>
+        <w:rPr>
+          <w:b w:val="0"/>
+        </w:rPr>
+        <w:t xml:space="preserve">Compare squared distance with </w:t>
+      </w:r>
+      <w:r>
+        <w:rPr>
+          <w:b/>
+        </w:rPr>
+        <w:t>cosine similarity</w:t>
+      </w:r>
+      <w:r>
+        <w:rPr>
+          <w:b w:val="0"/>
+        </w:rPr>
+        <w:t xml:space="preserve"> and explain a changed ranking</w:t>
+      </w:r>
+    </w:p>
+    <w:p>
+      <w:pPr>
+        <w:spacing w:line="336" w:lineRule="auto" w:after="180"/>
+      </w:pPr>
+      <w:r>
+        <w:rPr>
+          <w:b w:val="0"/>
+        </w:rPr>
         <w:t>Handle zero vectors explicitly and justify what information a comparison keeps</w:t>
       </w:r>
     </w:p>
@@ -126,7 +263,14 @@
       </w:r>
     </w:p>
     <w:p>
-      <w:r>
+      <w:pPr>
+        <w:spacing w:line="336" w:lineRule="auto" w:after="180"/>
+        <w:shd w:fill="F5F1FB"/>
+      </w:pPr>
+      <w:r>
+        <w:rPr>
+          <w:b w:val="0"/>
+        </w:rPr>
         <w:t>For query [3, 4] and candidate [3, 0], calculate squared Euclidean distance. Does a smaller distance prove equivalent meaning?</w:t>
       </w:r>
     </w:p>
@@ -162,7 +306,13 @@
       </w:r>
     </w:p>
     <w:p>
-      <w:r>
+      <w:pPr>
+        <w:spacing w:line="336" w:lineRule="auto" w:after="180"/>
+      </w:pPr>
+      <w:r>
+        <w:rPr>
+          <w:b w:val="0"/>
+        </w:rPr>
         <w:t>By the end, I can explain similarity and normalisation using a traced example and a stated limitation.</w:t>
       </w:r>
     </w:p>
@@ -176,7 +326,35 @@
     </w:p>
     <w:p>
       <w:r>
-        <w:t>Last week, a neighbourhood depended on a chosen distance rule. This week, compare the same fictional vectors in two ways. Squared distance rewards nearby coordinates. Cosine similarity compares direction and ignores positive changes in length. Neither rule is automatically right for every task.</w:t>
+        <w:t>Investigate the supplied Similarity and normalisation case. Separate observations, given facts and assumptions before choosing an explanation.</w:t>
+      </w:r>
+    </w:p>
+    <w:p>
+      <w:pPr>
+        <w:spacing w:line="336" w:lineRule="auto" w:after="180"/>
+      </w:pPr>
+      <w:r>
+        <w:rPr>
+          <w:b w:val="0"/>
+        </w:rPr>
+        <w:t>Last week, a neighbourhood depended on a chosen distance rule. This week, compare the same fictional vectors in two ways. Squared distance rewards nearby coordinates.</w:t>
+      </w:r>
+    </w:p>
+    <w:p>
+      <w:pPr>
+        <w:spacing w:line="336" w:lineRule="auto" w:after="180"/>
+      </w:pPr>
+      <w:r>
+        <w:rPr>
+          <w:b/>
+        </w:rPr>
+        <w:t>Cosine similarity</w:t>
+      </w:r>
+      <w:r>
+        <w:rPr>
+          <w:b w:val="0"/>
+        </w:rPr>
+        <w:t xml:space="preserve"> compares direction and ignores positive changes in length. Neither rule is automatically right for every task.</w:t>
       </w:r>
     </w:p>
     <w:tbl>
@@ -355,12 +533,59 @@
       </w:tr>
     </w:tbl>
     <w:p>
-      <w:r>
-        <w:t>For Q, length = square root of (3 squared + 4 squared) = square root of 25 = 5. Divide both components by 5 to get its unit vector [0.6, 0.8]. Its length is one because 0.6 squared + 0.8 squared = 1. A becomes the same unit vector. C becomes [-0.6, -0.8], pointing in the opposite direction.</w:t>
-      </w:r>
-    </w:p>
-    <w:p>
-      <w:r>
+      <w:pPr>
+        <w:spacing w:line="336" w:lineRule="auto" w:after="180"/>
+      </w:pPr>
+      <w:r>
+        <w:rPr>
+          <w:b w:val="0"/>
+        </w:rPr>
+        <w:t xml:space="preserve">For Q, length = square root of (3 squared + 4 squared) = square root of 25 = 5. Divide both components by 5 to get its </w:t>
+      </w:r>
+      <w:r>
+        <w:rPr>
+          <w:b/>
+        </w:rPr>
+        <w:t>unit vector</w:t>
+      </w:r>
+      <w:r>
+        <w:rPr>
+          <w:b w:val="0"/>
+        </w:rPr>
+        <w:t xml:space="preserve"> [0.6, 0.8]. Its length is one because 0.6 squared + 0.8 squared = 1.</w:t>
+      </w:r>
+    </w:p>
+    <w:p>
+      <w:pPr>
+        <w:spacing w:line="336" w:lineRule="auto" w:after="180"/>
+      </w:pPr>
+      <w:r>
+        <w:rPr>
+          <w:b w:val="0"/>
+        </w:rPr>
+        <w:t xml:space="preserve">A becomes the same </w:t>
+      </w:r>
+      <w:r>
+        <w:rPr>
+          <w:b/>
+        </w:rPr>
+        <w:t>unit vector</w:t>
+      </w:r>
+      <w:r>
+        <w:rPr>
+          <w:b w:val="0"/>
+        </w:rPr>
+        <w:t>. C becomes [-0.6, -0.8], pointing in the opposite direction.</w:t>
+      </w:r>
+    </w:p>
+    <w:p>
+      <w:pPr>
+        <w:spacing w:line="336" w:lineRule="auto" w:after="180"/>
+      </w:pPr>
+      <w:r>
+        <w:rPr>
+          <w:b w:val="0"/>
+        </w:rPr>
         <w:t>These supplied coordinates are for arithmetic practice. They are not learned language embeddings. Normalising each row keeps its direction but removes its original length unless that length is saved separately.</w:t>
       </w:r>
     </w:p>
@@ -397,7 +622,41 @@
     </w:p>
     <w:p>
       <w:r>
-        <w:t>Multiply matching components and add to obtain the dot product. Cosine similarity equals dot(Q, candidate) divided by (length(Q) times length(candidate)). Higher cosine means a closer direction. For A, the dot product is 3 times 6 + 4 times 8 = 50, so cosine = 50 / (5 times 10) = 1. For B it is 9 / 15 = 0.6; for C it is -25 / 25 = -1.</w:t>
+        <w:t>Follow the mechanism for Similarity and normalisation. Connect each labelled input, deciding step and result.</w:t>
+      </w:r>
+    </w:p>
+    <w:p>
+      <w:pPr>
+        <w:spacing w:line="336" w:lineRule="auto" w:after="180"/>
+      </w:pPr>
+      <w:r>
+        <w:rPr>
+          <w:b w:val="0"/>
+        </w:rPr>
+        <w:t xml:space="preserve">Multiply matching components and add to obtain the dot product. </w:t>
+      </w:r>
+      <w:r>
+        <w:rPr>
+          <w:b/>
+        </w:rPr>
+        <w:t>Cosine similarity</w:t>
+      </w:r>
+      <w:r>
+        <w:rPr>
+          <w:b w:val="0"/>
+        </w:rPr>
+        <w:t xml:space="preserve"> equals dot(Q, candidate) divided by (length(Q) times length(candidate)). Higher cosine means a closer direction.</w:t>
+      </w:r>
+    </w:p>
+    <w:p>
+      <w:pPr>
+        <w:spacing w:line="336" w:lineRule="auto" w:after="180"/>
+      </w:pPr>
+      <w:r>
+        <w:rPr>
+          <w:b w:val="0"/>
+        </w:rPr>
+        <w:t>For A, the dot product is 3 times 6 + 4 times 8 = 50, so cosine = 50 / (5 times 10) = 1. For B it is 9 / 15 = 0.6; for C it is -25 / 25 = -1.</w:t>
       </w:r>
     </w:p>
     <w:p>
@@ -445,8 +704,37 @@
       </w:r>
     </w:p>
     <w:p>
-      <w:r>
-        <w:t>Trace before running: A gives 1, B gives 0.6 and C gives -1. This classroom code assumes finite, moderate numeric inputs. It rejects empty, unequal-length and zero vectors. Keep full precision for decisions; rounding here is only for display. Cosine lies between -1 and 1 in exact arithmetic and is not a probability.</w:t>
+      <w:pPr>
+        <w:spacing w:line="336" w:lineRule="auto" w:after="180"/>
+      </w:pPr>
+      <w:r>
+        <w:rPr>
+          <w:b w:val="0"/>
+        </w:rPr>
+        <w:t xml:space="preserve">Trace before running: A gives 1, B gives 0.6 and C gives -1. This classroom code assumes finite, moderate numeric </w:t>
+      </w:r>
+      <w:r>
+        <w:rPr>
+          <w:b/>
+        </w:rPr>
+        <w:t>input</w:t>
+      </w:r>
+      <w:r>
+        <w:rPr>
+          <w:b w:val="0"/>
+        </w:rPr>
+        <w:t>s. It rejects empty, unequal-length and zero vectors.</w:t>
+      </w:r>
+    </w:p>
+    <w:p>
+      <w:pPr>
+        <w:spacing w:line="336" w:lineRule="auto" w:after="180"/>
+      </w:pPr>
+      <w:r>
+        <w:rPr>
+          <w:b w:val="0"/>
+        </w:rPr>
+        <w:t>Keep full precision for decisions; rounding here is only for display. Cosine lies between -1 and 1 in exact arithmetic and is not a probability.</w:t>
       </w:r>
     </w:p>
     <w:p>
@@ -458,8 +746,26 @@
       </w:r>
     </w:p>
     <w:p>
-      <w:r>
-        <w:t>Point to the input, the deciding step and the result in this week’s visual. Explain the same step in ordinary words. A picture helps when you can say what each part represents.</w:t>
+      <w:pPr>
+        <w:spacing w:line="336" w:lineRule="auto" w:after="180"/>
+      </w:pPr>
+      <w:r>
+        <w:rPr>
+          <w:b w:val="0"/>
+        </w:rPr>
+        <w:t xml:space="preserve">Point to the </w:t>
+      </w:r>
+      <w:r>
+        <w:rPr>
+          <w:b/>
+        </w:rPr>
+        <w:t>input</w:t>
+      </w:r>
+      <w:r>
+        <w:rPr>
+          <w:b w:val="0"/>
+        </w:rPr>
+        <w:t>, the deciding step and the result in this week’s visual. Explain the same step in ordinary words. A picture helps when you can say what each part represents.</w:t>
       </w:r>
     </w:p>
     <w:p>
@@ -471,6 +777,11 @@
       </w:r>
     </w:p>
     <w:p>
+      <w:r>
+        <w:t>Compare the supplied cases for Similarity and normalisation. Identify the detail that changes the conclusion.</w:t>
+      </w:r>
+    </w:p>
+    <w:p>
       <w:pPr>
         <w:pStyle w:val="Heading3"/>
       </w:pPr>
@@ -479,7 +790,13 @@
       </w:r>
     </w:p>
     <w:p>
-      <w:r>
+      <w:pPr>
+        <w:spacing w:line="336" w:lineRule="auto" w:after="180"/>
+      </w:pPr>
+      <w:r>
+        <w:rPr>
+          <w:b w:val="0"/>
+        </w:rPr>
         <w:t>For query Q, write the raw squared distances and cosines to A, B and C from the lesson. Name the winner under each rule. Calculate squared distances after normalising both sides and check the relationship to cosine.</w:t>
       </w:r>
     </w:p>
@@ -525,17 +842,68 @@
       </w:r>
     </w:p>
     <w:p>
-      <w:r>
+      <w:pPr>
+        <w:pStyle w:val="Heading3"/>
+      </w:pPr>
+      <w:r>
+        <w:t>Change one thing</w:t>
+      </w:r>
+    </w:p>
+    <w:p>
+      <w:pPr>
+        <w:spacing w:line="336" w:lineRule="auto" w:after="180"/>
+        <w:shd w:fill="F5F1FB"/>
+      </w:pPr>
+      <w:r>
+        <w:rPr>
+          <w:b w:val="0"/>
+        </w:rPr>
         <w:t>Change: Replace P with [0, 0].</w:t>
       </w:r>
     </w:p>
     <w:p>
-      <w:r>
-        <w:t>Prediction: Cosine and unit normalisation for P are undefined.</w:t>
-      </w:r>
-    </w:p>
-    <w:p>
-      <w:r>
+      <w:pPr>
+        <w:pStyle w:val="Heading3"/>
+      </w:pPr>
+      <w:r>
+        <w:t>Predicted result</w:t>
+      </w:r>
+    </w:p>
+    <w:p>
+      <w:pPr>
+        <w:spacing w:line="336" w:lineRule="auto" w:after="180"/>
+        <w:shd w:fill="F1F6FC"/>
+      </w:pPr>
+      <w:r>
+        <w:rPr>
+          <w:b/>
+        </w:rPr>
+        <w:t>Prediction</w:t>
+      </w:r>
+      <w:r>
+        <w:rPr>
+          <w:b w:val="0"/>
+        </w:rPr>
+        <w:t>: Cosine and unit normalisation for P are undefined.</w:t>
+      </w:r>
+    </w:p>
+    <w:p>
+      <w:pPr>
+        <w:pStyle w:val="Heading3"/>
+      </w:pPr>
+      <w:r>
+        <w:t>Why the result follows</w:t>
+      </w:r>
+    </w:p>
+    <w:p>
+      <w:pPr>
+        <w:spacing w:line="336" w:lineRule="auto" w:after="180"/>
+        <w:shd w:fill="F1F6FC"/>
+      </w:pPr>
+      <w:r>
+        <w:rPr>
+          <w:b w:val="0"/>
+        </w:rPr>
         <w:t>Reason: The zero vector has norm0, so dividing by its norm is invalid.</w:t>
       </w:r>
     </w:p>
@@ -545,6 +913,11 @@
       </w:pPr>
       <w:r>
         <w:t>05. Words that unlock the idea</w:t>
+      </w:r>
+    </w:p>
+    <w:p>
+      <w:r>
+        <w:t>Use the vocabulary of Similarity and normalisation to explain a concrete decision, rather than only memorising definitions.</w:t>
       </w:r>
     </w:p>
     <w:tbl>
@@ -700,6 +1073,11 @@
       </w:pPr>
       <w:r>
         <w:t>06. Follow a worked example</w:t>
+      </w:r>
+    </w:p>
+    <w:p>
+      <w:r>
+        <w:t>Follow the worked trace for Similarity and normalisation, predict a step, then compare with its explanation.</w:t>
       </w:r>
     </w:p>
     <w:p>
@@ -859,8 +1237,37 @@
       </w:r>
     </w:p>
     <w:p>
-      <w:r>
-        <w:t>After normalising both Q and every candidate, squared distances to A, B and C are 0, 0.8 and 4. For unit vectors, squared distance = 2 - 2 times cosine. Thus the smallest normalised distance and largest cosine produce the same ranking, including ties, in exact arithmetic.</w:t>
+      <w:pPr>
+        <w:spacing w:line="336" w:lineRule="auto" w:after="180"/>
+      </w:pPr>
+      <w:r>
+        <w:rPr>
+          <w:b w:val="0"/>
+        </w:rPr>
+        <w:t xml:space="preserve">After normalising both Q and every candidate, squared distances to A, B and C are 0, 0.8 and 4. For </w:t>
+      </w:r>
+      <w:r>
+        <w:rPr>
+          <w:b/>
+        </w:rPr>
+        <w:t>unit vector</w:t>
+      </w:r>
+      <w:r>
+        <w:rPr>
+          <w:b w:val="0"/>
+        </w:rPr>
+        <w:t>s, squared distance = 2 - 2 times cosine.</w:t>
+      </w:r>
+    </w:p>
+    <w:p>
+      <w:pPr>
+        <w:spacing w:line="336" w:lineRule="auto" w:after="180"/>
+      </w:pPr>
+      <w:r>
+        <w:rPr>
+          <w:b w:val="0"/>
+        </w:rPr>
+        <w:t>Thus the smallest normalised distance and largest cosine produce the same ranking, including ties, in exact arithmetic.</w:t>
       </w:r>
     </w:p>
     <w:p>
@@ -900,7 +1307,13 @@
       </w:r>
     </w:p>
     <w:p>
-      <w:r>
+      <w:pPr>
+        <w:spacing w:line="336" w:lineRule="auto" w:after="180"/>
+      </w:pPr>
+      <w:r>
+        <w:rPr>
+          <w:b w:val="0"/>
+        </w:rPr>
         <w:t>Cover the result before checking it. Say what is given, choose the procedure, and follow one step at a time. Then uncover the result and explain your first mismatch. Ask why a step is allowed, not only what number it produces.</w:t>
       </w:r>
     </w:p>
@@ -913,7 +1326,13 @@
       </w:r>
     </w:p>
     <w:p>
-      <w:r>
+      <w:pPr>
+        <w:spacing w:line="336" w:lineRule="auto" w:after="180"/>
+      </w:pPr>
+      <w:r>
+        <w:rPr>
+          <w:b w:val="0"/>
+        </w:rPr>
         <w:t>Compare angular alignment with raw distance on the same vectors.</w:t>
       </w:r>
     </w:p>
@@ -926,13 +1345,55 @@
       </w:r>
     </w:p>
     <w:p>
-      <w:r>
+      <w:pPr>
+        <w:pStyle w:val="Heading3"/>
+      </w:pPr>
+      <w:r>
+        <w:t>Supplied facts</w:t>
+      </w:r>
+    </w:p>
+    <w:p>
+      <w:pPr>
+        <w:spacing w:line="336" w:lineRule="auto" w:after="180"/>
+        <w:shd w:fill="F1F6FC"/>
+      </w:pPr>
+      <w:r>
+        <w:rPr>
+          <w:b w:val="0"/>
+        </w:rPr>
         <w:t>Query [2, 0]; P=[8, 0]; Q=[2, 1]. Nonzero vectors only; compare squared Euclidean distance and cosine.</w:t>
       </w:r>
     </w:p>
     <w:p>
-      <w:r>
-        <w:t>All inputs and outcomes in this worked example are invented classroom data; no real model run is claimed.</w:t>
+      <w:pPr>
+        <w:pStyle w:val="Heading3"/>
+      </w:pPr>
+      <w:r>
+        <w:t>Supplied facts</w:t>
+      </w:r>
+    </w:p>
+    <w:p>
+      <w:pPr>
+        <w:spacing w:line="336" w:lineRule="auto" w:after="180"/>
+        <w:shd w:fill="F1F6FC"/>
+      </w:pPr>
+      <w:r>
+        <w:rPr>
+          <w:b w:val="0"/>
+        </w:rPr>
+        <w:t xml:space="preserve">All </w:t>
+      </w:r>
+      <w:r>
+        <w:rPr>
+          <w:b/>
+        </w:rPr>
+        <w:t>input</w:t>
+      </w:r>
+      <w:r>
+        <w:rPr>
+          <w:b w:val="0"/>
+        </w:rPr>
+        <w:t>s and outcomes in this worked example are invented classroom data; no real model run is claimed.</w:t>
       </w:r>
     </w:p>
     <w:p>
@@ -1131,30 +1592,126 @@
       </w:r>
     </w:p>
     <w:p>
-      <w:r>
-        <w:t>Raw Euclidean distance includes differences in both direction and magnitude. Cosine compares direction using the vector lengths, so a long vector can align perfectly while being far away in raw coordinates. Declare which question your similarity measure answers. A zero vector has no direction and cannot be divided by its norm for cosine or unit normalisation.</w:t>
-      </w:r>
-    </w:p>
-    <w:p>
       <w:pPr>
         <w:pStyle w:val="Heading3"/>
       </w:pPr>
       <w:r>
+        <w:t>Why the result follows</w:t>
+      </w:r>
+    </w:p>
+    <w:p>
+      <w:pPr>
+        <w:spacing w:line="336" w:lineRule="auto" w:after="180"/>
+        <w:shd w:fill="F1F6FC"/>
+      </w:pPr>
+      <w:r>
+        <w:rPr>
+          <w:b w:val="0"/>
+        </w:rPr>
+        <w:t xml:space="preserve">Raw Euclidean distance includes differences in both direction and magnitude. Cosine compares direction using the </w:t>
+      </w:r>
+      <w:r>
+        <w:rPr>
+          <w:b/>
+        </w:rPr>
+        <w:t>vector length</w:t>
+      </w:r>
+      <w:r>
+        <w:rPr>
+          <w:b w:val="0"/>
+        </w:rPr>
+        <w:t>s, so a long vector can align perfectly while being far away in raw coordinates.</w:t>
+      </w:r>
+    </w:p>
+    <w:p>
+      <w:pPr>
+        <w:spacing w:line="336" w:lineRule="auto" w:after="180"/>
+        <w:shd w:fill="F1F6FC"/>
+      </w:pPr>
+      <w:r>
+        <w:rPr>
+          <w:b w:val="0"/>
+        </w:rPr>
+        <w:t>Declare which question your similarity measure answers. A zero vector has no direction and cannot be divided by its norm for cosine or unit normalisation.</w:t>
+      </w:r>
+    </w:p>
+    <w:p>
+      <w:pPr>
+        <w:pStyle w:val="Heading3"/>
+      </w:pPr>
+      <w:r>
         <w:t>What this example does not establish</w:t>
       </w:r>
     </w:p>
     <w:p>
-      <w:r>
+      <w:pPr>
+        <w:pStyle w:val="Heading3"/>
+      </w:pPr>
+      <w:r>
+        <w:t>Keep the stated limit</w:t>
+      </w:r>
+    </w:p>
+    <w:p>
+      <w:pPr>
+        <w:spacing w:line="336" w:lineRule="auto" w:after="180"/>
+        <w:shd w:fill="FFF5E6"/>
+      </w:pPr>
+      <w:r>
+        <w:rPr>
+          <w:b w:val="0"/>
+        </w:rPr>
         <w:t>Neither metric is universally right; choose it from the task and handle zero vectors explicitly.</w:t>
       </w:r>
     </w:p>
     <w:p>
-      <w:r>
-        <w:t>Read the labelled picture: Why do the original two metrics select different winners? Point to the relevant step in the picture, then write the changed result and the rule or evidence that supports it.</w:t>
-      </w:r>
-    </w:p>
-    <w:p>
-      <w:r>
+      <w:pPr>
+        <w:pStyle w:val="Heading3"/>
+      </w:pPr>
+      <w:r>
+        <w:t>Keep the stated limit</w:t>
+      </w:r>
+    </w:p>
+    <w:p>
+      <w:pPr>
+        <w:spacing w:line="336" w:lineRule="auto" w:after="180"/>
+        <w:shd w:fill="FFF5E6"/>
+      </w:pPr>
+      <w:r>
+        <w:rPr>
+          <w:b w:val="0"/>
+        </w:rPr>
+        <w:t xml:space="preserve">Read the labelled picture: Why do the original two metrics select different winners? Point to the relevant step in the picture, then write the changed result and the rule or </w:t>
+      </w:r>
+      <w:r>
+        <w:rPr>
+          <w:b/>
+        </w:rPr>
+        <w:t>evidence</w:t>
+      </w:r>
+      <w:r>
+        <w:rPr>
+          <w:b w:val="0"/>
+        </w:rPr>
+        <w:t xml:space="preserve"> that supports it.</w:t>
+      </w:r>
+    </w:p>
+    <w:p>
+      <w:pPr>
+        <w:pStyle w:val="Heading3"/>
+      </w:pPr>
+      <w:r>
+        <w:t>Keep the stated limit</w:t>
+      </w:r>
+    </w:p>
+    <w:p>
+      <w:pPr>
+        <w:spacing w:line="336" w:lineRule="auto" w:after="180"/>
+        <w:shd w:fill="FFF5E6"/>
+      </w:pPr>
+      <w:r>
+        <w:rPr>
+          <w:b w:val="0"/>
+        </w:rPr>
         <w:t>Change one thing: Replace P with [0, 0]. Predict the result before checking the explanation. What remains the same?</w:t>
       </w:r>
     </w:p>
@@ -1168,17 +1725,7 @@
     </w:p>
     <w:p>
       <w:r>
-        <w:t>Suppose [3, 4] records counts of two event types, while [6, 8] records twice as many of each. Both have the same proportions and direction, but totals are 7 and 14. Normalisation makes their vectors identical. That may suit a question about proportions, but it removes information needed to compare total activity. For learned embeddings, the usefulness of length must be tested for the task.</w:t>
-      </w:r>
-    </w:p>
-    <w:p>
-      <w:r>
-        <w:t>The zero vector [0, 0] has no direction, so its cosine is undefined. Do not silently assign zero similarity: zero cosine already means perpendicular nonzero vectors. This lesson rejects a zero query and excludes zero candidates with an explicit report. If no valid candidates remain, return no comparison. PAD entries stay excluded by the mask; a real zero input needs its own policy.</w:t>
-      </w:r>
-    </w:p>
-    <w:p>
-      <w:r>
-        <w:t>Positive scaling preserves cosine: Q and 2 times Q have the same direction. Negative scaling reverses direction; Q and -Q have cosine -1. Candidate labels, self-exclusion and a stated floating-point tie tolerance are still required when retrieving neighbours.</w:t>
+        <w:t>Find the unsupported step in the Similarity and normalisation claim and explain a repair using the supplied evidence.</w:t>
       </w:r>
     </w:p>
     <w:p>
@@ -1186,12 +1733,127 @@
         <w:pStyle w:val="Heading3"/>
       </w:pPr>
       <w:r>
+        <w:t>Check the claim against the facts</w:t>
+      </w:r>
+    </w:p>
+    <w:p>
+      <w:pPr>
+        <w:spacing w:line="336" w:lineRule="auto" w:after="180"/>
+        <w:shd w:fill="FFF5E6"/>
+      </w:pPr>
+      <w:r>
+        <w:rPr>
+          <w:b w:val="0"/>
+        </w:rPr>
+        <w:t>Suppose [3, 4] records counts of two event types, while [6, 8] records twice as many of each. Both have the same proportions and direction, but totals are 7 and 14. Normalisation makes their vectors identical.</w:t>
+      </w:r>
+    </w:p>
+    <w:p>
+      <w:pPr>
+        <w:spacing w:line="336" w:lineRule="auto" w:after="180"/>
+        <w:shd w:fill="FFF5E6"/>
+      </w:pPr>
+      <w:r>
+        <w:rPr>
+          <w:b w:val="0"/>
+        </w:rPr>
+        <w:t>That may suit a question about proportions, but it removes information needed to compare total activity. For learned embeddings, the usefulness of length must be tested for the task.</w:t>
+      </w:r>
+    </w:p>
+    <w:p>
+      <w:pPr>
+        <w:pStyle w:val="Heading3"/>
+      </w:pPr>
+      <w:r>
+        <w:t>Check the claim against the facts</w:t>
+      </w:r>
+    </w:p>
+    <w:p>
+      <w:pPr>
+        <w:spacing w:line="336" w:lineRule="auto" w:after="180"/>
+        <w:shd w:fill="FFF5E6"/>
+      </w:pPr>
+      <w:r>
+        <w:rPr>
+          <w:b w:val="0"/>
+        </w:rPr>
+        <w:t>The zero vector [0, 0] has no direction, so its cosine is undefined. Do not silently assign zero similarity: zero cosine already means perpendicular nonzero vectors.</w:t>
+      </w:r>
+    </w:p>
+    <w:p>
+      <w:pPr>
+        <w:spacing w:line="336" w:lineRule="auto" w:after="180"/>
+        <w:shd w:fill="FFF5E6"/>
+      </w:pPr>
+      <w:r>
+        <w:rPr>
+          <w:b w:val="0"/>
+        </w:rPr>
+        <w:t xml:space="preserve">This lesson rejects a zero query and excludes zero candidates with an explicit report. If no valid candidates remain, return no comparison. PAD entries stay excluded by the mask; a real zero </w:t>
+      </w:r>
+      <w:r>
+        <w:rPr>
+          <w:b/>
+        </w:rPr>
+        <w:t>input</w:t>
+      </w:r>
+      <w:r>
+        <w:rPr>
+          <w:b w:val="0"/>
+        </w:rPr>
+        <w:t xml:space="preserve"> needs its own policy.</w:t>
+      </w:r>
+    </w:p>
+    <w:p>
+      <w:pPr>
+        <w:spacing w:line="336" w:lineRule="auto" w:after="180"/>
+      </w:pPr>
+      <w:r>
+        <w:rPr>
+          <w:b w:val="0"/>
+        </w:rPr>
+        <w:t>Positive scaling preserves cosine: Q and 2 times Q have the same direction. Negative scaling reverses direction; Q and -Q have cosine -1.</w:t>
+      </w:r>
+    </w:p>
+    <w:p>
+      <w:pPr>
+        <w:spacing w:line="336" w:lineRule="auto" w:after="180"/>
+      </w:pPr>
+      <w:r>
+        <w:rPr>
+          <w:b w:val="0"/>
+        </w:rPr>
+        <w:t>Candidate labels, self-exclusion and a stated floating-point tie tolerance are still required when retrieving neighbours.</w:t>
+      </w:r>
+    </w:p>
+    <w:p>
+      <w:pPr>
+        <w:pStyle w:val="Heading3"/>
+      </w:pPr>
+      <w:r>
         <w:t>Locate the earliest unsupported step</w:t>
       </w:r>
     </w:p>
     <w:p>
-      <w:r>
-        <w:t>A candidate set contains Z [0, 0] and B [3, 0]. With nonzero query Q, what happens under this lesson’s zero-vector policy? What if Q is zero, or Z is the only candidate? Explain why replacing an undefined cosine with zero is misleading.</w:t>
+      <w:pPr>
+        <w:spacing w:line="336" w:lineRule="auto" w:after="180"/>
+      </w:pPr>
+      <w:r>
+        <w:rPr>
+          <w:b w:val="0"/>
+        </w:rPr>
+        <w:t>A candidate set contains Z [0, 0] and B [3, 0]. With nonzero query Q, what happens under this lesson’s zero-vector policy? What if Q is zero, or Z is the only candidate?</w:t>
+      </w:r>
+    </w:p>
+    <w:p>
+      <w:pPr>
+        <w:spacing w:line="336" w:lineRule="auto" w:after="180"/>
+      </w:pPr>
+      <w:r>
+        <w:rPr>
+          <w:b w:val="0"/>
+        </w:rPr>
+        <w:t>Explain why replacing an undefined cosine with zero is misleading.</w:t>
       </w:r>
     </w:p>
     <w:p>
@@ -1242,7 +1904,30 @@
     </w:p>
     <w:p>
       <w:r>
-        <w:t>For Q [3, 4], A [6, 8] and C [-3, -4], give each length and unit vector. Explain one distinction that normalisation removes and one that it preserves.</w:t>
+        <w:t>Practise Similarity and normalisation with support, then explain the deciding step in your own words.</w:t>
+      </w:r>
+    </w:p>
+    <w:p>
+      <w:pPr>
+        <w:spacing w:line="336" w:lineRule="auto" w:after="180"/>
+      </w:pPr>
+      <w:r>
+        <w:rPr>
+          <w:b w:val="0"/>
+        </w:rPr>
+        <w:t xml:space="preserve">For Q [3, 4], A [6, 8] and C [-3, -4], give each length and </w:t>
+      </w:r>
+      <w:r>
+        <w:rPr>
+          <w:b/>
+        </w:rPr>
+        <w:t>unit vector</w:t>
+      </w:r>
+      <w:r>
+        <w:rPr>
+          <w:b w:val="0"/>
+        </w:rPr>
+        <w:t>. Explain one distinction that normalisation removes and one that it preserves.</w:t>
       </w:r>
     </w:p>
     <w:p>
@@ -1310,8 +1995,26 @@
       </w:r>
     </w:p>
     <w:p>
-      <w:r>
-        <w:t>Use workbook W2 for the connected example “Similarity and normalisation”. First fill the input and rule boxes. Try the middle steps before asking for a hint. After a hint, try the next step yourself.</w:t>
+      <w:pPr>
+        <w:spacing w:line="336" w:lineRule="auto" w:after="180"/>
+      </w:pPr>
+      <w:r>
+        <w:rPr>
+          <w:b w:val="0"/>
+        </w:rPr>
+        <w:t xml:space="preserve">Use workbook W2 for the connected example “Similarity and normalisation”. First fill the </w:t>
+      </w:r>
+      <w:r>
+        <w:rPr>
+          <w:b/>
+        </w:rPr>
+        <w:t>input</w:t>
+      </w:r>
+      <w:r>
+        <w:rPr>
+          <w:b w:val="0"/>
+        </w:rPr>
+        <w:t xml:space="preserve"> and rule boxes. Try the middle steps before asking for a hint. After a hint, try the next step yourself.</w:t>
       </w:r>
     </w:p>
     <w:tbl>
@@ -1394,7 +2097,13 @@
       </w:tr>
     </w:tbl>
     <w:p>
-      <w:r>
+      <w:pPr>
+        <w:spacing w:line="336" w:lineRule="auto" w:after="180"/>
+      </w:pPr>
+      <w:r>
+        <w:rPr>
+          <w:b w:val="0"/>
+        </w:rPr>
         <w:t>Explain your trace to a partner. Your partner points to one step to check. Swap roles on the next case. Each person writes their own explanation.</w:t>
       </w:r>
     </w:p>
@@ -1407,12 +2116,35 @@
       </w:r>
     </w:p>
     <w:p>
-      <w:r>
-        <w:t>Use the worked case for Similarity and normalisation. Proposed explanation: “Cosine is a probability”. Decide whether this explanation is supported. Point to the step or supplied fact that decides; explain your repair if needed.</w:t>
-      </w:r>
-    </w:p>
-    <w:p>
-      <w:r>
+      <w:pPr>
+        <w:spacing w:line="336" w:lineRule="auto" w:after="180"/>
+      </w:pPr>
+      <w:r>
+        <w:rPr>
+          <w:b w:val="0"/>
+        </w:rPr>
+        <w:t>Use the worked case for Similarity and normalisation. Proposed explanation: “Cosine is a probability”. Decide whether this explanation is supported.</w:t>
+      </w:r>
+    </w:p>
+    <w:p>
+      <w:pPr>
+        <w:spacing w:line="336" w:lineRule="auto" w:after="180"/>
+      </w:pPr>
+      <w:r>
+        <w:rPr>
+          <w:b w:val="0"/>
+        </w:rPr>
+        <w:t>Point to the step or supplied fact that decides; explain your repair if needed.</w:t>
+      </w:r>
+    </w:p>
+    <w:p>
+      <w:pPr>
+        <w:spacing w:line="336" w:lineRule="auto" w:after="180"/>
+      </w:pPr>
+      <w:r>
+        <w:rPr>
+          <w:b w:val="0"/>
+        </w:rPr>
         <w:t>Answer on your own before discussion. If you are unsure, say which step you need help with.</w:t>
       </w:r>
     </w:p>
@@ -1425,8 +2157,26 @@
       </w:r>
     </w:p>
     <w:p>
-      <w:r>
-        <w:t>Why do the original two metrics select different winners? Point to the relevant step in the picture, then write the changed result and the rule or evidence that supports it.</w:t>
+      <w:pPr>
+        <w:spacing w:line="336" w:lineRule="auto" w:after="180"/>
+      </w:pPr>
+      <w:r>
+        <w:rPr>
+          <w:b w:val="0"/>
+        </w:rPr>
+        <w:t xml:space="preserve">Why do the original two metrics select different winners? Point to the relevant step in the picture, then write the changed result and the rule or </w:t>
+      </w:r>
+      <w:r>
+        <w:rPr>
+          <w:b/>
+        </w:rPr>
+        <w:t>evidence</w:t>
+      </w:r>
+      <w:r>
+        <w:rPr>
+          <w:b w:val="0"/>
+        </w:rPr>
+        <w:t xml:space="preserve"> that supports it.</w:t>
       </w:r>
     </w:p>
     <w:p>
@@ -1458,7 +2208,13 @@
       </w:r>
     </w:p>
     <w:p>
-      <w:r>
+      <w:pPr>
+        <w:spacing w:line="336" w:lineRule="auto" w:after="180"/>
+      </w:pPr>
+      <w:r>
+        <w:rPr>
+          <w:b w:val="0"/>
+        </w:rPr>
         <w:t>This is supported practice. Keep the separately named independent case for an attempt before feedback.</w:t>
       </w:r>
     </w:p>
@@ -1471,6 +2227,11 @@
       </w:r>
     </w:p>
     <w:p>
+      <w:r>
+        <w:t>Investigate Similarity and normalisation. Record the prediction, actual observation or labelled paper trace, explanation and next test separately.</w:t>
+      </w:r>
+    </w:p>
+    <w:p>
       <w:pPr>
         <w:pStyle w:val="Heading3"/>
       </w:pPr>
@@ -1479,7 +2240,13 @@
       </w:r>
     </w:p>
     <w:p>
-      <w:r>
+      <w:pPr>
+        <w:spacing w:line="336" w:lineRule="auto" w:after="180"/>
+      </w:pPr>
+      <w:r>
+        <w:rPr>
+          <w:b w:val="0"/>
+        </w:rPr>
         <w:t>For query Q, write the raw squared distances and cosines to A, B and C from the lesson. Name the winner under each rule. Calculate squared distances after normalising both sides and check the relationship to cosine.</w:t>
       </w:r>
     </w:p>
@@ -1664,7 +2431,13 @@
       </w:tr>
     </w:tbl>
     <w:p>
-      <w:r>
+      <w:pPr>
+        <w:spacing w:line="336" w:lineRule="auto" w:after="180"/>
+      </w:pPr>
+      <w:r>
+        <w:rPr>
+          <w:b w:val="0"/>
+        </w:rPr>
         <w:t>On paper, trace the supplied procedure. If code is provided, predict before running it in a local practice file. Never write an expected answer as though it were an observed run.</w:t>
       </w:r>
     </w:p>
@@ -1677,7 +2450,13 @@
       </w:r>
     </w:p>
     <w:p>
-      <w:r>
+      <w:pPr>
+        <w:spacing w:line="336" w:lineRule="auto" w:after="180"/>
+      </w:pPr>
+      <w:r>
+        <w:rPr>
+          <w:b w:val="0"/>
+        </w:rPr>
         <w:t>Before trying: what do I expect, and why? While trying: which step could first go wrong? Afterwards: what did I actually observe, and what should change? Keep “not run” if you only traced the procedure.</w:t>
       </w:r>
     </w:p>
@@ -1690,6 +2469,11 @@
       </w:r>
     </w:p>
     <w:p>
+      <w:r>
+        <w:t>Move from recall to tracing, diagnosis and transfer in Similarity and normalisation. Explain why each step is justified.</w:t>
+      </w:r>
+    </w:p>
+    <w:p>
       <w:pPr>
         <w:pStyle w:val="Heading3"/>
       </w:pPr>
@@ -1698,18 +2482,82 @@
       </w:r>
     </w:p>
     <w:p>
-      <w:r>
-        <w:t>For Q [3, 4], A [6, 8] and C [-3, -4], give each length and unit vector. Explain one distinction that normalisation removes and one that it preserves.</w:t>
-      </w:r>
-    </w:p>
-    <w:p>
-      <w:r>
-        <w:t>A candidate set contains Z [0, 0] and B [3, 0]. With nonzero query Q, what happens under this lesson’s zero-vector policy? What if Q is zero, or Z is the only candidate? Explain why replacing an undefined cosine with zero is misleading.</w:t>
-      </w:r>
-    </w:p>
-    <w:p>
-      <w:r>
-        <w:t>For event-count vectors [3, 4] and [6, 8], what useful information can normalisation remove? A team chooses cosine because it improves results on the final evaluation set, then calls that same set independent evidence. Explain how to repair the evaluation plan.</w:t>
+      <w:pPr>
+        <w:spacing w:line="336" w:lineRule="auto" w:after="180"/>
+      </w:pPr>
+      <w:r>
+        <w:rPr>
+          <w:b w:val="0"/>
+        </w:rPr>
+        <w:t xml:space="preserve">For Q [3, 4], A [6, 8] and C [-3, -4], give each length and </w:t>
+      </w:r>
+      <w:r>
+        <w:rPr>
+          <w:b/>
+        </w:rPr>
+        <w:t>unit vector</w:t>
+      </w:r>
+      <w:r>
+        <w:rPr>
+          <w:b w:val="0"/>
+        </w:rPr>
+        <w:t>. Explain one distinction that normalisation removes and one that it preserves.</w:t>
+      </w:r>
+    </w:p>
+    <w:p>
+      <w:pPr>
+        <w:spacing w:line="336" w:lineRule="auto" w:after="180"/>
+      </w:pPr>
+      <w:r>
+        <w:rPr>
+          <w:b w:val="0"/>
+        </w:rPr>
+        <w:t>A candidate set contains Z [0, 0] and B [3, 0]. With nonzero query Q, what happens under this lesson’s zero-vector policy? What if Q is zero, or Z is the only candidate?</w:t>
+      </w:r>
+    </w:p>
+    <w:p>
+      <w:pPr>
+        <w:spacing w:line="336" w:lineRule="auto" w:after="180"/>
+      </w:pPr>
+      <w:r>
+        <w:rPr>
+          <w:b w:val="0"/>
+        </w:rPr>
+        <w:t>Explain why replacing an undefined cosine with zero is misleading.</w:t>
+      </w:r>
+    </w:p>
+    <w:p>
+      <w:pPr>
+        <w:spacing w:line="336" w:lineRule="auto" w:after="180"/>
+      </w:pPr>
+      <w:r>
+        <w:rPr>
+          <w:b w:val="0"/>
+        </w:rPr>
+        <w:t xml:space="preserve">For event-count vectors [3, 4] and [6, 8], what useful information can normalisation remove? A team chooses cosine because it improves results on the final evaluation set, then calls that same set independent </w:t>
+      </w:r>
+      <w:r>
+        <w:rPr>
+          <w:b/>
+        </w:rPr>
+        <w:t>evidence</w:t>
+      </w:r>
+      <w:r>
+        <w:rPr>
+          <w:b w:val="0"/>
+        </w:rPr>
+        <w:t>.</w:t>
+      </w:r>
+    </w:p>
+    <w:p>
+      <w:pPr>
+        <w:spacing w:line="336" w:lineRule="auto" w:after="180"/>
+      </w:pPr>
+      <w:r>
+        <w:rPr>
+          <w:b w:val="0"/>
+        </w:rPr>
+        <w:t>Explain how to repair the evaluation plan.</w:t>
       </w:r>
     </w:p>
     <w:p>
@@ -1755,7 +2603,77 @@
     </w:p>
     <w:p>
       <w:r>
-        <w:t>Add a labelled similarity and normalisation evidence sheet to Image-pattern Network Investigation. Show how you can calculate vector length and normalise a nonzero vector. Use the supplied fictional case and keep its inputs, intermediate steps, calculation or prediction, and limitation. Connect this record to last week’s record; a matching answer without a trace is insufficient.</w:t>
+        <w:t>Apply this week’s idea to Image-pattern Network Investigation. Keep an annotated decision and the evidence supporting it.</w:t>
+      </w:r>
+    </w:p>
+    <w:p>
+      <w:pPr>
+        <w:spacing w:line="336" w:lineRule="auto" w:after="180"/>
+      </w:pPr>
+      <w:r>
+        <w:rPr>
+          <w:b w:val="0"/>
+        </w:rPr>
+        <w:t xml:space="preserve">Add a labelled similarity and normalisation </w:t>
+      </w:r>
+      <w:r>
+        <w:rPr>
+          <w:b/>
+        </w:rPr>
+        <w:t>evidence</w:t>
+      </w:r>
+      <w:r>
+        <w:rPr>
+          <w:b w:val="0"/>
+        </w:rPr>
+        <w:t xml:space="preserve"> sheet to Image-pattern Network Investigation. Show how you can calculate </w:t>
+      </w:r>
+      <w:r>
+        <w:rPr>
+          <w:b/>
+        </w:rPr>
+        <w:t>vector length</w:t>
+      </w:r>
+      <w:r>
+        <w:rPr>
+          <w:b w:val="0"/>
+        </w:rPr>
+        <w:t xml:space="preserve"> and normalise a nonzero vector.</w:t>
+      </w:r>
+    </w:p>
+    <w:p>
+      <w:pPr>
+        <w:spacing w:line="336" w:lineRule="auto" w:after="180"/>
+      </w:pPr>
+      <w:r>
+        <w:rPr>
+          <w:b w:val="0"/>
+        </w:rPr>
+        <w:t xml:space="preserve">Use the supplied fictional case and keep its </w:t>
+      </w:r>
+      <w:r>
+        <w:rPr>
+          <w:b/>
+        </w:rPr>
+        <w:t>input</w:t>
+      </w:r>
+      <w:r>
+        <w:rPr>
+          <w:b w:val="0"/>
+        </w:rPr>
+        <w:t xml:space="preserve">s, intermediate steps, calculation or </w:t>
+      </w:r>
+      <w:r>
+        <w:rPr>
+          <w:b/>
+        </w:rPr>
+        <w:t>prediction</w:t>
+      </w:r>
+      <w:r>
+        <w:rPr>
+          <w:b w:val="0"/>
+        </w:rPr>
+        <w:t>, and limitation. Connect this record to last week’s record; a matching answer without a trace is insufficient.</w:t>
       </w:r>
     </w:p>
     <w:tbl>
@@ -1883,8 +2801,37 @@
       </w:r>
     </w:p>
     <w:p>
-      <w:r>
-        <w:t>For your Image-pattern Network Investigation, save the input, procedure, observed result and limitation of this check. Label this worked example as practice; use a different, previously unreviewed case when checking independent understanding.</w:t>
+      <w:pPr>
+        <w:spacing w:line="336" w:lineRule="auto" w:after="180"/>
+      </w:pPr>
+      <w:r>
+        <w:rPr>
+          <w:b w:val="0"/>
+        </w:rPr>
+        <w:t xml:space="preserve">For your Image-pattern Network Investigation, save the </w:t>
+      </w:r>
+      <w:r>
+        <w:rPr>
+          <w:b/>
+        </w:rPr>
+        <w:t>input</w:t>
+      </w:r>
+      <w:r>
+        <w:rPr>
+          <w:b w:val="0"/>
+        </w:rPr>
+        <w:t>, procedure, observed result and limitation of this check.</w:t>
+      </w:r>
+    </w:p>
+    <w:p>
+      <w:pPr>
+        <w:spacing w:line="336" w:lineRule="auto" w:after="180"/>
+      </w:pPr>
+      <w:r>
+        <w:rPr>
+          <w:b w:val="0"/>
+        </w:rPr>
+        <w:t>Label this worked example as practice; use a different, previously unreviewed case when checking independent understanding.</w:t>
       </w:r>
     </w:p>
     <w:p>
@@ -1897,7 +2844,71 @@
     </w:p>
     <w:p>
       <w:r>
-        <w:t>L2 normalisation divides each individual vector by its own length; it does not estimate a mean or scale from a dataset. Feature standardisation is a different operation and must fit its statistics on training data only. Choose between raw distance and cosine using the task, training and validation evidence. Do not repeatedly change the rule after seeing final evaluation results.</w:t>
+        <w:t>Use a genuinely new case for independent evidence. Previously discussed examples remain practice; use the separately named independent case before feedback.</w:t>
+      </w:r>
+    </w:p>
+    <w:p>
+      <w:pPr>
+        <w:spacing w:line="336" w:lineRule="auto" w:after="180"/>
+      </w:pPr>
+      <w:r>
+        <w:rPr>
+          <w:b/>
+        </w:rPr>
+        <w:t>L2 normalisation</w:t>
+      </w:r>
+      <w:r>
+        <w:rPr>
+          <w:b w:val="0"/>
+        </w:rPr>
+        <w:t xml:space="preserve"> divides each individual vector by its own length; it does not estimate a mean or scale from a dataset. Feature standardisation is a different operation and must fit its statistics on </w:t>
+      </w:r>
+      <w:r>
+        <w:rPr>
+          <w:b/>
+        </w:rPr>
+        <w:t>training</w:t>
+      </w:r>
+      <w:r>
+        <w:rPr>
+          <w:b w:val="0"/>
+        </w:rPr>
+        <w:t xml:space="preserve"> data only.</w:t>
+      </w:r>
+    </w:p>
+    <w:p>
+      <w:pPr>
+        <w:spacing w:line="336" w:lineRule="auto" w:after="180"/>
+      </w:pPr>
+      <w:r>
+        <w:rPr>
+          <w:b w:val="0"/>
+        </w:rPr>
+        <w:t xml:space="preserve">Choose between raw distance and cosine using the task, </w:t>
+      </w:r>
+      <w:r>
+        <w:rPr>
+          <w:b/>
+        </w:rPr>
+        <w:t>training</w:t>
+      </w:r>
+      <w:r>
+        <w:rPr>
+          <w:b w:val="0"/>
+        </w:rPr>
+        <w:t xml:space="preserve"> and validation </w:t>
+      </w:r>
+      <w:r>
+        <w:rPr>
+          <w:b/>
+        </w:rPr>
+        <w:t>evidence</w:t>
+      </w:r>
+      <w:r>
+        <w:rPr>
+          <w:b w:val="0"/>
+        </w:rPr>
+        <w:t>. Do not repeatedly change the rule after seeing final evaluation results.</w:t>
       </w:r>
     </w:p>
     <w:p>
@@ -1929,13 +2940,59 @@
       </w:r>
     </w:p>
     <w:p>
-      <w:r>
-        <w:t>Record the representation version, comparison rule, normalisation, zero-vector handling, candidate set and tie tolerance. Preserve a baseline and evaluate on the same reserved examples. Next week, transfer learning asks when a representation learned for one task can help another.</w:t>
-      </w:r>
-    </w:p>
-    <w:p>
-      <w:r>
-        <w:t>For event-count vectors [3, 4] and [6, 8], what useful information can normalisation remove? A team chooses cosine because it improves results on the final evaluation set, then calls that same set independent evidence. Explain how to repair the evaluation plan.</w:t>
+      <w:pPr>
+        <w:spacing w:line="336" w:lineRule="auto" w:after="180"/>
+      </w:pPr>
+      <w:r>
+        <w:rPr>
+          <w:b w:val="0"/>
+        </w:rPr>
+        <w:t>Record the representation version, comparison rule, normalisation, zero-vector handling, candidate set and tie tolerance. Preserve a baseline and evaluate on the same reserved examples.</w:t>
+      </w:r>
+    </w:p>
+    <w:p>
+      <w:pPr>
+        <w:spacing w:line="336" w:lineRule="auto" w:after="180"/>
+      </w:pPr>
+      <w:r>
+        <w:rPr>
+          <w:b w:val="0"/>
+        </w:rPr>
+        <w:t>Next week, transfer learning asks when a representation learned for one task can help another.</w:t>
+      </w:r>
+    </w:p>
+    <w:p>
+      <w:pPr>
+        <w:spacing w:line="336" w:lineRule="auto" w:after="180"/>
+      </w:pPr>
+      <w:r>
+        <w:rPr>
+          <w:b w:val="0"/>
+        </w:rPr>
+        <w:t xml:space="preserve">For event-count vectors [3, 4] and [6, 8], what useful information can normalisation remove? A team chooses cosine because it improves results on the final evaluation set, then calls that same set independent </w:t>
+      </w:r>
+      <w:r>
+        <w:rPr>
+          <w:b/>
+        </w:rPr>
+        <w:t>evidence</w:t>
+      </w:r>
+      <w:r>
+        <w:rPr>
+          <w:b w:val="0"/>
+        </w:rPr>
+        <w:t>.</w:t>
+      </w:r>
+    </w:p>
+    <w:p>
+      <w:pPr>
+        <w:spacing w:line="336" w:lineRule="auto" w:after="180"/>
+      </w:pPr>
+      <w:r>
+        <w:rPr>
+          <w:b w:val="0"/>
+        </w:rPr>
+        <w:t>Explain how to repair the evaluation plan.</w:t>
       </w:r>
     </w:p>
     <w:p>
@@ -1972,6 +3029,11 @@
       </w:pPr>
       <w:r>
         <w:t>13. Study a complete case</w:t>
+      </w:r>
+    </w:p>
+    <w:p>
+      <w:r>
+        <w:t>Revisit the complete Similarity and normalisation case for supported practice. Repeated examples do not become fresh assessments.</w:t>
       </w:r>
     </w:p>
     <w:p>
@@ -2139,8 +3201,26 @@
       </w:r>
     </w:p>
     <w:p>
-      <w:r>
-        <w:t>Follow the input through the stated procedure to its result. Cover the result first, predict it, then explain every intermediate step. The text/table accompanies the figure so the example can be read without colour.</w:t>
+      <w:pPr>
+        <w:spacing w:line="336" w:lineRule="auto" w:after="180"/>
+      </w:pPr>
+      <w:r>
+        <w:rPr>
+          <w:b w:val="0"/>
+        </w:rPr>
+        <w:t xml:space="preserve">Follow the </w:t>
+      </w:r>
+      <w:r>
+        <w:rPr>
+          <w:b/>
+        </w:rPr>
+        <w:t>input</w:t>
+      </w:r>
+      <w:r>
+        <w:rPr>
+          <w:b w:val="0"/>
+        </w:rPr>
+        <w:t xml:space="preserve"> through the stated procedure to its result. Cover the result first, predict it, then explain every intermediate step. The text/table accompanies the figure so the example can be read without colour.</w:t>
       </w:r>
     </w:p>
     <w:p>
@@ -2190,6 +3270,11 @@
       </w:r>
     </w:p>
     <w:p>
+      <w:r>
+        <w:t>Attempt the reserved new case before feedback. Record support; the earlier examples below remain additional practice.</w:t>
+      </w:r>
+    </w:p>
+    <w:p>
       <w:pPr>
         <w:pStyle w:val="Heading3"/>
       </w:pPr>
@@ -2198,8 +3283,25 @@
       </w:r>
     </w:p>
     <w:p>
-      <w:r>
-        <w:t>Use query [5, 0] and candidates P [10, 0], R [4, 3] and S [0, 5]. Calculate all raw squared distances and cosines, name each winner, and give squared distances after normalising both query and candidates. Explain the changed ranking.</w:t>
+      <w:pPr>
+        <w:spacing w:line="336" w:lineRule="auto" w:after="180"/>
+      </w:pPr>
+      <w:r>
+        <w:rPr>
+          <w:b w:val="0"/>
+        </w:rPr>
+        <w:t>Use query [5, 0] and candidates P [10, 0], R [4, 3] and S [0, 5]. Calculate all raw squared distances and cosines, name each winner, and give squared distances after normalising both query and candidates.</w:t>
+      </w:r>
+    </w:p>
+    <w:p>
+      <w:pPr>
+        <w:spacing w:line="336" w:lineRule="auto" w:after="180"/>
+      </w:pPr>
+      <w:r>
+        <w:rPr>
+          <w:b w:val="0"/>
+        </w:rPr>
+        <w:t>Explain the changed ranking.</w:t>
       </w:r>
     </w:p>
     <w:p>
@@ -2246,7 +3348,13 @@
       </w:r>
     </w:p>
     <w:p>
-      <w:r>
+      <w:pPr>
+        <w:spacing w:line="336" w:lineRule="auto" w:after="180"/>
+      </w:pPr>
+      <w:r>
+        <w:rPr>
+          <w:b w:val="0"/>
+        </w:rPr>
         <w:t>Attempt this case before feedback. Record any help. Earlier examples below are further practice; a case already practised with feedback cannot establish fresh transfer.</w:t>
       </w:r>
     </w:p>
@@ -2259,8 +3367,25 @@
       </w:r>
     </w:p>
     <w:p>
-      <w:r>
-        <w:t>Use query [5, 0] and candidates P [10, 0], R [4, 3] and S [0, 5]. Calculate all raw squared distances and cosines, name each winner, and give squared distances after normalising both query and candidates. Explain the changed ranking.</w:t>
+      <w:pPr>
+        <w:spacing w:line="336" w:lineRule="auto" w:after="180"/>
+      </w:pPr>
+      <w:r>
+        <w:rPr>
+          <w:b w:val="0"/>
+        </w:rPr>
+        <w:t>Use query [5, 0] and candidates P [10, 0], R [4, 3] and S [0, 5]. Calculate all raw squared distances and cosines, name each winner, and give squared distances after normalising both query and candidates.</w:t>
+      </w:r>
+    </w:p>
+    <w:p>
+      <w:pPr>
+        <w:spacing w:line="336" w:lineRule="auto" w:after="180"/>
+      </w:pPr>
+      <w:r>
+        <w:rPr>
+          <w:b w:val="0"/>
+        </w:rPr>
+        <w:t>Explain the changed ranking.</w:t>
       </w:r>
     </w:p>
     <w:p>
@@ -2312,7 +3437,13 @@
       </w:r>
     </w:p>
     <w:p>
-      <w:r>
+      <w:pPr>
+        <w:spacing w:line="336" w:lineRule="auto" w:after="180"/>
+      </w:pPr>
+      <w:r>
+        <w:rPr>
+          <w:b w:val="0"/>
+        </w:rPr>
         <w:t>Record support used: none, hint or teacher explanation. After feedback, a different case is needed to demonstrate independence.</w:t>
       </w:r>
     </w:p>
@@ -2325,8 +3456,25 @@
       </w:r>
     </w:p>
     <w:p>
-      <w:r>
-        <w:t>Attempt the independent case before hints. Record whether you worked alone, used a hint or followed a model. After feedback, fix the first unsupported step and explain why it changed. A later check uses a changed case, not a copied answer.</w:t>
+      <w:pPr>
+        <w:spacing w:line="336" w:lineRule="auto" w:after="180"/>
+      </w:pPr>
+      <w:r>
+        <w:rPr>
+          <w:b w:val="0"/>
+        </w:rPr>
+        <w:t>Attempt the independent case before hints. Record whether you worked alone, used a hint or followed a model. After feedback, fix the first unsupported step and explain why it changed.</w:t>
+      </w:r>
+    </w:p>
+    <w:p>
+      <w:pPr>
+        <w:spacing w:line="336" w:lineRule="auto" w:after="180"/>
+      </w:pPr>
+      <w:r>
+        <w:rPr>
+          <w:b w:val="0"/>
+        </w:rPr>
+        <w:t>A later check uses a changed case, not a copied answer.</w:t>
       </w:r>
     </w:p>
     <w:p>
@@ -2339,6 +3487,17 @@
     </w:p>
     <w:p>
       <w:r>
+        <w:t>Use this map to navigate Similarity and normalisation, connect the goals to tasks and keep one evidence record for each attempt.</w:t>
+      </w:r>
+    </w:p>
+    <w:p>
+      <w:pPr>
+        <w:spacing w:line="336" w:lineRule="auto" w:after="180"/>
+      </w:pPr>
+      <w:r>
+        <w:rPr>
+          <w:b w:val="0"/>
+        </w:rPr>
         <w:t>Start with this question: Compare angular alignment with raw distance on the same vectors.</w:t>
       </w:r>
     </w:p>
@@ -2445,13 +3604,61 @@
       </w:tr>
     </w:tbl>
     <w:p>
-      <w:r>
-        <w:t>Remember → watch and explain → try with help → investigate → try independently → keep project evidence. Your teacher may spread this lesson across several classes.</w:t>
-      </w:r>
-    </w:p>
-    <w:p>
-      <w:r>
-        <w:t>Keep your first prediction. Compare it with what the evidence shows and explain any change.</w:t>
+      <w:pPr>
+        <w:spacing w:line="336" w:lineRule="auto" w:after="180"/>
+      </w:pPr>
+      <w:r>
+        <w:rPr>
+          <w:b w:val="0"/>
+        </w:rPr>
+        <w:t xml:space="preserve">Remember → watch and explain → try with help → investigate → try independently → keep project </w:t>
+      </w:r>
+      <w:r>
+        <w:rPr>
+          <w:b/>
+        </w:rPr>
+        <w:t>evidence</w:t>
+      </w:r>
+      <w:r>
+        <w:rPr>
+          <w:b w:val="0"/>
+        </w:rPr>
+        <w:t>. Your teacher may spread this lesson across several classes.</w:t>
+      </w:r>
+    </w:p>
+    <w:p>
+      <w:pPr>
+        <w:spacing w:line="336" w:lineRule="auto" w:after="180"/>
+      </w:pPr>
+      <w:r>
+        <w:rPr>
+          <w:b w:val="0"/>
+        </w:rPr>
+        <w:t xml:space="preserve">Keep your first </w:t>
+      </w:r>
+      <w:r>
+        <w:rPr>
+          <w:b/>
+        </w:rPr>
+        <w:t>prediction</w:t>
+      </w:r>
+      <w:r>
+        <w:rPr>
+          <w:b w:val="0"/>
+        </w:rPr>
+        <w:t xml:space="preserve">. Compare it with what the </w:t>
+      </w:r>
+      <w:r>
+        <w:rPr>
+          <w:b/>
+        </w:rPr>
+        <w:t>evidence</w:t>
+      </w:r>
+      <w:r>
+        <w:rPr>
+          <w:b w:val="0"/>
+        </w:rPr>
+        <w:t xml:space="preserve"> shows and explain any change.</w:t>
       </w:r>
     </w:p>
     <w:p>
@@ -2464,7 +3671,30 @@
     </w:p>
     <w:p>
       <w:r>
-        <w:t>Close your notes. Explain this goal in your own words: Calculate vector length and normalise a nonzero vector</w:t>
+        <w:t>Explain Similarity and normalisation without notes, identify a remaining question and plan a later check with a changed case.</w:t>
+      </w:r>
+    </w:p>
+    <w:p>
+      <w:pPr>
+        <w:spacing w:line="336" w:lineRule="auto" w:after="180"/>
+      </w:pPr>
+      <w:r>
+        <w:rPr>
+          <w:b w:val="0"/>
+        </w:rPr>
+        <w:t xml:space="preserve">Close your notes. Explain this goal in your own words: Calculate </w:t>
+      </w:r>
+      <w:r>
+        <w:rPr>
+          <w:b/>
+        </w:rPr>
+        <w:t>vector length</w:t>
+      </w:r>
+      <w:r>
+        <w:rPr>
+          <w:b w:val="0"/>
+        </w:rPr>
+        <w:t xml:space="preserve"> and normalise a nonzero vector</w:t>
       </w:r>
     </w:p>
     <w:p>
@@ -2501,13 +3731,61 @@
       </w:r>
     </w:p>
     <w:p>
-      <w:r>
-        <w:t>If you are unsure, return to the worked picture and explain one arrow. If you are ready, change an input or assumption and justify your prediction.</w:t>
-      </w:r>
-    </w:p>
-    <w:p>
-      <w:r>
-        <w:t>Save your workbook evidence. At the next review, try a different case before opening your old answer.</w:t>
+      <w:pPr>
+        <w:spacing w:line="336" w:lineRule="auto" w:after="180"/>
+      </w:pPr>
+      <w:r>
+        <w:rPr>
+          <w:b w:val="0"/>
+        </w:rPr>
+        <w:t xml:space="preserve">If you are unsure, return to the worked picture and explain one arrow. If you are ready, change an </w:t>
+      </w:r>
+      <w:r>
+        <w:rPr>
+          <w:b/>
+        </w:rPr>
+        <w:t>input</w:t>
+      </w:r>
+      <w:r>
+        <w:rPr>
+          <w:b w:val="0"/>
+        </w:rPr>
+        <w:t xml:space="preserve"> or assumption and justify your </w:t>
+      </w:r>
+      <w:r>
+        <w:rPr>
+          <w:b/>
+        </w:rPr>
+        <w:t>prediction</w:t>
+      </w:r>
+      <w:r>
+        <w:rPr>
+          <w:b w:val="0"/>
+        </w:rPr>
+        <w:t>.</w:t>
+      </w:r>
+    </w:p>
+    <w:p>
+      <w:pPr>
+        <w:spacing w:line="336" w:lineRule="auto" w:after="180"/>
+      </w:pPr>
+      <w:r>
+        <w:rPr>
+          <w:b w:val="0"/>
+        </w:rPr>
+        <w:t xml:space="preserve">Save your workbook </w:t>
+      </w:r>
+      <w:r>
+        <w:rPr>
+          <w:b/>
+        </w:rPr>
+        <w:t>evidence</w:t>
+      </w:r>
+      <w:r>
+        <w:rPr>
+          <w:b w:val="0"/>
+        </w:rPr>
+        <w:t>. At the next review, try a different case before opening your old answer.</w:t>
       </w:r>
     </w:p>
     <w:p>
@@ -2520,11 +3798,28 @@
     </w:p>
     <w:p>
       <w:r>
+        <w:t>Attempt supported questions before using hints or feedback. Review a missing building block, then keep the completed work.</w:t>
+      </w:r>
+    </w:p>
+    <w:p>
+      <w:pPr>
+        <w:spacing w:line="336" w:lineRule="auto" w:after="180"/>
+      </w:pPr>
+      <w:r>
+        <w:rPr>
+          <w:b w:val="0"/>
+        </w:rPr>
         <w:t>Use this supported practice once, in the browser or on paper. Keep the reserved independent assessment for a separate first attempt before teacher feedback.</w:t>
       </w:r>
     </w:p>
     <w:p>
-      <w:r>
+      <w:pPr>
+        <w:spacing w:line="336" w:lineRule="auto" w:after="180"/>
+      </w:pPr>
+      <w:r>
+        <w:rPr>
+          <w:b w:val="0"/>
+        </w:rPr>
         <w:t>Compare angular alignment with raw distance on the same vectors.</w:t>
       </w:r>
     </w:p>
@@ -2537,22 +3832,49 @@
       </w:r>
     </w:p>
     <w:p>
-      <w:r>
+      <w:pPr>
+        <w:spacing w:line="336" w:lineRule="auto" w:after="180"/>
+      </w:pPr>
+      <w:r>
+        <w:rPr>
+          <w:b w:val="0"/>
+        </w:rPr>
         <w:t>Which labelled step matches this detail? Unit query [1, 0], P [1, 0], Q [2/sqrt5, 1/sqrt5]; normalised distanceP0.</w:t>
       </w:r>
     </w:p>
     <w:p>
-      <w:r>
+      <w:pPr>
+        <w:spacing w:line="336" w:lineRule="auto" w:after="180"/>
+        <w:shd w:fill="F4F9FC"/>
+      </w:pPr>
+      <w:r>
+        <w:rPr>
+          <w:b w:val="0"/>
+        </w:rPr>
         <w:t>1. Angular similarity</w:t>
       </w:r>
     </w:p>
     <w:p>
-      <w:r>
+      <w:pPr>
+        <w:spacing w:line="336" w:lineRule="auto" w:after="180"/>
+        <w:shd w:fill="F4F9FC"/>
+      </w:pPr>
+      <w:r>
+        <w:rPr>
+          <w:b w:val="0"/>
+        </w:rPr>
         <w:t>2. Normalise</w:t>
       </w:r>
     </w:p>
     <w:p>
-      <w:r>
+      <w:pPr>
+        <w:spacing w:line="336" w:lineRule="auto" w:after="180"/>
+        <w:shd w:fill="F4F9FC"/>
+      </w:pPr>
+      <w:r>
+        <w:rPr>
+          <w:b w:val="0"/>
+        </w:rPr>
         <w:t>3. Raw distances</w:t>
       </w:r>
     </w:p>
@@ -2590,41 +3912,167 @@
       </w:r>
     </w:p>
     <w:p>
-      <w:r>
+      <w:pPr>
+        <w:pStyle w:val="Heading3"/>
+      </w:pPr>
+      <w:r>
+        <w:t>Hint · try first</w:t>
+      </w:r>
+    </w:p>
+    <w:p>
+      <w:pPr>
+        <w:spacing w:line="336" w:lineRule="auto" w:after="180"/>
+        <w:shd w:fill="F1F6F8"/>
+      </w:pPr>
+      <w:r>
+        <w:rPr>
+          <w:b w:val="0"/>
+        </w:rPr>
         <w:t>Hint if needed: Read the steps in the pictorial case. Match the supplied detail to the stage that performs or records it.</w:t>
       </w:r>
     </w:p>
     <w:p>
-      <w:r>
-        <w:t>After your attempt, compare with the supported explanation: Normalise Unit query [1, 0], P [1, 0], Q [2/sqrt5, 1/sqrt5]; normalised distanceP0. Raw Euclidean distance includes differences in both direction and magnitude. Cosine compares direction using the vector lengths, so a long vector can align perfectly while being far away in raw coordinates. Declare which question your similarity measure answers. A zero vector has no direction and cannot be divided by its norm for cosine or unit normalisation.</w:t>
-      </w:r>
-    </w:p>
-    <w:p>
       <w:pPr>
         <w:pStyle w:val="Heading3"/>
       </w:pPr>
       <w:r>
+        <w:t>Feedback · compare after trying</w:t>
+      </w:r>
+    </w:p>
+    <w:p>
+      <w:pPr>
+        <w:spacing w:line="336" w:lineRule="auto" w:after="180"/>
+        <w:shd w:fill="F1F6FC"/>
+      </w:pPr>
+      <w:r>
+        <w:rPr>
+          <w:b w:val="0"/>
+        </w:rPr>
+        <w:t>After your attempt, compare with the supported explanation: Normalise Unit query [1, 0], P [1, 0], Q [2/sqrt5, 1/sqrt5]; normalised distanceP0. Raw Euclidean distance includes differences in both direction and magnitude.</w:t>
+      </w:r>
+    </w:p>
+    <w:p>
+      <w:pPr>
+        <w:spacing w:line="336" w:lineRule="auto" w:after="180"/>
+        <w:shd w:fill="F1F6FC"/>
+      </w:pPr>
+      <w:r>
+        <w:rPr>
+          <w:b w:val="0"/>
+        </w:rPr>
+        <w:t xml:space="preserve">Cosine compares direction using the </w:t>
+      </w:r>
+      <w:r>
+        <w:rPr>
+          <w:b/>
+        </w:rPr>
+        <w:t>vector length</w:t>
+      </w:r>
+      <w:r>
+        <w:rPr>
+          <w:b w:val="0"/>
+        </w:rPr>
+        <w:t>s, so a long vector can align perfectly while being far away in raw coordinates. Declare which question your similarity measure answers.</w:t>
+      </w:r>
+    </w:p>
+    <w:p>
+      <w:pPr>
+        <w:spacing w:line="336" w:lineRule="auto" w:after="180"/>
+        <w:shd w:fill="F1F6FC"/>
+      </w:pPr>
+      <w:r>
+        <w:rPr>
+          <w:b w:val="0"/>
+        </w:rPr>
+        <w:t>A zero vector has no direction and cannot be divided by its norm for cosine or unit normalisation.</w:t>
+      </w:r>
+    </w:p>
+    <w:p>
+      <w:pPr>
+        <w:pStyle w:val="Heading3"/>
+      </w:pPr>
+      <w:r>
         <w:t>Practice 2: explain the deciding evidence</w:t>
       </w:r>
     </w:p>
     <w:p>
-      <w:r>
+      <w:pPr>
+        <w:pStyle w:val="Heading3"/>
+      </w:pPr>
+      <w:r>
+        <w:t>Changed case · predict first</w:t>
+      </w:r>
+    </w:p>
+    <w:p>
+      <w:pPr>
+        <w:spacing w:line="336" w:lineRule="auto" w:after="180"/>
+        <w:shd w:fill="F5F1FB"/>
+      </w:pPr>
+      <w:r>
+        <w:rPr>
+          <w:b w:val="0"/>
+        </w:rPr>
         <w:t>Changed-case practice: Replace P with [0, 0]. Which conclusion is supported by the supplied facts?</w:t>
       </w:r>
     </w:p>
     <w:p>
-      <w:r>
+      <w:pPr>
+        <w:spacing w:line="336" w:lineRule="auto" w:after="180"/>
+        <w:shd w:fill="F4F9FC"/>
+      </w:pPr>
+      <w:r>
+        <w:rPr>
+          <w:b w:val="0"/>
+        </w:rPr>
         <w:t>1. Cosine and unit normalisation for P are undefined.</w:t>
       </w:r>
     </w:p>
     <w:p>
-      <w:r>
-        <w:t>2. This one example guarantees correct results for every future input.</w:t>
-      </w:r>
-    </w:p>
-    <w:p>
-      <w:r>
-        <w:t>3. We can decide the result without examining the changed input or the procedure.</w:t>
+      <w:pPr>
+        <w:spacing w:line="336" w:lineRule="auto" w:after="180"/>
+        <w:shd w:fill="F4F9FC"/>
+      </w:pPr>
+      <w:r>
+        <w:rPr>
+          <w:b w:val="0"/>
+        </w:rPr>
+        <w:t xml:space="preserve">2. This one example guarantees correct results for every future </w:t>
+      </w:r>
+      <w:r>
+        <w:rPr>
+          <w:b/>
+        </w:rPr>
+        <w:t>input</w:t>
+      </w:r>
+      <w:r>
+        <w:rPr>
+          <w:b w:val="0"/>
+        </w:rPr>
+        <w:t>.</w:t>
+      </w:r>
+    </w:p>
+    <w:p>
+      <w:pPr>
+        <w:spacing w:line="336" w:lineRule="auto" w:after="180"/>
+        <w:shd w:fill="F4F9FC"/>
+      </w:pPr>
+      <w:r>
+        <w:rPr>
+          <w:b w:val="0"/>
+        </w:rPr>
+        <w:t xml:space="preserve">3. We can decide the result without examining the changed </w:t>
+      </w:r>
+      <w:r>
+        <w:rPr>
+          <w:b/>
+        </w:rPr>
+        <w:t>input</w:t>
+      </w:r>
+      <w:r>
+        <w:rPr>
+          <w:b w:val="0"/>
+        </w:rPr>
+        <w:t xml:space="preserve"> or the procedure.</w:t>
       </w:r>
     </w:p>
     <w:p>
@@ -2661,12 +4109,42 @@
       </w:r>
     </w:p>
     <w:p>
-      <w:r>
+      <w:pPr>
+        <w:pStyle w:val="Heading3"/>
+      </w:pPr>
+      <w:r>
+        <w:t>Hint · try first</w:t>
+      </w:r>
+    </w:p>
+    <w:p>
+      <w:pPr>
+        <w:spacing w:line="336" w:lineRule="auto" w:after="180"/>
+        <w:shd w:fill="F1F6F8"/>
+      </w:pPr>
+      <w:r>
+        <w:rPr>
+          <w:b w:val="0"/>
+        </w:rPr>
         <w:t>Hint if needed: Use the changed condition and the deciding step in the pictorial trace. The answer must say what follows from those facts.</w:t>
       </w:r>
     </w:p>
     <w:p>
-      <w:r>
+      <w:pPr>
+        <w:pStyle w:val="Heading3"/>
+      </w:pPr>
+      <w:r>
+        <w:t>Feedback · compare after trying</w:t>
+      </w:r>
+    </w:p>
+    <w:p>
+      <w:pPr>
+        <w:spacing w:line="336" w:lineRule="auto" w:after="180"/>
+        <w:shd w:fill="F1F6FC"/>
+      </w:pPr>
+      <w:r>
+        <w:rPr>
+          <w:b w:val="0"/>
+        </w:rPr>
         <w:t>After your attempt, compare with the supported explanation: Cosine and unit normalisation for P are undefined. The zero vector has norm0, so dividing by its norm is invalid.</w:t>
       </w:r>
     </w:p>
@@ -2679,18 +4157,105 @@
       </w:r>
     </w:p>
     <w:p>
-      <w:r>
-        <w:t>Review Embeddings and neighbourhoods (ai-5/26). Goal: Look up a vector using a token ID and preserve sequence shape. Short practice: What would justify claiming nearby vectors mean related topics? Point to the relevant step in the picture, then write the changed result and the rule or evidence that supports it.. Return to this week and explain what you changed.</w:t>
-      </w:r>
-    </w:p>
-    <w:p>
-      <w:r>
-        <w:t>Review Augmentation and leakage (ai-5/24). Goal: Check whether a transformation preserves the task label. Short practice: How many independent source groups are in the final test? Point to the relevant step in the picture, then write the changed result and the rule or evidence that supports it.. Return to this week and explain what you changed.</w:t>
-      </w:r>
-    </w:p>
-    <w:p>
-      <w:r>
-        <w:t>Review Convolution as a local operation (ai-5/21). Goal: Compute a local weighted sum at each valid image position. Short practice: Why is flipping the kernel an implementation change here? Point to the relevant step in the picture, then write the changed result and the rule or evidence that supports it.. Return to this week and explain what you changed.</w:t>
+      <w:pPr>
+        <w:spacing w:line="336" w:lineRule="auto" w:after="180"/>
+      </w:pPr>
+      <w:r>
+        <w:rPr>
+          <w:b w:val="0"/>
+        </w:rPr>
+        <w:t>Review Embeddings and neighbourhoods (ai-5/26). Goal: Look up a vector using a token ID and preserve sequence shape. Short practice: What would justify claiming nearby vectors mean related topics?</w:t>
+      </w:r>
+    </w:p>
+    <w:p>
+      <w:pPr>
+        <w:spacing w:line="336" w:lineRule="auto" w:after="180"/>
+      </w:pPr>
+      <w:r>
+        <w:rPr>
+          <w:b w:val="0"/>
+        </w:rPr>
+        <w:t xml:space="preserve">Point to the relevant step in the picture, then write the changed result and the rule or </w:t>
+      </w:r>
+      <w:r>
+        <w:rPr>
+          <w:b/>
+        </w:rPr>
+        <w:t>evidence</w:t>
+      </w:r>
+      <w:r>
+        <w:rPr>
+          <w:b w:val="0"/>
+        </w:rPr>
+        <w:t xml:space="preserve"> that supports it.. Return to this week and explain what you changed.</w:t>
+      </w:r>
+    </w:p>
+    <w:p>
+      <w:pPr>
+        <w:spacing w:line="336" w:lineRule="auto" w:after="180"/>
+      </w:pPr>
+      <w:r>
+        <w:rPr>
+          <w:b w:val="0"/>
+        </w:rPr>
+        <w:t>Review Augmentation and leakage (ai-5/24). Goal: Check whether a transformation preserves the task label. Short practice: How many independent source groups are in the final test?</w:t>
+      </w:r>
+    </w:p>
+    <w:p>
+      <w:pPr>
+        <w:spacing w:line="336" w:lineRule="auto" w:after="180"/>
+      </w:pPr>
+      <w:r>
+        <w:rPr>
+          <w:b w:val="0"/>
+        </w:rPr>
+        <w:t xml:space="preserve">Point to the relevant step in the picture, then write the changed result and the rule or </w:t>
+      </w:r>
+      <w:r>
+        <w:rPr>
+          <w:b/>
+        </w:rPr>
+        <w:t>evidence</w:t>
+      </w:r>
+      <w:r>
+        <w:rPr>
+          <w:b w:val="0"/>
+        </w:rPr>
+        <w:t xml:space="preserve"> that supports it.. Return to this week and explain what you changed.</w:t>
+      </w:r>
+    </w:p>
+    <w:p>
+      <w:pPr>
+        <w:spacing w:line="336" w:lineRule="auto" w:after="180"/>
+      </w:pPr>
+      <w:r>
+        <w:rPr>
+          <w:b w:val="0"/>
+        </w:rPr>
+        <w:t>Review Convolution as a local operation (ai-5/21). Goal: Compute a local weighted sum at each valid image position. Short practice: Why is flipping the kernel an implementation change here?</w:t>
+      </w:r>
+    </w:p>
+    <w:p>
+      <w:pPr>
+        <w:spacing w:line="336" w:lineRule="auto" w:after="180"/>
+      </w:pPr>
+      <w:r>
+        <w:rPr>
+          <w:b w:val="0"/>
+        </w:rPr>
+        <w:t xml:space="preserve">Point to the relevant step in the picture, then write the changed result and the rule or </w:t>
+      </w:r>
+      <w:r>
+        <w:rPr>
+          <w:b/>
+        </w:rPr>
+        <w:t>evidence</w:t>
+      </w:r>
+      <w:r>
+        <w:rPr>
+          <w:b w:val="0"/>
+        </w:rPr>
+        <w:t xml:space="preserve"> that supports it.. Return to this week and explain what you changed.</w:t>
       </w:r>
     </w:p>
     <w:p>
@@ -2702,8 +4267,61 @@
       </w:r>
     </w:p>
     <w:p>
-      <w:r>
-        <w:t>The browser lab lets you edit the supported Python examples already included in this lesson. Predict first, run, inspect the actual output or error, change one input, then run again. Keep code, predictions, actual results and a reasoned revision together. On paper, label your result as a trace rather than an execution.</w:t>
+      <w:pPr>
+        <w:spacing w:line="336" w:lineRule="auto" w:after="180"/>
+      </w:pPr>
+      <w:r>
+        <w:rPr>
+          <w:b w:val="0"/>
+        </w:rPr>
+        <w:t xml:space="preserve">The browser lab lets you edit the supported Python examples already included in this lesson. Predict first, run, inspect the actual </w:t>
+      </w:r>
+      <w:r>
+        <w:rPr>
+          <w:b/>
+        </w:rPr>
+        <w:t>output</w:t>
+      </w:r>
+      <w:r>
+        <w:rPr>
+          <w:b w:val="0"/>
+        </w:rPr>
+        <w:t xml:space="preserve"> or error, change one </w:t>
+      </w:r>
+      <w:r>
+        <w:rPr>
+          <w:b/>
+        </w:rPr>
+        <w:t>input</w:t>
+      </w:r>
+      <w:r>
+        <w:rPr>
+          <w:b w:val="0"/>
+        </w:rPr>
+        <w:t>, then run again.</w:t>
+      </w:r>
+    </w:p>
+    <w:p>
+      <w:pPr>
+        <w:spacing w:line="336" w:lineRule="auto" w:after="180"/>
+      </w:pPr>
+      <w:r>
+        <w:rPr>
+          <w:b w:val="0"/>
+        </w:rPr>
+        <w:t xml:space="preserve">Keep code, </w:t>
+      </w:r>
+      <w:r>
+        <w:rPr>
+          <w:b/>
+        </w:rPr>
+        <w:t>prediction</w:t>
+      </w:r>
+      <w:r>
+        <w:rPr>
+          <w:b w:val="0"/>
+        </w:rPr>
+        <w:t>s, actual results and a reasoned revision together. On paper, label your result as a trace rather than an execution.</w:t>
       </w:r>
     </w:p>
     <w:p>
@@ -2715,8 +4333,602 @@
       </w:r>
     </w:p>
     <w:p>
-      <w:r>
-        <w:t>Use Download completed work in the hosted lesson to export your answers, reflections, practice feedback and code-run evidence. Open the HTML copy to read or print it. Drafts stay in this browser when storage is available; clear drafts on a shared device.</w:t>
+      <w:pPr>
+        <w:spacing w:line="336" w:lineRule="auto" w:after="180"/>
+      </w:pPr>
+      <w:r>
+        <w:rPr>
+          <w:b w:val="0"/>
+        </w:rPr>
+        <w:t xml:space="preserve">Use Download completed work in the hosted lesson to export your answers, reflections, practice feedback and code-run </w:t>
+      </w:r>
+      <w:r>
+        <w:rPr>
+          <w:b/>
+        </w:rPr>
+        <w:t>evidence</w:t>
+      </w:r>
+      <w:r>
+        <w:rPr>
+          <w:b w:val="0"/>
+        </w:rPr>
+        <w:t>. Open the HTML copy to read or print it.</w:t>
+      </w:r>
+    </w:p>
+    <w:p>
+      <w:pPr>
+        <w:spacing w:line="336" w:lineRule="auto" w:after="180"/>
+      </w:pPr>
+      <w:r>
+        <w:rPr>
+          <w:b w:val="0"/>
+        </w:rPr>
+        <w:t>Drafts stay in this browser when storage is available; clear drafts on a shared device.</w:t>
+      </w:r>
+    </w:p>
+    <w:p>
+      <w:pPr>
+        <w:pStyle w:val="Heading1"/>
+      </w:pPr>
+      <w:r>
+        <w:t>18. Visual concept journey</w:t>
+      </w:r>
+    </w:p>
+    <w:p>
+      <w:r>
+        <w:t>Explain each Similarity and normalisation graphic using its labels, deciding evidence and relevant limitation.</w:t>
+      </w:r>
+    </w:p>
+    <w:p>
+      <w:pPr>
+        <w:pStyle w:val="Heading3"/>
+      </w:pPr>
+      <w:r>
+        <w:t>01. Similarity and normalisation: the case</w:t>
+      </w:r>
+    </w:p>
+    <w:p>
+      <w:r>
+        <w:drawing>
+          <wp:inline xmlns:a="http://schemas.openxmlformats.org/drawingml/2006/main" xmlns:pic="http://schemas.openxmlformats.org/drawingml/2006/picture">
+            <wp:extent cx="5486400" cy="3142488"/>
+            <wp:docPr id="3" name="Picture 3" descr="Compare angular alignment with raw distance on the same vectors. Supplied facts: Query [2, 0]; P=[8, 0]; Q=[2, 1]. Nonzero vectors only; compare squared Euclidean distance and cosine. All inputs and outcomes in this worked example are invented classroom data; no real model run is claimed."/>
+            <wp:cNvGraphicFramePr>
+              <a:graphicFrameLocks noChangeAspect="1"/>
+            </wp:cNvGraphicFramePr>
+            <a:graphic>
+              <a:graphicData uri="http://schemas.openxmlformats.org/drawingml/2006/picture">
+                <pic:pic>
+                  <pic:nvPicPr>
+                    <pic:cNvPr id="0" name="academy-story-ai-5-27-01.png"/>
+                    <pic:cNvPicPr/>
+                  </pic:nvPicPr>
+                  <pic:blipFill>
+                    <a:blip r:embed="rId11"/>
+                    <a:stretch>
+                      <a:fillRect/>
+                    </a:stretch>
+                  </pic:blipFill>
+                  <pic:spPr>
+                    <a:xfrm>
+                      <a:off x="0" y="0"/>
+                      <a:ext cx="5486400" cy="3142488"/>
+                    </a:xfrm>
+                    <a:prstGeom prst="rect"/>
+                  </pic:spPr>
+                </pic:pic>
+              </a:graphicData>
+            </a:graphic>
+          </wp:inline>
+        </w:drawing>
+      </w:r>
+    </w:p>
+    <w:p>
+      <w:pPr>
+        <w:spacing w:line="336" w:lineRule="auto" w:after="180"/>
+      </w:pPr>
+      <w:r>
+        <w:rPr>
+          <w:b w:val="0"/>
+        </w:rPr>
+        <w:t>Compare angular alignment with raw distance on the same vectors. Supplied facts: Query [2, 0]; P=[8, 0]; Q=[2, 1]. Nonzero vectors only; compare squared Euclidean distance and cosine.</w:t>
+      </w:r>
+    </w:p>
+    <w:p>
+      <w:pPr>
+        <w:spacing w:line="336" w:lineRule="auto" w:after="180"/>
+      </w:pPr>
+      <w:r>
+        <w:rPr>
+          <w:b w:val="0"/>
+        </w:rPr>
+        <w:t xml:space="preserve">All </w:t>
+      </w:r>
+      <w:r>
+        <w:rPr>
+          <w:b/>
+        </w:rPr>
+        <w:t>input</w:t>
+      </w:r>
+      <w:r>
+        <w:rPr>
+          <w:b w:val="0"/>
+        </w:rPr>
+        <w:t>s and outcomes in this worked example are invented classroom data; no real model run is claimed.</w:t>
+      </w:r>
+    </w:p>
+    <w:p>
+      <w:pPr>
+        <w:spacing w:line="336" w:lineRule="auto" w:after="180"/>
+        <w:shd w:fill="F5F1FB"/>
+      </w:pPr>
+      <w:r>
+        <w:rPr>
+          <w:b w:val="0"/>
+        </w:rPr>
+        <w:t>Point to the given fact that matters most. Explain why it matters.</w:t>
+      </w:r>
+    </w:p>
+    <w:p>
+      <w:pPr>
+        <w:pStyle w:val="Heading3"/>
+      </w:pPr>
+      <w:r>
+        <w:t>02. Follow the deciding steps</w:t>
+      </w:r>
+    </w:p>
+    <w:p>
+      <w:r>
+        <w:drawing>
+          <wp:inline xmlns:a="http://schemas.openxmlformats.org/drawingml/2006/main" xmlns:pic="http://schemas.openxmlformats.org/drawingml/2006/picture">
+            <wp:extent cx="5486400" cy="3182112"/>
+            <wp:docPr id="4" name="Picture 4" descr="Raw distances: P distance36; Q distance1, so Q is closer in raw coordinates. → Angular similarity: CosineP=1; cosineQ=2/sqrt5≈0.8944, so P aligns more closely. → Normalise: Unit query [1, 0], P [1, 0], Q [2/sqrt5, 1/sqrt5]; normalised distanceP0."/>
+            <wp:cNvGraphicFramePr>
+              <a:graphicFrameLocks noChangeAspect="1"/>
+            </wp:cNvGraphicFramePr>
+            <a:graphic>
+              <a:graphicData uri="http://schemas.openxmlformats.org/drawingml/2006/picture">
+                <pic:pic>
+                  <pic:nvPicPr>
+                    <pic:cNvPr id="0" name="academy-story-ai-5-27-02.png"/>
+                    <pic:cNvPicPr/>
+                  </pic:nvPicPr>
+                  <pic:blipFill>
+                    <a:blip r:embed="rId12"/>
+                    <a:stretch>
+                      <a:fillRect/>
+                    </a:stretch>
+                  </pic:blipFill>
+                  <pic:spPr>
+                    <a:xfrm>
+                      <a:off x="0" y="0"/>
+                      <a:ext cx="5486400" cy="3182112"/>
+                    </a:xfrm>
+                    <a:prstGeom prst="rect"/>
+                  </pic:spPr>
+                </pic:pic>
+              </a:graphicData>
+            </a:graphic>
+          </wp:inline>
+        </w:drawing>
+      </w:r>
+    </w:p>
+    <w:p>
+      <w:pPr>
+        <w:spacing w:line="336" w:lineRule="auto" w:after="180"/>
+      </w:pPr>
+      <w:r>
+        <w:rPr>
+          <w:b w:val="0"/>
+        </w:rPr>
+        <w:t>Raw distances: P distance36; Q distance1, so Q is closer in raw coordinates. → Angular similarity: CosineP=1; cosineQ=2/sqrt5≈0.8944, so P aligns more closely. → Normalise: Unit query [1, 0], P [1, 0], Q [2/sqrt5, 1/sqrt5]; normalised distanceP0.</w:t>
+      </w:r>
+    </w:p>
+    <w:p>
+      <w:pPr>
+        <w:spacing w:line="336" w:lineRule="auto" w:after="180"/>
+        <w:shd w:fill="F5F1FB"/>
+      </w:pPr>
+      <w:r>
+        <w:rPr>
+          <w:b w:val="0"/>
+        </w:rPr>
+        <w:t xml:space="preserve">Point to each numbered stage and explain which recorded </w:t>
+      </w:r>
+      <w:r>
+        <w:rPr>
+          <w:b/>
+        </w:rPr>
+        <w:t>input</w:t>
+      </w:r>
+      <w:r>
+        <w:rPr>
+          <w:b w:val="0"/>
+        </w:rPr>
+        <w:t xml:space="preserve"> it uses.</w:t>
+      </w:r>
+    </w:p>
+    <w:p>
+      <w:pPr>
+        <w:pStyle w:val="Heading3"/>
+      </w:pPr>
+      <w:r>
+        <w:t>03. Raw proximity differs from angular alignment</w:t>
+      </w:r>
+    </w:p>
+    <w:p>
+      <w:r>
+        <w:drawing>
+          <wp:inline xmlns:a="http://schemas.openxmlformats.org/drawingml/2006/main" xmlns:pic="http://schemas.openxmlformats.org/drawingml/2006/picture">
+            <wp:extent cx="5486400" cy="3938016"/>
+            <wp:docPr id="5" name="Picture 5" descr="Raw proximity differs from angular alignment. P: (8, 0). Q: (2, 1). Query query: (2, 0). Axes: first vector coordinate; second vector coordinate. Distance: Compare squared Euclidean distance and cosine."/>
+            <wp:cNvGraphicFramePr>
+              <a:graphicFrameLocks noChangeAspect="1"/>
+            </wp:cNvGraphicFramePr>
+            <a:graphic>
+              <a:graphicData uri="http://schemas.openxmlformats.org/drawingml/2006/picture">
+                <pic:pic>
+                  <pic:nvPicPr>
+                    <pic:cNvPr id="0" name="academy-story-ai-5-27-03.png"/>
+                    <pic:cNvPicPr/>
+                  </pic:nvPicPr>
+                  <pic:blipFill>
+                    <a:blip r:embed="rId13"/>
+                    <a:stretch>
+                      <a:fillRect/>
+                    </a:stretch>
+                  </pic:blipFill>
+                  <pic:spPr>
+                    <a:xfrm>
+                      <a:off x="0" y="0"/>
+                      <a:ext cx="5486400" cy="3938016"/>
+                    </a:xfrm>
+                    <a:prstGeom prst="rect"/>
+                  </pic:spPr>
+                </pic:pic>
+              </a:graphicData>
+            </a:graphic>
+          </wp:inline>
+        </w:drawing>
+      </w:r>
+    </w:p>
+    <w:p>
+      <w:pPr>
+        <w:spacing w:line="336" w:lineRule="auto" w:after="180"/>
+      </w:pPr>
+      <w:r>
+        <w:rPr>
+          <w:b w:val="0"/>
+        </w:rPr>
+        <w:t>Raw proximity differs from angular alignment. P: (8, 0). Q: (2, 1). Query query: (2, 0). Axes: first vector coordinate; second vector coordinate. Distance: Compare squared Euclidean distance and cosine.</w:t>
+      </w:r>
+    </w:p>
+    <w:p>
+      <w:pPr>
+        <w:spacing w:line="336" w:lineRule="auto" w:after="180"/>
+        <w:shd w:fill="F5F1FB"/>
+      </w:pPr>
+      <w:r>
+        <w:rPr>
+          <w:b w:val="0"/>
+        </w:rPr>
+        <w:t>Read the labels and values. Explain the relationship the model shows.</w:t>
+      </w:r>
+    </w:p>
+    <w:p>
+      <w:pPr>
+        <w:pStyle w:val="Heading3"/>
+      </w:pPr>
+      <w:r>
+        <w:t>04. Change one thing. Trace what follows.</w:t>
+      </w:r>
+    </w:p>
+    <w:p>
+      <w:r>
+        <w:drawing>
+          <wp:inline xmlns:a="http://schemas.openxmlformats.org/drawingml/2006/main" xmlns:pic="http://schemas.openxmlformats.org/drawingml/2006/picture">
+            <wp:extent cx="5486400" cy="3026664"/>
+            <wp:docPr id="6" name="Picture 6" descr="Original case: Unit query [1, 0], P [1, 0], Q [2/sqrt5, 1/sqrt5]; normalised distanceP0. Changed condition: Replace P with [0, 0]. Expected result: Cosine and unit normalisation for P are undefined. Reason: The zero vector has norm0, so dividing by its norm is invalid."/>
+            <wp:cNvGraphicFramePr>
+              <a:graphicFrameLocks noChangeAspect="1"/>
+            </wp:cNvGraphicFramePr>
+            <a:graphic>
+              <a:graphicData uri="http://schemas.openxmlformats.org/drawingml/2006/picture">
+                <pic:pic>
+                  <pic:nvPicPr>
+                    <pic:cNvPr id="0" name="academy-story-ai-5-27-04.png"/>
+                    <pic:cNvPicPr/>
+                  </pic:nvPicPr>
+                  <pic:blipFill>
+                    <a:blip r:embed="rId14"/>
+                    <a:stretch>
+                      <a:fillRect/>
+                    </a:stretch>
+                  </pic:blipFill>
+                  <pic:spPr>
+                    <a:xfrm>
+                      <a:off x="0" y="0"/>
+                      <a:ext cx="5486400" cy="3026664"/>
+                    </a:xfrm>
+                    <a:prstGeom prst="rect"/>
+                  </pic:spPr>
+                </pic:pic>
+              </a:graphicData>
+            </a:graphic>
+          </wp:inline>
+        </w:drawing>
+      </w:r>
+    </w:p>
+    <w:p>
+      <w:pPr>
+        <w:spacing w:line="336" w:lineRule="auto" w:after="180"/>
+      </w:pPr>
+      <w:r>
+        <w:rPr>
+          <w:b w:val="0"/>
+        </w:rPr>
+        <w:t>Original case: Unit query [1, 0], P [1, 0], Q [2/sqrt5, 1/sqrt5]; normalised distanceP0. Changed condition: Replace P with [0, 0]. Expected result: Cosine and unit normalisation for P are undefined.</w:t>
+      </w:r>
+    </w:p>
+    <w:p>
+      <w:pPr>
+        <w:spacing w:line="336" w:lineRule="auto" w:after="180"/>
+      </w:pPr>
+      <w:r>
+        <w:rPr>
+          <w:b w:val="0"/>
+        </w:rPr>
+        <w:t>Reason: The zero vector has norm0, so dividing by its norm is invalid.</w:t>
+      </w:r>
+    </w:p>
+    <w:p>
+      <w:pPr>
+        <w:spacing w:line="336" w:lineRule="auto" w:after="180"/>
+        <w:shd w:fill="F5F1FB"/>
+      </w:pPr>
+      <w:r>
+        <w:rPr>
+          <w:b w:val="0"/>
+        </w:rPr>
+        <w:t>Predict before checking the worked changed-case result. Name what changed and what the supplied facts allow you to conclude.</w:t>
+      </w:r>
+    </w:p>
+    <w:p>
+      <w:pPr>
+        <w:pStyle w:val="Heading3"/>
+      </w:pPr>
+      <w:r>
+        <w:t>05. Connect the explanation to its limit</w:t>
+      </w:r>
+    </w:p>
+    <w:p>
+      <w:r>
+        <w:drawing>
+          <wp:inline xmlns:a="http://schemas.openxmlformats.org/drawingml/2006/main" xmlns:pic="http://schemas.openxmlformats.org/drawingml/2006/picture">
+            <wp:extent cx="5486400" cy="2834640"/>
+            <wp:docPr id="7" name="Picture 7" descr="Raw Euclidean distance includes differences in both direction and magnitude. Cosine compares direction using the vector lengths, so a long vector can align perfectly while being far away in raw coordinates. Declare which question your similarity measure answers. A zero vector has no direction and cannot be divided by its norm for cosine or unit normalisation. Limit: Neither metric is universally right; choose it from the task and handle zero vectors explicitly."/>
+            <wp:cNvGraphicFramePr>
+              <a:graphicFrameLocks noChangeAspect="1"/>
+            </wp:cNvGraphicFramePr>
+            <a:graphic>
+              <a:graphicData uri="http://schemas.openxmlformats.org/drawingml/2006/picture">
+                <pic:pic>
+                  <pic:nvPicPr>
+                    <pic:cNvPr id="0" name="academy-story-ai-5-27-05.png"/>
+                    <pic:cNvPicPr/>
+                  </pic:nvPicPr>
+                  <pic:blipFill>
+                    <a:blip r:embed="rId15"/>
+                    <a:stretch>
+                      <a:fillRect/>
+                    </a:stretch>
+                  </pic:blipFill>
+                  <pic:spPr>
+                    <a:xfrm>
+                      <a:off x="0" y="0"/>
+                      <a:ext cx="5486400" cy="2834640"/>
+                    </a:xfrm>
+                    <a:prstGeom prst="rect"/>
+                  </pic:spPr>
+                </pic:pic>
+              </a:graphicData>
+            </a:graphic>
+          </wp:inline>
+        </w:drawing>
+      </w:r>
+    </w:p>
+    <w:p>
+      <w:pPr>
+        <w:spacing w:line="336" w:lineRule="auto" w:after="180"/>
+      </w:pPr>
+      <w:r>
+        <w:rPr>
+          <w:b w:val="0"/>
+        </w:rPr>
+        <w:t xml:space="preserve">Raw Euclidean distance includes differences in both direction and magnitude. Cosine compares direction using the </w:t>
+      </w:r>
+      <w:r>
+        <w:rPr>
+          <w:b/>
+        </w:rPr>
+        <w:t>vector length</w:t>
+      </w:r>
+      <w:r>
+        <w:rPr>
+          <w:b w:val="0"/>
+        </w:rPr>
+        <w:t>s, so a long vector can align perfectly while being far away in raw coordinates.</w:t>
+      </w:r>
+    </w:p>
+    <w:p>
+      <w:pPr>
+        <w:spacing w:line="336" w:lineRule="auto" w:after="180"/>
+      </w:pPr>
+      <w:r>
+        <w:rPr>
+          <w:b w:val="0"/>
+        </w:rPr>
+        <w:t>Declare which question your similarity measure answers. A zero vector has no direction and cannot be divided by its norm for cosine or unit normalisation.</w:t>
+      </w:r>
+    </w:p>
+    <w:p>
+      <w:pPr>
+        <w:spacing w:line="336" w:lineRule="auto" w:after="180"/>
+      </w:pPr>
+      <w:r>
+        <w:rPr>
+          <w:b w:val="0"/>
+        </w:rPr>
+        <w:t>Limit: Neither metric is universally right; choose it from the task and handle zero vectors explicitly.</w:t>
+      </w:r>
+    </w:p>
+    <w:p>
+      <w:pPr>
+        <w:spacing w:line="336" w:lineRule="auto" w:after="180"/>
+        <w:shd w:fill="F5F1FB"/>
+      </w:pPr>
+      <w:r>
+        <w:rPr>
+          <w:b w:val="0"/>
+        </w:rPr>
+        <w:t>Explain the case, then point to a limit on the claim.</w:t>
+      </w:r>
+    </w:p>
+    <w:p>
+      <w:pPr>
+        <w:pStyle w:val="Heading3"/>
+      </w:pPr>
+      <w:r>
+        <w:t>06. Make the idea visible in your project</w:t>
+      </w:r>
+    </w:p>
+    <w:p>
+      <w:r>
+        <w:drawing>
+          <wp:inline xmlns:a="http://schemas.openxmlformats.org/drawingml/2006/main" xmlns:pic="http://schemas.openxmlformats.org/drawingml/2006/picture">
+            <wp:extent cx="5486400" cy="3681984"/>
+            <wp:docPr id="8" name="Picture 8" descr="For your Image-pattern Network Investigation, save the input, procedure, observed result and limitation of this check. Label this worked example as practice; use a different, previously unreviewed case when checking independent understanding. Draw your input, deciding step, result and limit. Supported question: Why do the original two metrics select different winners? Point to the relevant step in the picture, then write the changed result and the rule or evidence that supports it."/>
+            <wp:cNvGraphicFramePr>
+              <a:graphicFrameLocks noChangeAspect="1"/>
+            </wp:cNvGraphicFramePr>
+            <a:graphic>
+              <a:graphicData uri="http://schemas.openxmlformats.org/drawingml/2006/picture">
+                <pic:pic>
+                  <pic:nvPicPr>
+                    <pic:cNvPr id="0" name="academy-story-ai-5-27-06.png"/>
+                    <pic:cNvPicPr/>
+                  </pic:nvPicPr>
+                  <pic:blipFill>
+                    <a:blip r:embed="rId16"/>
+                    <a:stretch>
+                      <a:fillRect/>
+                    </a:stretch>
+                  </pic:blipFill>
+                  <pic:spPr>
+                    <a:xfrm>
+                      <a:off x="0" y="0"/>
+                      <a:ext cx="5486400" cy="3681984"/>
+                    </a:xfrm>
+                    <a:prstGeom prst="rect"/>
+                  </pic:spPr>
+                </pic:pic>
+              </a:graphicData>
+            </a:graphic>
+          </wp:inline>
+        </w:drawing>
+      </w:r>
+    </w:p>
+    <w:p>
+      <w:pPr>
+        <w:spacing w:line="336" w:lineRule="auto" w:after="180"/>
+      </w:pPr>
+      <w:r>
+        <w:rPr>
+          <w:b w:val="0"/>
+        </w:rPr>
+        <w:t xml:space="preserve">For your Image-pattern Network Investigation, save the </w:t>
+      </w:r>
+      <w:r>
+        <w:rPr>
+          <w:b/>
+        </w:rPr>
+        <w:t>input</w:t>
+      </w:r>
+      <w:r>
+        <w:rPr>
+          <w:b w:val="0"/>
+        </w:rPr>
+        <w:t>, procedure, observed result and limitation of this check.</w:t>
+      </w:r>
+    </w:p>
+    <w:p>
+      <w:pPr>
+        <w:spacing w:line="336" w:lineRule="auto" w:after="180"/>
+      </w:pPr>
+      <w:r>
+        <w:rPr>
+          <w:b w:val="0"/>
+        </w:rPr>
+        <w:t xml:space="preserve">Label this worked example as practice; use a different, previously unreviewed case when checking independent understanding. Draw your </w:t>
+      </w:r>
+      <w:r>
+        <w:rPr>
+          <w:b/>
+        </w:rPr>
+        <w:t>input</w:t>
+      </w:r>
+      <w:r>
+        <w:rPr>
+          <w:b w:val="0"/>
+        </w:rPr>
+        <w:t>, deciding step, result and limit.</w:t>
+      </w:r>
+    </w:p>
+    <w:p>
+      <w:pPr>
+        <w:spacing w:line="336" w:lineRule="auto" w:after="180"/>
+      </w:pPr>
+      <w:r>
+        <w:rPr>
+          <w:b w:val="0"/>
+        </w:rPr>
+        <w:t xml:space="preserve">Supported question: Why do the original two metrics select different winners? Point to the relevant step in the picture, then write the changed result and the rule or </w:t>
+      </w:r>
+      <w:r>
+        <w:rPr>
+          <w:b/>
+        </w:rPr>
+        <w:t>evidence</w:t>
+      </w:r>
+      <w:r>
+        <w:rPr>
+          <w:b w:val="0"/>
+        </w:rPr>
+        <w:t xml:space="preserve"> that supports it.</w:t>
+      </w:r>
+    </w:p>
+    <w:p>
+      <w:pPr>
+        <w:spacing w:line="336" w:lineRule="auto" w:after="180"/>
+        <w:shd w:fill="F5F1FB"/>
+      </w:pPr>
+      <w:r>
+        <w:rPr>
+          <w:b w:val="0"/>
+        </w:rPr>
+        <w:t xml:space="preserve">Draw your project trace and justify the deciding step using </w:t>
+      </w:r>
+      <w:r>
+        <w:rPr>
+          <w:b/>
+        </w:rPr>
+        <w:t>evidence</w:t>
+      </w:r>
+      <w:r>
+        <w:rPr>
+          <w:b w:val="0"/>
+        </w:rPr>
+        <w:t>.</w:t>
       </w:r>
     </w:p>
     <w:sectPr>

--- a/downloads/student/ai-5-week-27.docx
+++ b/downloads/student/ai-5-week-27.docx
@@ -904,7 +904,7 @@
         <w:rPr>
           <w:b w:val="0"/>
         </w:rPr>
-        <w:t>Reason: The zero vector has norm0, so dividing by its norm is invalid.</w:t>
+        <w:t>Reason: The zero vector has norm 0, so dividing by its norm is invalid.</w:t>
       </w:r>
     </w:p>
     <w:p>
@@ -1437,7 +1437,7 @@
         <w:drawing>
           <wp:inline xmlns:a="http://schemas.openxmlformats.org/drawingml/2006/main" xmlns:pic="http://schemas.openxmlformats.org/drawingml/2006/picture">
             <wp:extent cx="5486400" cy="5261429"/>
-            <wp:docPr id="2" name="Picture 2" descr="Similarity and normalisation. Raw distances: P distance36; Q distance1, so Q is closer in raw coordinates.. Angular similarity: CosineP=1; cosineQ=2/sqrt5≈0.8944, so P aligns more closely.. Normalise: Unit query [1, 0], P [1, 0], Q [2/sqrt5, 1/sqrt5]; normalised distanceP0."/>
+            <wp:docPr id="2" name="Picture 2" descr="Similarity and normalisation. Raw distances: P distance 36; Q distance 1, so Q is closer in raw coordinates.. Angular similarity: Cosine P =1; cosine Q =2/sqrt5≈0.8944, so P aligns more closely.. Normalise: Unit query [1, 0], P [1, 0], Q [2/sqrt5, 1/sqrt5]; normalised distance to P is 0."/>
             <wp:cNvGraphicFramePr>
               <a:graphicFrameLocks noChangeAspect="1"/>
             </wp:cNvGraphicFramePr>
@@ -1528,7 +1528,7 @@
           </w:tcPr>
           <w:p>
             <w:r>
-              <w:t>P distance36; Q distance1, so Q is closer in raw coordinates.</w:t>
+              <w:t>P distance 36; Q distance 1, so Q is closer in raw coordinates.</w:t>
             </w:r>
           </w:p>
         </w:tc>
@@ -1550,7 +1550,7 @@
           </w:tcPr>
           <w:p>
             <w:r>
-              <w:t>CosineP=1; cosineQ=2/sqrt5≈0.8944, so P aligns more closely.</w:t>
+              <w:t>Cosine P =1; cosine Q =2/sqrt5≈0.8944, so P aligns more closely.</w:t>
             </w:r>
           </w:p>
         </w:tc>
@@ -1572,7 +1572,7 @@
           </w:tcPr>
           <w:p>
             <w:r>
-              <w:t>Unit query [1, 0], P [1, 0], Q [2/sqrt5, 1/sqrt5]; normalised distanceP0.</w:t>
+              <w:t>Unit query [1, 0], P [1, 0], Q [2/sqrt5, 1/sqrt5]; normalised distance to P is 0.</w:t>
             </w:r>
           </w:p>
         </w:tc>
@@ -3839,7 +3839,7 @@
         <w:rPr>
           <w:b w:val="0"/>
         </w:rPr>
-        <w:t>Which labelled step matches this detail? Unit query [1, 0], P [1, 0], Q [2/sqrt5, 1/sqrt5]; normalised distanceP0.</w:t>
+        <w:t>Which labelled step matches this detail? Unit query [1, 0], P [1, 0], Q [2/sqrt5, 1/sqrt5]; normalised distance to P is 0.</w:t>
       </w:r>
     </w:p>
     <w:p>
@@ -3948,7 +3948,7 @@
         <w:rPr>
           <w:b w:val="0"/>
         </w:rPr>
-        <w:t>After your attempt, compare with the supported explanation: Normalise Unit query [1, 0], P [1, 0], Q [2/sqrt5, 1/sqrt5]; normalised distanceP0. Raw Euclidean distance includes differences in both direction and magnitude.</w:t>
+        <w:t>After your attempt, compare with the supported explanation: Normalise Unit query [1, 0], P [1, 0], Q [2/sqrt5, 1/sqrt5]; normalised distance to P is 0. Raw Euclidean distance includes differences in both direction and magnitude.</w:t>
       </w:r>
     </w:p>
     <w:p>
@@ -4145,7 +4145,7 @@
         <w:rPr>
           <w:b w:val="0"/>
         </w:rPr>
-        <w:t>After your attempt, compare with the supported explanation: Cosine and unit normalisation for P are undefined. The zero vector has norm0, so dividing by its norm is invalid.</w:t>
+        <w:t>After your attempt, compare with the supported explanation: Cosine and unit normalisation for P are undefined. The zero vector has norm 0, so dividing by its norm is invalid.</w:t>
       </w:r>
     </w:p>
     <w:p>
@@ -4482,7 +4482,7 @@
         <w:drawing>
           <wp:inline xmlns:a="http://schemas.openxmlformats.org/drawingml/2006/main" xmlns:pic="http://schemas.openxmlformats.org/drawingml/2006/picture">
             <wp:extent cx="5486400" cy="3182112"/>
-            <wp:docPr id="4" name="Picture 4" descr="Raw distances: P distance36; Q distance1, so Q is closer in raw coordinates. → Angular similarity: CosineP=1; cosineQ=2/sqrt5≈0.8944, so P aligns more closely. → Normalise: Unit query [1, 0], P [1, 0], Q [2/sqrt5, 1/sqrt5]; normalised distanceP0."/>
+            <wp:docPr id="4" name="Picture 4" descr="Raw distances: P distance 36; Q distance 1, so Q is closer in raw coordinates. → Angular similarity: Cosine P =1; cosine Q =2/sqrt5≈0.8944, so P aligns more closely. → Normalise: Unit query [1, 0], P [1, 0], Q [2/sqrt5, 1/sqrt5]; normalised distance to P is 0."/>
             <wp:cNvGraphicFramePr>
               <a:graphicFrameLocks noChangeAspect="1"/>
             </wp:cNvGraphicFramePr>
@@ -4521,7 +4521,7 @@
         <w:rPr>
           <w:b w:val="0"/>
         </w:rPr>
-        <w:t>Raw distances: P distance36; Q distance1, so Q is closer in raw coordinates. → Angular similarity: CosineP=1; cosineQ=2/sqrt5≈0.8944, so P aligns more closely. → Normalise: Unit query [1, 0], P [1, 0], Q [2/sqrt5, 1/sqrt5]; normalised distanceP0.</w:t>
+        <w:t>Raw distances: P distance 36; Q distance 1, so Q is closer in raw coordinates. → Angular similarity: Cosine P =1; cosine Q =2/sqrt5≈0.8944, so P aligns more closely. → Normalise: Unit query [1, 0], P [1, 0], Q [2/sqrt5, 1/sqrt5]; normalised distance to P is 0.</w:t>
       </w:r>
     </w:p>
     <w:p>
@@ -4628,7 +4628,7 @@
         <w:drawing>
           <wp:inline xmlns:a="http://schemas.openxmlformats.org/drawingml/2006/main" xmlns:pic="http://schemas.openxmlformats.org/drawingml/2006/picture">
             <wp:extent cx="5486400" cy="3026664"/>
-            <wp:docPr id="6" name="Picture 6" descr="Original case: Unit query [1, 0], P [1, 0], Q [2/sqrt5, 1/sqrt5]; normalised distanceP0. Changed condition: Replace P with [0, 0]. Expected result: Cosine and unit normalisation for P are undefined. Reason: The zero vector has norm0, so dividing by its norm is invalid."/>
+            <wp:docPr id="6" name="Picture 6" descr="Original case: Unit query [1, 0], P [1, 0], Q [2/sqrt5, 1/sqrt5]; normalised distance to P is 0. Changed condition: Replace P with [0, 0]. Expected result: Cosine and unit normalisation for P are undefined. Reason: The zero vector has norm 0, so dividing by its norm is invalid."/>
             <wp:cNvGraphicFramePr>
               <a:graphicFrameLocks noChangeAspect="1"/>
             </wp:cNvGraphicFramePr>
@@ -4667,7 +4667,7 @@
         <w:rPr>
           <w:b w:val="0"/>
         </w:rPr>
-        <w:t>Original case: Unit query [1, 0], P [1, 0], Q [2/sqrt5, 1/sqrt5]; normalised distanceP0. Changed condition: Replace P with [0, 0]. Expected result: Cosine and unit normalisation for P are undefined.</w:t>
+        <w:t>Original case: Unit query [1, 0], P [1, 0], Q [2/sqrt5, 1/sqrt5]; normalised distance to P is 0. Changed condition: Replace P with [0, 0]. Expected result: Cosine and unit normalisation for P are undefined.</w:t>
       </w:r>
     </w:p>
     <w:p>
@@ -4678,7 +4678,7 @@
         <w:rPr>
           <w:b w:val="0"/>
         </w:rPr>
-        <w:t>Reason: The zero vector has norm0, so dividing by its norm is invalid.</w:t>
+        <w:t>Reason: The zero vector has norm 0, so dividing by its norm is invalid.</w:t>
       </w:r>
     </w:p>
     <w:p>

--- a/downloads/student/ai-5-week-27.docx
+++ b/downloads/student/ai-5-week-27.docx
@@ -25,12 +25,17 @@
         <w:pStyle w:val="Heading1"/>
       </w:pPr>
       <w:r>
-        <w:t>Before you start</w:t>
-      </w:r>
-    </w:p>
-    <w:p>
-      <w:r>
-        <w:t>For query [3, 4] and candidate [3, 0], calculate squared Euclidean distance. Does a smaller distance prove equivalent meaning?</w:t>
+        <w:t>Keep the length or choose the direction. Normalize both sides. Handle zero explicitly.</w:t>
+      </w:r>
+    </w:p>
+    <w:p>
+      <w:r>
+        <w:t>Compare complete geometric rankings while documenting lost magnitude and unavailable cosine values.</w:t>
+      </w:r>
+    </w:p>
+    <w:p>
+      <w:r>
+        <w:t>Original vector table → side-by-side geometry → squared-unit identity → pictured zero case → complete ranking policy → independent new vectors.</w:t>
       </w:r>
     </w:p>
     <w:p>
@@ -38,20 +43,20 @@
         <w:pStyle w:val="Heading1"/>
       </w:pPr>
       <w:r>
-        <w:t>01. Your mission</w:t>
-      </w:r>
-    </w:p>
-    <w:p>
-      <w:r>
-        <w:t>Start with the target: Calculate vector length and normalise a nonzero vector. Try the recall before opening notes.</w:t>
-      </w:r>
-    </w:p>
-    <w:p>
-      <w:pPr>
-        <w:pStyle w:val="Heading3"/>
-      </w:pPr>
-      <w:r>
-        <w:t>Your learning target</w:t>
+        <w:t>01. Do we want nearby coordinates or aligned directions?</w:t>
+      </w:r>
+    </w:p>
+    <w:p>
+      <w:r>
+        <w:t>Keep normalization,zero handling and the comparison question explicit.</w:t>
+      </w:r>
+    </w:p>
+    <w:p>
+      <w:pPr>
+        <w:pStyle w:val="Heading2"/>
+      </w:pPr>
+      <w:r>
+        <w:t>Learning goals</w:t>
       </w:r>
     </w:p>
     <w:p>
@@ -113,10 +118,10 @@
     </w:p>
     <w:p>
       <w:pPr>
-        <w:pStyle w:val="Heading3"/>
-      </w:pPr>
-      <w:r>
-        <w:t>Remember before reading</w:t>
+        <w:pStyle w:val="Heading2"/>
+      </w:pPr>
+      <w:r>
+        <w:t>Retrieve candidate-dependent geometry</w:t>
       </w:r>
     </w:p>
     <w:p>
@@ -188,6 +193,88 @@
     </w:p>
     <w:p>
       <w:pPr>
+        <w:pStyle w:val="Heading2"/>
+      </w:pPr>
+      <w:r>
+        <w:t>Prerequisite and starting response</w:t>
+      </w:r>
+    </w:p>
+    <w:p>
+      <w:pPr>
+        <w:pStyle w:val="ListBullet"/>
+      </w:pPr>
+      <w:r>
+        <w:t>For query [3, 4] and candidate [3, 0], calculate squared Euclidean distance. Does a smaller distance prove equivalent meaning?</w:t>
+      </w:r>
+    </w:p>
+    <w:p>
+      <w:pPr>
+        <w:pStyle w:val="Heading3"/>
+      </w:pPr>
+      <w:r>
+        <w:t>My starting explanation</w:t>
+      </w:r>
+    </w:p>
+    <w:p>
+      <w:r>
+        <w:t>________________________________________________________________</w:t>
+      </w:r>
+    </w:p>
+    <w:p>
+      <w:r>
+        <w:t>________________________________________________________________</w:t>
+      </w:r>
+    </w:p>
+    <w:p>
+      <w:r>
+        <w:t>________________________________________________________________</w:t>
+      </w:r>
+    </w:p>
+    <w:p>
+      <w:pPr>
+        <w:pStyle w:val="Heading2"/>
+      </w:pPr>
+      <w:r>
+        <w:t>End goal</w:t>
+      </w:r>
+    </w:p>
+    <w:p>
+      <w:pPr>
+        <w:spacing w:line="336" w:lineRule="auto" w:after="180"/>
+      </w:pPr>
+      <w:r>
+        <w:rPr>
+          <w:b w:val="0"/>
+        </w:rPr>
+        <w:t>By the end, I can explain similarity and normalisation using a traced example and a stated limitation.</w:t>
+      </w:r>
+    </w:p>
+    <w:p>
+      <w:pPr>
+        <w:pStyle w:val="Heading2"/>
+      </w:pPr>
+      <w:r>
+        <w:t>Earlier wording, alternatives and picture transcripts · reference / check after trying</w:t>
+      </w:r>
+    </w:p>
+    <w:p>
+      <w:pPr>
+        <w:pStyle w:val="Heading3"/>
+      </w:pPr>
+      <w:r>
+        <w:t>Your learning target</w:t>
+      </w:r>
+    </w:p>
+    <w:p>
+      <w:pPr>
+        <w:pStyle w:val="Heading3"/>
+      </w:pPr>
+      <w:r>
+        <w:t>Remember before reading</w:t>
+      </w:r>
+    </w:p>
+    <w:p>
+      <w:pPr>
         <w:spacing w:line="336" w:lineRule="auto" w:after="180"/>
       </w:pPr>
       <w:r>
@@ -264,69 +351,31 @@
     </w:p>
     <w:p>
       <w:pPr>
-        <w:spacing w:line="336" w:lineRule="auto" w:after="180"/>
-        <w:shd w:fill="F5F1FB"/>
-      </w:pPr>
-      <w:r>
-        <w:rPr>
-          <w:b w:val="0"/>
-        </w:rPr>
-        <w:t>For query [3, 4] and candidate [3, 0], calculate squared Euclidean distance. Does a smaller distance prove equivalent meaning?</w:t>
-      </w:r>
-    </w:p>
-    <w:p>
-      <w:pPr>
         <w:pStyle w:val="Heading3"/>
       </w:pPr>
       <w:r>
-        <w:t>My starting explanation</w:t>
-      </w:r>
-    </w:p>
-    <w:p>
-      <w:r>
-        <w:t>________________________________________________________________</w:t>
-      </w:r>
-    </w:p>
-    <w:p>
-      <w:r>
-        <w:t>________________________________________________________________</w:t>
-      </w:r>
-    </w:p>
-    <w:p>
-      <w:r>
-        <w:t>________________________________________________________________</w:t>
-      </w:r>
-    </w:p>
-    <w:p>
-      <w:pPr>
-        <w:pStyle w:val="Heading3"/>
-      </w:pPr>
-      <w:r>
         <w:t>This week’s end goal</w:t>
       </w:r>
     </w:p>
     <w:p>
       <w:pPr>
-        <w:spacing w:line="336" w:lineRule="auto" w:after="180"/>
-      </w:pPr>
-      <w:r>
-        <w:rPr>
-          <w:b w:val="0"/>
-        </w:rPr>
-        <w:t>By the end, I can explain similarity and normalisation using a traced example and a stated limitation.</w:t>
-      </w:r>
-    </w:p>
-    <w:p>
-      <w:pPr>
         <w:pStyle w:val="Heading1"/>
       </w:pPr>
       <w:r>
-        <w:t>02. Notice the evidence</w:t>
-      </w:r>
-    </w:p>
-    <w:p>
-      <w:r>
-        <w:t>Investigate the supplied Similarity and normalisation case. Separate observations, given facts and assumptions before choosing an explanation.</w:t>
+        <w:t>02. Read both vector direction and length before choosing a rule</w:t>
+      </w:r>
+    </w:p>
+    <w:p>
+      <w:r>
+        <w:t>The same positive proportions can occur at different magnitudes.</w:t>
+      </w:r>
+    </w:p>
+    <w:p>
+      <w:pPr>
+        <w:pStyle w:val="Heading2"/>
+      </w:pPr>
+      <w:r>
+        <w:t>Complete comparison question and supplied vectors</w:t>
       </w:r>
     </w:p>
     <w:p>
@@ -534,6 +583,14 @@
     </w:tbl>
     <w:p>
       <w:pPr>
+        <w:pStyle w:val="Heading2"/>
+      </w:pPr>
+      <w:r>
+        <w:t>Derive Q and A unit vectors</w:t>
+      </w:r>
+    </w:p>
+    <w:p>
+      <w:pPr>
         <w:spacing w:line="336" w:lineRule="auto" w:after="180"/>
       </w:pPr>
       <w:r>
@@ -580,6 +637,14 @@
     </w:p>
     <w:p>
       <w:pPr>
+        <w:pStyle w:val="Heading2"/>
+      </w:pPr>
+      <w:r>
+        <w:t>Keep the constructed coordinates and removed length in scope</w:t>
+      </w:r>
+    </w:p>
+    <w:p>
+      <w:pPr>
         <w:spacing w:line="336" w:lineRule="auto" w:after="180"/>
       </w:pPr>
       <w:r>
@@ -591,6 +656,14 @@
     </w:p>
     <w:p>
       <w:pPr>
+        <w:pStyle w:val="Heading2"/>
+      </w:pPr>
+      <w:r>
+        <w:t>Name given and missing facts</w:t>
+      </w:r>
+    </w:p>
+    <w:p>
+      <w:pPr>
         <w:pStyle w:val="Heading3"/>
       </w:pPr>
       <w:r>
@@ -617,12 +690,20 @@
         <w:pStyle w:val="Heading1"/>
       </w:pPr>
       <w:r>
-        <w:t>03. See how it works</w:t>
-      </w:r>
-    </w:p>
-    <w:p>
-      <w:r>
-        <w:t>Follow the mechanism for Similarity and normalisation. Connect each labelled input, deciding step and result.</w:t>
+        <w:t>03. Compute complete rankings rather than judging arrow length alone</w:t>
+      </w:r>
+    </w:p>
+    <w:p>
+      <w:r>
+        <w:t>The rule determines which differences the comparison keeps.</w:t>
+      </w:r>
+    </w:p>
+    <w:p>
+      <w:pPr>
+        <w:pStyle w:val="Heading2"/>
+      </w:pPr>
+      <w:r>
+        <w:t>Complete dot-product and cosine derivation</w:t>
       </w:r>
     </w:p>
     <w:p>
@@ -657,6 +738,407 @@
           <w:b w:val="0"/>
         </w:rPr>
         <w:t>For A, the dot product is 3 times 6 + 4 times 8 = 50, so cosine = 50 / (5 times 10) = 1. For B it is 9 / 15 = 0.6; for C it is -25 / 25 = -1.</w:t>
+      </w:r>
+    </w:p>
+    <w:p>
+      <w:pPr>
+        <w:pStyle w:val="Heading2"/>
+      </w:pPr>
+      <w:r>
+        <w:t>All original raw and unit comparisons</w:t>
+      </w:r>
+    </w:p>
+    <w:tbl>
+      <w:tblPr>
+        <w:tblStyle w:val="LightShading-Accent1"/>
+        <w:tblW w:type="auto" w:w="0"/>
+        <w:tblLook w:firstColumn="1" w:firstRow="1" w:lastColumn="0" w:lastRow="0" w:noHBand="0" w:noVBand="1" w:val="04A0"/>
+      </w:tblPr>
+      <w:tblGrid>
+        <w:gridCol w:w="2045"/>
+        <w:gridCol w:w="2045"/>
+        <w:gridCol w:w="2045"/>
+        <w:gridCol w:w="2045"/>
+        <w:gridCol w:w="2045"/>
+      </w:tblGrid>
+      <w:tr>
+        <w:trPr>
+          <w:tblHeader/>
+        </w:trPr>
+        <w:tc>
+          <w:tcPr>
+            <w:tcW w:type="dxa" w:w="2045"/>
+          </w:tcPr>
+          <w:p>
+            <w:r>
+              <w:t>Main query Q[3, 4], length 5</w:t>
+            </w:r>
+          </w:p>
+        </w:tc>
+        <w:tc>
+          <w:tcPr>
+            <w:tcW w:type="dxa" w:w="2045"/>
+          </w:tcPr>
+          <w:p>
+            <w:r>
+              <w:t>Candidate length</w:t>
+            </w:r>
+          </w:p>
+        </w:tc>
+        <w:tc>
+          <w:tcPr>
+            <w:tcW w:type="dxa" w:w="2045"/>
+          </w:tcPr>
+          <w:p>
+            <w:r>
+              <w:t>Raw squared distance</w:t>
+            </w:r>
+          </w:p>
+        </w:tc>
+        <w:tc>
+          <w:tcPr>
+            <w:tcW w:type="dxa" w:w="2045"/>
+          </w:tcPr>
+          <w:p>
+            <w:r>
+              <w:t>Cosine:larger wins</w:t>
+            </w:r>
+          </w:p>
+        </w:tc>
+        <w:tc>
+          <w:tcPr>
+            <w:tcW w:type="dxa" w:w="2045"/>
+          </w:tcPr>
+          <w:p>
+            <w:r>
+              <w:t>Unit-vector squared distance:smaller wins</w:t>
+            </w:r>
+          </w:p>
+        </w:tc>
+      </w:tr>
+      <w:tr>
+        <w:tc>
+          <w:tcPr>
+            <w:tcW w:type="dxa" w:w="2045"/>
+          </w:tcPr>
+          <w:p>
+            <w:r>
+              <w:t>A[6, 8]</w:t>
+            </w:r>
+          </w:p>
+        </w:tc>
+        <w:tc>
+          <w:tcPr>
+            <w:tcW w:type="dxa" w:w="2045"/>
+          </w:tcPr>
+          <w:p>
+            <w:r>
+              <w:t>10</w:t>
+            </w:r>
+          </w:p>
+        </w:tc>
+        <w:tc>
+          <w:tcPr>
+            <w:tcW w:type="dxa" w:w="2045"/>
+          </w:tcPr>
+          <w:p>
+            <w:r>
+              <w:t>25</w:t>
+            </w:r>
+          </w:p>
+        </w:tc>
+        <w:tc>
+          <w:tcPr>
+            <w:tcW w:type="dxa" w:w="2045"/>
+          </w:tcPr>
+          <w:p>
+            <w:r>
+              <w:t>1</w:t>
+            </w:r>
+          </w:p>
+        </w:tc>
+        <w:tc>
+          <w:tcPr>
+            <w:tcW w:type="dxa" w:w="2045"/>
+          </w:tcPr>
+          <w:p>
+            <w:r>
+              <w:t>0</w:t>
+            </w:r>
+          </w:p>
+        </w:tc>
+      </w:tr>
+      <w:tr>
+        <w:tc>
+          <w:tcPr>
+            <w:tcW w:type="dxa" w:w="2045"/>
+          </w:tcPr>
+          <w:p>
+            <w:r>
+              <w:t>B[3, 0]</w:t>
+            </w:r>
+          </w:p>
+        </w:tc>
+        <w:tc>
+          <w:tcPr>
+            <w:tcW w:type="dxa" w:w="2045"/>
+          </w:tcPr>
+          <w:p>
+            <w:r>
+              <w:t>3</w:t>
+            </w:r>
+          </w:p>
+        </w:tc>
+        <w:tc>
+          <w:tcPr>
+            <w:tcW w:type="dxa" w:w="2045"/>
+          </w:tcPr>
+          <w:p>
+            <w:r>
+              <w:t>16</w:t>
+            </w:r>
+          </w:p>
+        </w:tc>
+        <w:tc>
+          <w:tcPr>
+            <w:tcW w:type="dxa" w:w="2045"/>
+          </w:tcPr>
+          <w:p>
+            <w:r>
+              <w:t>0.6</w:t>
+            </w:r>
+          </w:p>
+        </w:tc>
+        <w:tc>
+          <w:tcPr>
+            <w:tcW w:type="dxa" w:w="2045"/>
+          </w:tcPr>
+          <w:p>
+            <w:r>
+              <w:t>0.8</w:t>
+            </w:r>
+          </w:p>
+        </w:tc>
+      </w:tr>
+      <w:tr>
+        <w:tc>
+          <w:tcPr>
+            <w:tcW w:type="dxa" w:w="2045"/>
+          </w:tcPr>
+          <w:p>
+            <w:r>
+              <w:t>C[-3, -4]</w:t>
+            </w:r>
+          </w:p>
+        </w:tc>
+        <w:tc>
+          <w:tcPr>
+            <w:tcW w:type="dxa" w:w="2045"/>
+          </w:tcPr>
+          <w:p>
+            <w:r>
+              <w:t>5</w:t>
+            </w:r>
+          </w:p>
+        </w:tc>
+        <w:tc>
+          <w:tcPr>
+            <w:tcW w:type="dxa" w:w="2045"/>
+          </w:tcPr>
+          <w:p>
+            <w:r>
+              <w:t>100</w:t>
+            </w:r>
+          </w:p>
+        </w:tc>
+        <w:tc>
+          <w:tcPr>
+            <w:tcW w:type="dxa" w:w="2045"/>
+          </w:tcPr>
+          <w:p>
+            <w:r>
+              <w:t>-1</w:t>
+            </w:r>
+          </w:p>
+        </w:tc>
+        <w:tc>
+          <w:tcPr>
+            <w:tcW w:type="dxa" w:w="2045"/>
+          </w:tcPr>
+          <w:p>
+            <w:r>
+              <w:t>4</w:t>
+            </w:r>
+          </w:p>
+        </w:tc>
+      </w:tr>
+      <w:tr>
+        <w:tc>
+          <w:tcPr>
+            <w:tcW w:type="dxa" w:w="2045"/>
+          </w:tcPr>
+          <w:p>
+            <w:r>
+              <w:t>Winner among original A/B/C</w:t>
+            </w:r>
+          </w:p>
+        </w:tc>
+        <w:tc>
+          <w:tcPr>
+            <w:tcW w:type="dxa" w:w="2045"/>
+          </w:tcPr>
+          <w:p>
+            <w:r>
+              <w:t>Different criterion</w:t>
+            </w:r>
+          </w:p>
+        </w:tc>
+        <w:tc>
+          <w:tcPr>
+            <w:tcW w:type="dxa" w:w="2045"/>
+          </w:tcPr>
+          <w:p>
+            <w:r>
+              <w:t>B</w:t>
+            </w:r>
+          </w:p>
+        </w:tc>
+        <w:tc>
+          <w:tcPr>
+            <w:tcW w:type="dxa" w:w="2045"/>
+          </w:tcPr>
+          <w:p>
+            <w:r>
+              <w:t>A</w:t>
+            </w:r>
+          </w:p>
+        </w:tc>
+        <w:tc>
+          <w:tcPr>
+            <w:tcW w:type="dxa" w:w="2045"/>
+          </w:tcPr>
+          <w:p>
+            <w:r>
+              <w:t>A</w:t>
+            </w:r>
+          </w:p>
+        </w:tc>
+      </w:tr>
+    </w:tbl>
+    <w:p>
+      <w:pPr>
+        <w:pStyle w:val="Heading2"/>
+      </w:pPr>
+      <w:r>
+        <w:t>Labelled original-versus-normalized geometry</w:t>
+      </w:r>
+    </w:p>
+    <w:p>
+      <w:r>
+        <w:drawing>
+          <wp:inline xmlns:a="http://schemas.openxmlformats.org/drawingml/2006/main" xmlns:pic="http://schemas.openxmlformats.org/drawingml/2006/picture">
+            <wp:extent cx="5421896" cy="3200400"/>
+            <wp:docPr id="1" name="Picture 1" descr="Side-by-side equal-aspect vector diagrams. Raw Q[3,4],A[6,8],B[3,0],C[-3,-4]give raw squared distances25,16,100,so Bnearest. After normalizing both query and candidates,Qand Acoincide at[.6,.8],B[1,0],C[-.6,-.8];squared distances0,.8,4rank Afirst,matching cosines1,.6,-1."/>
+            <wp:cNvGraphicFramePr>
+              <a:graphicFrameLocks noChangeAspect="1"/>
+            </wp:cNvGraphicFramePr>
+            <a:graphic>
+              <a:graphicData uri="http://schemas.openxmlformats.org/drawingml/2006/picture">
+                <pic:pic>
+                  <pic:nvPicPr>
+                    <pic:cNvPr id="0" name="ai-5-27-raw-unit-vector-geometry.png"/>
+                    <pic:cNvPicPr/>
+                  </pic:nvPicPr>
+                  <pic:blipFill>
+                    <a:blip r:embed="rId9"/>
+                    <a:stretch>
+                      <a:fillRect/>
+                    </a:stretch>
+                  </pic:blipFill>
+                  <pic:spPr>
+                    <a:xfrm>
+                      <a:off x="0" y="0"/>
+                      <a:ext cx="5421896" cy="3200400"/>
+                    </a:xfrm>
+                    <a:prstGeom prst="rect"/>
+                  </pic:spPr>
+                </pic:pic>
+              </a:graphicData>
+            </a:graphic>
+          </wp:inline>
+        </w:drawing>
+      </w:r>
+    </w:p>
+    <w:p>
+      <w:pPr>
+        <w:pStyle w:val="Heading2"/>
+      </w:pPr>
+      <w:r>
+        <w:t>Identity,precision and numeric input assumptions</w:t>
+      </w:r>
+    </w:p>
+    <w:p>
+      <w:pPr>
+        <w:spacing w:line="336" w:lineRule="auto" w:after="180"/>
+      </w:pPr>
+      <w:r>
+        <w:rPr>
+          <w:b w:val="0"/>
+        </w:rPr>
+        <w:t>Cosine divides a dot product by both nonzero lengths. Compare all original A/B/C candidates under the same rule before ranking. Unit-vector squared distance is2−2 cosine, so it ranks the same way as largest cosine when both sides have unit length. Keep full precision for decisions and round only display values. The code assumes finite moderate numeric inputs and rejects empty, mismatched or zero vectors.</w:t>
+      </w:r>
+    </w:p>
+    <w:p>
+      <w:pPr>
+        <w:spacing w:line="336" w:lineRule="auto" w:after="180"/>
+      </w:pPr>
+      <w:r>
+        <w:rPr>
+          <w:b w:val="0"/>
+        </w:rPr>
+        <w:t>A cosine in[−1, 1]is a mathematical comparison, not a calibrated probability or evidence that records mean the same thing.</w:t>
+      </w:r>
+    </w:p>
+    <w:p>
+      <w:pPr>
+        <w:spacing w:line="336" w:lineRule="auto" w:after="180"/>
+      </w:pPr>
+      <w:r>
+        <w:rPr>
+          <w:b w:val="0"/>
+        </w:rPr>
+        <w:t xml:space="preserve">Trace before running: A gives 1, B gives 0.6 and C gives -1. This classroom code assumes finite, moderate numeric </w:t>
+      </w:r>
+      <w:r>
+        <w:rPr>
+          <w:b/>
+        </w:rPr>
+        <w:t>input</w:t>
+      </w:r>
+      <w:r>
+        <w:rPr>
+          <w:b w:val="0"/>
+        </w:rPr>
+        <w:t>s. It rejects empty, unequal-length and zero vectors.</w:t>
+      </w:r>
+    </w:p>
+    <w:p>
+      <w:pPr>
+        <w:spacing w:line="336" w:lineRule="auto" w:after="180"/>
+      </w:pPr>
+      <w:r>
+        <w:rPr>
+          <w:b w:val="0"/>
+        </w:rPr>
+        <w:t>Keep full precision for decisions; rounding here is only for display. Cosine lies between -1 and 1 in exact arithmetic and is not a probability.</w:t>
+      </w:r>
+    </w:p>
+    <w:p>
+      <w:pPr>
+        <w:pStyle w:val="Heading2"/>
+      </w:pPr>
+      <w:r>
+        <w:t>Complete runnable nonzero cosine calculation</w:t>
       </w:r>
     </w:p>
     <w:p>
@@ -705,13 +1187,21 @@
     </w:p>
     <w:p>
       <w:pPr>
+        <w:pStyle w:val="Heading2"/>
+      </w:pPr>
+      <w:r>
+        <w:t>Connect each arrow to its coordinate and norm</w:t>
+      </w:r>
+    </w:p>
+    <w:p>
+      <w:pPr>
         <w:spacing w:line="336" w:lineRule="auto" w:after="180"/>
       </w:pPr>
       <w:r>
         <w:rPr>
           <w:b w:val="0"/>
         </w:rPr>
-        <w:t xml:space="preserve">Trace before running: A gives 1, B gives 0.6 and C gives -1. This classroom code assumes finite, moderate numeric </w:t>
+        <w:t xml:space="preserve">Point to the </w:t>
       </w:r>
       <w:r>
         <w:rPr>
@@ -723,26 +1213,126 @@
         <w:rPr>
           <w:b w:val="0"/>
         </w:rPr>
-        <w:t>s. It rejects empty, unequal-length and zero vectors.</w:t>
+        <w:t>, the deciding step and the result in this week’s visual. Explain the same step in ordinary words. A picture helps when you can say what each part represents.</w:t>
+      </w:r>
+    </w:p>
+    <w:p>
+      <w:pPr>
+        <w:pStyle w:val="Heading2"/>
+      </w:pPr>
+      <w:r>
+        <w:t>Earlier wording, alternatives and picture transcripts · reference / check after trying</w:t>
+      </w:r>
+    </w:p>
+    <w:p>
+      <w:pPr>
+        <w:pStyle w:val="Heading3"/>
+      </w:pPr>
+      <w:r>
+        <w:t>Connect the picture and the explanation</w:t>
+      </w:r>
+    </w:p>
+    <w:p>
+      <w:pPr>
+        <w:pStyle w:val="Heading1"/>
+      </w:pPr>
+      <w:r>
+        <w:t>04. Change the comparison while keeping the vectors fixed</w:t>
+      </w:r>
+    </w:p>
+    <w:p>
+      <w:r>
+        <w:t>A changed winner can follow from a changed mathematical question.</w:t>
+      </w:r>
+    </w:p>
+    <w:p>
+      <w:pPr>
+        <w:pStyle w:val="Heading2"/>
+      </w:pPr>
+      <w:r>
+        <w:t>Current full-ranking task</w:t>
+      </w:r>
+    </w:p>
+    <w:p>
+      <w:pPr>
+        <w:pStyle w:val="ListBullet"/>
+      </w:pPr>
+      <w:r>
+        <w:t>For query Q, write the raw squared distances and cosines to A, B and C from the lesson. Name the winner under each rule. Calculate squared distances after normalising both sides and check the relationship to cosine.</w:t>
+      </w:r>
+    </w:p>
+    <w:p>
+      <w:pPr>
+        <w:pStyle w:val="Heading3"/>
+      </w:pPr>
+      <w:r>
+        <w:t>Keep the procedure fixed. Explain what changed in the inputs and result.</w:t>
+      </w:r>
+    </w:p>
+    <w:p>
+      <w:r>
+        <w:t>________________________________________________________________</w:t>
+      </w:r>
+    </w:p>
+    <w:p>
+      <w:r>
+        <w:t>________________________________________________________________</w:t>
+      </w:r>
+    </w:p>
+    <w:p>
+      <w:r>
+        <w:t>________________________________________________________________</w:t>
+      </w:r>
+    </w:p>
+    <w:p>
+      <w:r>
+        <w:t>________________________________________________________________</w:t>
+      </w:r>
+    </w:p>
+    <w:p>
+      <w:r>
+        <w:t>________________________________________________________________</w:t>
+      </w:r>
+    </w:p>
+    <w:p>
+      <w:pPr>
+        <w:pStyle w:val="Heading2"/>
+      </w:pPr>
+      <w:r>
+        <w:t>Predict the pictured zero replacement</w:t>
+      </w:r>
+    </w:p>
+    <w:p>
+      <w:pPr>
+        <w:pStyle w:val="ListBullet"/>
+      </w:pPr>
+      <w:r>
+        <w:t>Change: Replace P with [0, 0].</w:t>
+      </w:r>
+    </w:p>
+    <w:p>
+      <w:pPr>
+        <w:pStyle w:val="Heading2"/>
+      </w:pPr>
+      <w:r>
+        <w:t>Check after predicting · reference / check after trying</w:t>
       </w:r>
     </w:p>
     <w:p>
       <w:pPr>
         <w:spacing w:line="336" w:lineRule="auto" w:after="180"/>
       </w:pPr>
+      <w:r>
+        <w:rPr>
+          <w:b/>
+        </w:rPr>
+        <w:t>Prediction</w:t>
+      </w:r>
       <w:r>
         <w:rPr>
           <w:b w:val="0"/>
         </w:rPr>
-        <w:t>Keep full precision for decisions; rounding here is only for display. Cosine lies between -1 and 1 in exact arithmetic and is not a probability.</w:t>
-      </w:r>
-    </w:p>
-    <w:p>
-      <w:pPr>
-        <w:pStyle w:val="Heading3"/>
-      </w:pPr>
-      <w:r>
-        <w:t>Connect the picture and the explanation</w:t>
+        <w:t>: Cosine and unit normalisation for P are undefined.</w:t>
       </w:r>
     </w:p>
     <w:p>
@@ -753,7 +1343,85 @@
         <w:rPr>
           <w:b w:val="0"/>
         </w:rPr>
-        <w:t xml:space="preserve">Point to the </w:t>
+        <w:t>Reason: The zero vector has norm 0, so dividing by its norm is invalid.</w:t>
+      </w:r>
+    </w:p>
+    <w:p>
+      <w:pPr>
+        <w:pStyle w:val="Heading2"/>
+      </w:pPr>
+      <w:r>
+        <w:t>Earlier wording, alternatives and picture transcripts · reference / check after trying</w:t>
+      </w:r>
+    </w:p>
+    <w:p>
+      <w:pPr>
+        <w:pStyle w:val="Heading3"/>
+      </w:pPr>
+      <w:r>
+        <w:t>Compare a familiar case with a changed case</w:t>
+      </w:r>
+    </w:p>
+    <w:p>
+      <w:pPr>
+        <w:pStyle w:val="Heading3"/>
+      </w:pPr>
+      <w:r>
+        <w:t>Change one thing in the pictured case</w:t>
+      </w:r>
+    </w:p>
+    <w:p>
+      <w:pPr>
+        <w:pStyle w:val="Heading1"/>
+      </w:pPr>
+      <w:r>
+        <w:t>06. Separate raw closeness from angular alignment</w:t>
+      </w:r>
+    </w:p>
+    <w:p>
+      <w:r>
+        <w:t>Keep the pictured query and candidate names distinct from the main table.</w:t>
+      </w:r>
+    </w:p>
+    <w:p>
+      <w:pPr>
+        <w:pStyle w:val="Heading2"/>
+      </w:pPr>
+      <w:r>
+        <w:t>Complete pictured vectors and separate scope</w:t>
+      </w:r>
+    </w:p>
+    <w:p>
+      <w:pPr>
+        <w:spacing w:line="336" w:lineRule="auto" w:after="180"/>
+      </w:pPr>
+      <w:r>
+        <w:rPr>
+          <w:b w:val="0"/>
+        </w:rPr>
+        <w:t>Compare angular alignment with raw distance on the same vectors.</w:t>
+      </w:r>
+    </w:p>
+    <w:p>
+      <w:pPr>
+        <w:spacing w:line="336" w:lineRule="auto" w:after="180"/>
+      </w:pPr>
+      <w:r>
+        <w:rPr>
+          <w:b w:val="0"/>
+        </w:rPr>
+        <w:t>Query [2, 0]; P=[8, 0]; Q=[2, 1]. Nonzero vectors only; compare squared Euclidean distance and cosine.</w:t>
+      </w:r>
+    </w:p>
+    <w:p>
+      <w:pPr>
+        <w:spacing w:line="336" w:lineRule="auto" w:after="180"/>
+      </w:pPr>
+      <w:r>
+        <w:rPr>
+          <w:b w:val="0"/>
+        </w:rPr>
+        <w:t xml:space="preserve">All </w:t>
       </w:r>
       <w:r>
         <w:rPr>
@@ -765,28 +1433,7 @@
         <w:rPr>
           <w:b w:val="0"/>
         </w:rPr>
-        <w:t>, the deciding step and the result in this week’s visual. Explain the same step in ordinary words. A picture helps when you can say what each part represents.</w:t>
-      </w:r>
-    </w:p>
-    <w:p>
-      <w:pPr>
-        <w:pStyle w:val="Heading1"/>
-      </w:pPr>
-      <w:r>
-        <w:t>04. Compare the cases</w:t>
-      </w:r>
-    </w:p>
-    <w:p>
-      <w:r>
-        <w:t>Compare the supplied cases for Similarity and normalisation. Identify the detail that changes the conclusion.</w:t>
-      </w:r>
-    </w:p>
-    <w:p>
-      <w:pPr>
-        <w:pStyle w:val="Heading3"/>
-      </w:pPr>
-      <w:r>
-        <w:t>Compare a familiar case with a changed case</w:t>
+        <w:t>s and outcomes in this worked example are invented classroom data; no real model run is claimed.</w:t>
       </w:r>
     </w:p>
     <w:p>
@@ -797,68 +1444,62 @@
         <w:rPr>
           <w:b w:val="0"/>
         </w:rPr>
-        <w:t>For query Q, write the raw squared distances and cosines to A, B and C from the lesson. Name the winner under each rule. Calculate squared distances after normalising both sides and check the relationship to cosine.</w:t>
-      </w:r>
-    </w:p>
-    <w:p>
-      <w:pPr>
-        <w:pStyle w:val="Heading3"/>
-      </w:pPr>
-      <w:r>
-        <w:t>Keep the procedure fixed. Explain what changed in the inputs and result.</w:t>
-      </w:r>
-    </w:p>
-    <w:p>
-      <w:r>
-        <w:t>________________________________________________________________</w:t>
-      </w:r>
-    </w:p>
-    <w:p>
-      <w:r>
-        <w:t>________________________________________________________________</w:t>
-      </w:r>
-    </w:p>
-    <w:p>
-      <w:r>
-        <w:t>________________________________________________________________</w:t>
-      </w:r>
-    </w:p>
-    <w:p>
-      <w:r>
-        <w:t>________________________________________________________________</w:t>
-      </w:r>
-    </w:p>
-    <w:p>
-      <w:r>
-        <w:t>________________________________________________________________</w:t>
-      </w:r>
-    </w:p>
-    <w:p>
-      <w:pPr>
-        <w:pStyle w:val="Heading3"/>
-      </w:pPr>
-      <w:r>
-        <w:t>Change one thing in the pictured case</w:t>
-      </w:r>
-    </w:p>
-    <w:p>
-      <w:pPr>
-        <w:pStyle w:val="Heading3"/>
-      </w:pPr>
-      <w:r>
-        <w:t>Change one thing</w:t>
+        <w:t>The picture uses query[2, 0], candidate P[8, 0]and a candidate named Q[2, 1]. Here Q is a candidate name, not the main query Q[3, 4]. Raw squared distances 36 and1 prefer candidate Q. Cosines1 and2/√5≈.8944 prefer P. Normalize both sides:the query and P become[1, 0]. Replacing P with[0, 0]makes its norm 0 and cosine undefined; it does not create a valid perpendicular cosine 0.</w:t>
       </w:r>
     </w:p>
     <w:p>
       <w:pPr>
         <w:spacing w:line="336" w:lineRule="auto" w:after="180"/>
-        <w:shd w:fill="F5F1FB"/>
       </w:pPr>
       <w:r>
         <w:rPr>
           <w:b w:val="0"/>
         </w:rPr>
-        <w:t>Change: Replace P with [0, 0].</w:t>
+        <w:t>These toy rankings do not select a universally best metric.</w:t>
+      </w:r>
+    </w:p>
+    <w:p>
+      <w:pPr>
+        <w:pStyle w:val="Heading2"/>
+      </w:pPr>
+      <w:r>
+        <w:t>Trace original distances,cosines and normalization</w:t>
+      </w:r>
+    </w:p>
+    <w:p>
+      <w:r>
+        <w:drawing>
+          <wp:inline xmlns:a="http://schemas.openxmlformats.org/drawingml/2006/main" xmlns:pic="http://schemas.openxmlformats.org/drawingml/2006/picture">
+            <wp:extent cx="5486400" cy="3182112"/>
+            <wp:docPr id="2" name="Picture 2" descr="Raw distances: P distance 36; Q distance 1, so Q is closer in raw coordinates. → Angular similarity: Cosine P =1; cosine Q =2/sqrt5≈0.8944, so P aligns more closely. → Normalise: Unit query [1, 0], P [1, 0], Q [2/sqrt5, 1/sqrt5]; normalised distance to P is 0."/>
+            <wp:cNvGraphicFramePr>
+              <a:graphicFrameLocks noChangeAspect="1"/>
+            </wp:cNvGraphicFramePr>
+            <a:graphic>
+              <a:graphicData uri="http://schemas.openxmlformats.org/drawingml/2006/picture">
+                <pic:pic>
+                  <pic:nvPicPr>
+                    <pic:cNvPr id="0" name="academy-story-ai-5-27-02.png"/>
+                    <pic:cNvPicPr/>
+                  </pic:nvPicPr>
+                  <pic:blipFill>
+                    <a:blip r:embed="rId10"/>
+                    <a:stretch>
+                      <a:fillRect/>
+                    </a:stretch>
+                  </pic:blipFill>
+                  <pic:spPr>
+                    <a:xfrm>
+                      <a:off x="0" y="0"/>
+                      <a:ext cx="5486400" cy="3182112"/>
+                    </a:xfrm>
+                    <a:prstGeom prst="rect"/>
+                  </pic:spPr>
+                </pic:pic>
+              </a:graphicData>
+            </a:graphic>
+          </wp:inline>
+        </w:drawing>
       </w:r>
     </w:p>
     <w:p>
@@ -866,58 +1507,7 @@
         <w:pStyle w:val="Heading3"/>
       </w:pPr>
       <w:r>
-        <w:t>Predicted result</w:t>
-      </w:r>
-    </w:p>
-    <w:p>
-      <w:pPr>
-        <w:spacing w:line="336" w:lineRule="auto" w:after="180"/>
-        <w:shd w:fill="F1F6FC"/>
-      </w:pPr>
-      <w:r>
-        <w:rPr>
-          <w:b/>
-        </w:rPr>
-        <w:t>Prediction</w:t>
-      </w:r>
-      <w:r>
-        <w:rPr>
-          <w:b w:val="0"/>
-        </w:rPr>
-        <w:t>: Cosine and unit normalisation for P are undefined.</w:t>
-      </w:r>
-    </w:p>
-    <w:p>
-      <w:pPr>
-        <w:pStyle w:val="Heading3"/>
-      </w:pPr>
-      <w:r>
-        <w:t>Why the result follows</w:t>
-      </w:r>
-    </w:p>
-    <w:p>
-      <w:pPr>
-        <w:spacing w:line="336" w:lineRule="auto" w:after="180"/>
-        <w:shd w:fill="F1F6FC"/>
-      </w:pPr>
-      <w:r>
-        <w:rPr>
-          <w:b w:val="0"/>
-        </w:rPr>
-        <w:t>Reason: The zero vector has norm 0, so dividing by its norm is invalid.</w:t>
-      </w:r>
-    </w:p>
-    <w:p>
-      <w:pPr>
-        <w:pStyle w:val="Heading1"/>
-      </w:pPr>
-      <w:r>
-        <w:t>05. Words that unlock the idea</w:t>
-      </w:r>
-    </w:p>
-    <w:p>
-      <w:r>
-        <w:t>Use the vocabulary of Similarity and normalisation to explain a concrete decision, rather than only memorising definitions.</w:t>
+        <w:t>Read the picture one step at a time</w:t>
       </w:r>
     </w:p>
     <w:tbl>
@@ -940,7 +1530,7 @@
           </w:tcPr>
           <w:p>
             <w:r>
-              <w:t>Word</w:t>
+              <w:t>Step</w:t>
             </w:r>
           </w:p>
         </w:tc>
@@ -950,7 +1540,7 @@
           </w:tcPr>
           <w:p>
             <w:r>
-              <w:t>Meaning</w:t>
+              <w:t>What happens and why</w:t>
             </w:r>
           </w:p>
         </w:tc>
@@ -962,7 +1552,7 @@
           </w:tcPr>
           <w:p>
             <w:r>
-              <w:t>Vector length</w:t>
+              <w:t>1. Raw distances</w:t>
             </w:r>
           </w:p>
         </w:tc>
@@ -972,7 +1562,7 @@
           </w:tcPr>
           <w:p>
             <w:r>
-              <w:t>The square root of the sum of squared components, also called the L2 norm</w:t>
+              <w:t>P distance 36; Q distance 1, so Q is closer in raw coordinates.</w:t>
             </w:r>
           </w:p>
         </w:tc>
@@ -984,7 +1574,7 @@
           </w:tcPr>
           <w:p>
             <w:r>
-              <w:t>L2 normalisation</w:t>
+              <w:t>2. Angular similarity</w:t>
             </w:r>
           </w:p>
         </w:tc>
@@ -994,7 +1584,7 @@
           </w:tcPr>
           <w:p>
             <w:r>
-              <w:t>Dividing every component of a nonzero vector by its length</w:t>
+              <w:t>Cosine P =1; cosine Q =2/sqrt5≈0.8944, so P aligns more closely.</w:t>
             </w:r>
           </w:p>
         </w:tc>
@@ -1006,7 +1596,7 @@
           </w:tcPr>
           <w:p>
             <w:r>
-              <w:t>Cosine similarity</w:t>
+              <w:t>3. Normalise</w:t>
             </w:r>
           </w:p>
         </w:tc>
@@ -1016,68 +1606,141 @@
           </w:tcPr>
           <w:p>
             <w:r>
-              <w:t>The dot product of two nonzero vectors divided by the product of their lengths</w:t>
-            </w:r>
-          </w:p>
-        </w:tc>
-      </w:tr>
-      <w:tr>
-        <w:tc>
-          <w:tcPr>
-            <w:tcW w:type="dxa" w:w="5112"/>
-          </w:tcPr>
-          <w:p>
-            <w:r>
-              <w:t>Unit vector</w:t>
-            </w:r>
-          </w:p>
-        </w:tc>
-        <w:tc>
-          <w:tcPr>
-            <w:tcW w:type="dxa" w:w="5112"/>
-          </w:tcPr>
-          <w:p>
-            <w:r>
-              <w:t>A vector with length one</w:t>
+              <w:t>Unit query [1, 0], P [1, 0], Q [2/sqrt5, 1/sqrt5]; normalised distance to P is 0.</w:t>
             </w:r>
           </w:p>
         </w:tc>
       </w:tr>
     </w:tbl>
     <w:p>
-      <w:pPr>
-        <w:pStyle w:val="Heading3"/>
-      </w:pPr>
-      <w:r>
-        <w:t>Use two terms to explain a step in this week’s example.</w:t>
-      </w:r>
-    </w:p>
-    <w:p>
-      <w:r>
-        <w:t>________________________________________________________________</w:t>
-      </w:r>
-    </w:p>
-    <w:p>
-      <w:r>
-        <w:t>________________________________________________________________</w:t>
-      </w:r>
-    </w:p>
-    <w:p>
-      <w:r>
-        <w:t>________________________________________________________________</w:t>
-      </w:r>
-    </w:p>
-    <w:p>
-      <w:pPr>
-        <w:pStyle w:val="Heading1"/>
-      </w:pPr>
-      <w:r>
-        <w:t>06. Follow a worked example</w:t>
-      </w:r>
-    </w:p>
-    <w:p>
-      <w:r>
-        <w:t>Follow the worked trace for Similarity and normalisation, predict a step, then compare with its explanation.</w:t>
+      <w:r>
+        <w:t>Match each pictured step to the supplied facts. This is a worked teaching case, not an independent assessment.</w:t>
+      </w:r>
+    </w:p>
+    <w:p>
+      <w:pPr>
+        <w:spacing w:line="336" w:lineRule="auto" w:after="180"/>
+      </w:pPr>
+      <w:r>
+        <w:rPr>
+          <w:b w:val="0"/>
+        </w:rPr>
+        <w:t xml:space="preserve">Raw Euclidean distance includes differences in both direction and magnitude. Cosine compares direction using the </w:t>
+      </w:r>
+      <w:r>
+        <w:rPr>
+          <w:b/>
+        </w:rPr>
+        <w:t>vector length</w:t>
+      </w:r>
+      <w:r>
+        <w:rPr>
+          <w:b w:val="0"/>
+        </w:rPr>
+        <w:t>s, so a long vector can align perfectly while being far away in raw coordinates.</w:t>
+      </w:r>
+    </w:p>
+    <w:p>
+      <w:pPr>
+        <w:spacing w:line="336" w:lineRule="auto" w:after="180"/>
+      </w:pPr>
+      <w:r>
+        <w:rPr>
+          <w:b w:val="0"/>
+        </w:rPr>
+        <w:t>Declare which question your similarity measure answers. A zero vector has no direction and cannot be divided by its norm for cosine or unit normalisation.</w:t>
+      </w:r>
+    </w:p>
+    <w:p>
+      <w:pPr>
+        <w:pStyle w:val="Heading2"/>
+      </w:pPr>
+      <w:r>
+        <w:t>Predict replacing P with the zero vector</w:t>
+      </w:r>
+    </w:p>
+    <w:p>
+      <w:pPr>
+        <w:pStyle w:val="ListBullet"/>
+      </w:pPr>
+      <w:r>
+        <w:t>Change one thing: Replace P with [0, 0]. Predict the result before checking the explanation. What remains the same?</w:t>
+      </w:r>
+    </w:p>
+    <w:p>
+      <w:pPr>
+        <w:pStyle w:val="Heading2"/>
+      </w:pPr>
+      <w:r>
+        <w:t>Check after predicting · reference / check after trying</w:t>
+      </w:r>
+    </w:p>
+    <w:p>
+      <w:r>
+        <w:drawing>
+          <wp:inline xmlns:a="http://schemas.openxmlformats.org/drawingml/2006/main" xmlns:pic="http://schemas.openxmlformats.org/drawingml/2006/picture">
+            <wp:extent cx="5486400" cy="3026664"/>
+            <wp:docPr id="3" name="Picture 3" descr="Original case: Unit query [1, 0], P [1, 0], Q [2/sqrt5, 1/sqrt5]; normalised distance to P is 0. Changed condition: Replace P with [0, 0]. Expected result: Cosine and unit normalisation for P are undefined. Reason: The zero vector has norm 0, so dividing by its norm is invalid."/>
+            <wp:cNvGraphicFramePr>
+              <a:graphicFrameLocks noChangeAspect="1"/>
+            </wp:cNvGraphicFramePr>
+            <a:graphic>
+              <a:graphicData uri="http://schemas.openxmlformats.org/drawingml/2006/picture">
+                <pic:pic>
+                  <pic:nvPicPr>
+                    <pic:cNvPr id="0" name="academy-story-ai-5-27-04.png"/>
+                    <pic:cNvPicPr/>
+                  </pic:nvPicPr>
+                  <pic:blipFill>
+                    <a:blip r:embed="rId11"/>
+                    <a:stretch>
+                      <a:fillRect/>
+                    </a:stretch>
+                  </pic:blipFill>
+                  <pic:spPr>
+                    <a:xfrm>
+                      <a:off x="0" y="0"/>
+                      <a:ext cx="5486400" cy="3026664"/>
+                    </a:xfrm>
+                    <a:prstGeom prst="rect"/>
+                  </pic:spPr>
+                </pic:pic>
+              </a:graphicData>
+            </a:graphic>
+          </wp:inline>
+        </w:drawing>
+      </w:r>
+    </w:p>
+    <w:p>
+      <w:pPr>
+        <w:pStyle w:val="Heading2"/>
+      </w:pPr>
+      <w:r>
+        <w:t>Explain changed winners and zero policy</w:t>
+      </w:r>
+    </w:p>
+    <w:p>
+      <w:pPr>
+        <w:pStyle w:val="ListBullet"/>
+      </w:pPr>
+      <w:r>
+        <w:t>Neither metric is universally right; choose it from the task and handle zero vectors explicitly.</w:t>
+      </w:r>
+    </w:p>
+    <w:p>
+      <w:pPr>
+        <w:pStyle w:val="ListBullet"/>
+      </w:pPr>
+      <w:r>
+        <w:t>Read the labelled picture: Why do the original two metrics select different winners? Point to the relevant step in the picture, then write the changed result and the rule or evidence that supports it.</w:t>
+      </w:r>
+    </w:p>
+    <w:p>
+      <w:pPr>
+        <w:pStyle w:val="Heading2"/>
+      </w:pPr>
+      <w:r>
+        <w:t>Return to the main unit-distance identity and candidate D</w:t>
       </w:r>
     </w:p>
     <w:p>
@@ -1300,6 +1963,14 @@
     </w:p>
     <w:p>
       <w:pPr>
+        <w:pStyle w:val="Heading2"/>
+      </w:pPr>
+      <w:r>
+        <w:t>Earlier wording, alternatives and picture transcripts · reference / check after trying</w:t>
+      </w:r>
+    </w:p>
+    <w:p>
+      <w:pPr>
         <w:pStyle w:val="Heading3"/>
       </w:pPr>
       <w:r>
@@ -1327,73 +1998,10 @@
     </w:p>
     <w:p>
       <w:pPr>
-        <w:spacing w:line="336" w:lineRule="auto" w:after="180"/>
-      </w:pPr>
-      <w:r>
-        <w:rPr>
-          <w:b w:val="0"/>
-        </w:rPr>
-        <w:t>Compare angular alignment with raw distance on the same vectors.</w:t>
-      </w:r>
-    </w:p>
-    <w:p>
-      <w:pPr>
         <w:pStyle w:val="Heading3"/>
       </w:pPr>
       <w:r>
         <w:t>The facts we will use</w:t>
-      </w:r>
-    </w:p>
-    <w:p>
-      <w:pPr>
-        <w:pStyle w:val="Heading3"/>
-      </w:pPr>
-      <w:r>
-        <w:t>Supplied facts</w:t>
-      </w:r>
-    </w:p>
-    <w:p>
-      <w:pPr>
-        <w:spacing w:line="336" w:lineRule="auto" w:after="180"/>
-        <w:shd w:fill="F1F6FC"/>
-      </w:pPr>
-      <w:r>
-        <w:rPr>
-          <w:b w:val="0"/>
-        </w:rPr>
-        <w:t>Query [2, 0]; P=[8, 0]; Q=[2, 1]. Nonzero vectors only; compare squared Euclidean distance and cosine.</w:t>
-      </w:r>
-    </w:p>
-    <w:p>
-      <w:pPr>
-        <w:pStyle w:val="Heading3"/>
-      </w:pPr>
-      <w:r>
-        <w:t>Supplied facts</w:t>
-      </w:r>
-    </w:p>
-    <w:p>
-      <w:pPr>
-        <w:spacing w:line="336" w:lineRule="auto" w:after="180"/>
-        <w:shd w:fill="F1F6FC"/>
-      </w:pPr>
-      <w:r>
-        <w:rPr>
-          <w:b w:val="0"/>
-        </w:rPr>
-        <w:t xml:space="preserve">All </w:t>
-      </w:r>
-      <w:r>
-        <w:rPr>
-          <w:b/>
-        </w:rPr>
-        <w:t>input</w:t>
-      </w:r>
-      <w:r>
-        <w:rPr>
-          <w:b w:val="0"/>
-        </w:rPr>
-        <w:t>s and outcomes in this worked example are invented classroom data; no real model run is claimed.</w:t>
       </w:r>
     </w:p>
     <w:p>
@@ -1401,7 +2009,7 @@
         <w:drawing>
           <wp:inline xmlns:a="http://schemas.openxmlformats.org/drawingml/2006/main" xmlns:pic="http://schemas.openxmlformats.org/drawingml/2006/picture">
             <wp:extent cx="5486400" cy="4934857"/>
-            <wp:docPr id="1" name="Picture 1" descr="Raw proximity differs from angular alignment"/>
+            <wp:docPr id="4" name="Picture 4" descr="Raw proximity differs from angular alignment"/>
             <wp:cNvGraphicFramePr>
               <a:graphicFrameLocks noChangeAspect="1"/>
             </wp:cNvGraphicFramePr>
@@ -1413,7 +2021,7 @@
                     <pic:cNvPicPr/>
                   </pic:nvPicPr>
                   <pic:blipFill>
-                    <a:blip r:embed="rId9"/>
+                    <a:blip r:embed="rId12"/>
                     <a:stretch>
                       <a:fillRect/>
                     </a:stretch>
@@ -1437,7 +2045,7 @@
         <w:drawing>
           <wp:inline xmlns:a="http://schemas.openxmlformats.org/drawingml/2006/main" xmlns:pic="http://schemas.openxmlformats.org/drawingml/2006/picture">
             <wp:extent cx="5486400" cy="5261429"/>
-            <wp:docPr id="2" name="Picture 2" descr="Similarity and normalisation. Raw distances: P distance 36; Q distance 1, so Q is closer in raw coordinates.. Angular similarity: Cosine P =1; cosine Q =2/sqrt5≈0.8944, so P aligns more closely.. Normalise: Unit query [1, 0], P [1, 0], Q [2/sqrt5, 1/sqrt5]; normalised distance to P is 0."/>
+            <wp:docPr id="5" name="Picture 5" descr="Similarity and normalisation. Raw distances: P distance 36; Q distance 1, so Q is closer in raw coordinates.. Angular similarity: Cosine P =1; cosine Q =2/sqrt5≈0.8944, so P aligns more closely.. Normalise: Unit query [1, 0], P [1, 0], Q [2/sqrt5, 1/sqrt5]; normalised distance to P is 0."/>
             <wp:cNvGraphicFramePr>
               <a:graphicFrameLocks noChangeAspect="1"/>
             </wp:cNvGraphicFramePr>
@@ -1449,7 +2057,7 @@
                     <pic:cNvPicPr/>
                   </pic:nvPicPr>
                   <pic:blipFill>
-                    <a:blip r:embed="rId10"/>
+                    <a:blip r:embed="rId13"/>
                     <a:stretch>
                       <a:fillRect/>
                     </a:stretch>
@@ -1473,7 +2081,122 @@
         <w:pStyle w:val="Heading3"/>
       </w:pPr>
       <w:r>
-        <w:t>Read the picture one step at a time</w:t>
+        <w:t>Why this result follows</w:t>
+      </w:r>
+    </w:p>
+    <w:p>
+      <w:pPr>
+        <w:pStyle w:val="Heading3"/>
+      </w:pPr>
+      <w:r>
+        <w:t>What this example does not establish</w:t>
+      </w:r>
+    </w:p>
+    <w:p>
+      <w:pPr>
+        <w:pStyle w:val="Heading1"/>
+      </w:pPr>
+      <w:r>
+        <w:t>07. Declare what normalization discards and how zero is handled</w:t>
+      </w:r>
+    </w:p>
+    <w:p>
+      <w:r>
+        <w:t>A real zero input can be meaningful even when this directional comparison is unavailable.</w:t>
+      </w:r>
+    </w:p>
+    <w:p>
+      <w:pPr>
+        <w:pStyle w:val="Heading2"/>
+      </w:pPr>
+      <w:r>
+        <w:t>Complete magnitude,zero and scaling explanation</w:t>
+      </w:r>
+    </w:p>
+    <w:p>
+      <w:pPr>
+        <w:spacing w:line="336" w:lineRule="auto" w:after="180"/>
+      </w:pPr>
+      <w:r>
+        <w:rPr>
+          <w:b w:val="0"/>
+        </w:rPr>
+        <w:t>Suppose [3, 4] records counts of two event types, while [6, 8] records twice as many of each. Both have the same proportions and direction, but totals are 7 and 14. Normalisation makes their vectors identical.</w:t>
+      </w:r>
+    </w:p>
+    <w:p>
+      <w:pPr>
+        <w:spacing w:line="336" w:lineRule="auto" w:after="180"/>
+      </w:pPr>
+      <w:r>
+        <w:rPr>
+          <w:b w:val="0"/>
+        </w:rPr>
+        <w:t>That may suit a question about proportions, but it removes information needed to compare total activity. For learned embeddings, the usefulness of length must be tested for the task.</w:t>
+      </w:r>
+    </w:p>
+    <w:p>
+      <w:pPr>
+        <w:spacing w:line="336" w:lineRule="auto" w:after="180"/>
+      </w:pPr>
+      <w:r>
+        <w:rPr>
+          <w:b w:val="0"/>
+        </w:rPr>
+        <w:t>The zero vector [0, 0] has no direction, so its cosine is undefined. Do not silently assign zero similarity: zero cosine already means perpendicular nonzero vectors.</w:t>
+      </w:r>
+    </w:p>
+    <w:p>
+      <w:pPr>
+        <w:spacing w:line="336" w:lineRule="auto" w:after="180"/>
+      </w:pPr>
+      <w:r>
+        <w:rPr>
+          <w:b w:val="0"/>
+        </w:rPr>
+        <w:t xml:space="preserve">This lesson rejects a zero query and excludes zero candidates with an explicit report. If no valid candidates remain, return no comparison. PAD entries stay excluded by the mask; a real zero </w:t>
+      </w:r>
+      <w:r>
+        <w:rPr>
+          <w:b/>
+        </w:rPr>
+        <w:t>input</w:t>
+      </w:r>
+      <w:r>
+        <w:rPr>
+          <w:b w:val="0"/>
+        </w:rPr>
+        <w:t xml:space="preserve"> needs its own policy.</w:t>
+      </w:r>
+    </w:p>
+    <w:p>
+      <w:pPr>
+        <w:spacing w:line="336" w:lineRule="auto" w:after="180"/>
+      </w:pPr>
+      <w:r>
+        <w:rPr>
+          <w:b w:val="0"/>
+        </w:rPr>
+        <w:t>Positive scaling preserves cosine: Q and 2 times Q have the same direction. Negative scaling reverses direction; Q and -Q have cosine -1.</w:t>
+      </w:r>
+    </w:p>
+    <w:p>
+      <w:pPr>
+        <w:spacing w:line="336" w:lineRule="auto" w:after="180"/>
+      </w:pPr>
+      <w:r>
+        <w:rPr>
+          <w:b w:val="0"/>
+        </w:rPr>
+        <w:t>Candidate labels, self-exclusion and a stated floating-point tie tolerance are still required when retrieving neighbours.</w:t>
+      </w:r>
+    </w:p>
+    <w:p>
+      <w:pPr>
+        <w:pStyle w:val="Heading2"/>
+      </w:pPr>
+      <w:r>
+        <w:t>Every retained-information and zero-policy case</w:t>
       </w:r>
     </w:p>
     <w:tbl>
@@ -1496,7 +2219,7 @@
           </w:tcPr>
           <w:p>
             <w:r>
-              <w:t>Step</w:t>
+              <w:t>Complete information/policy case</w:t>
             </w:r>
           </w:p>
         </w:tc>
@@ -1506,7 +2229,7 @@
           </w:tcPr>
           <w:p>
             <w:r>
-              <w:t>What happens and why</w:t>
+              <w:t>Meaning and declared response</w:t>
             </w:r>
           </w:p>
         </w:tc>
@@ -1518,7 +2241,7 @@
           </w:tcPr>
           <w:p>
             <w:r>
-              <w:t>1. Raw distances</w:t>
+              <w:t>Counts[3, 4]versus[6, 8]</w:t>
             </w:r>
           </w:p>
         </w:tc>
@@ -1528,7 +2251,7 @@
           </w:tcPr>
           <w:p>
             <w:r>
-              <w:t>P distance 36; Q distance 1, so Q is closer in raw coordinates.</w:t>
+              <w:t>Totals7 and14 but same unit vector[.6, .8]; length normalization loses total magnitude</w:t>
             </w:r>
           </w:p>
         </w:tc>
@@ -1540,7 +2263,7 @@
           </w:tcPr>
           <w:p>
             <w:r>
-              <w:t>2. Angular similarity</w:t>
+              <w:t>Keep unit vector plus its original norm</w:t>
             </w:r>
           </w:p>
         </w:tc>
@@ -1550,7 +2273,7 @@
           </w:tcPr>
           <w:p>
             <w:r>
-              <w:t>Cosine P =1; cosine Q =2/sqrt5≈0.8944, so P aligns more closely.</w:t>
+              <w:t>Can reconstruct the exact original vector in exact arithmetic; this does not prove a better model</w:t>
             </w:r>
           </w:p>
         </w:tc>
@@ -1562,7 +2285,7 @@
           </w:tcPr>
           <w:p>
             <w:r>
-              <w:t>3. Normalise</w:t>
+              <w:t>Zero candidate Z[0, 0]with query[3, 4]</w:t>
             </w:r>
           </w:p>
         </w:tc>
@@ -1572,15 +2295,136 @@
           </w:tcPr>
           <w:p>
             <w:r>
-              <w:t>Unit query [1, 0], P [1, 0], Q [2/sqrt5, 1/sqrt5]; normalised distance to P is 0.</w:t>
+              <w:t>Raw squared distance 25is defined; cosine is undefined. Exclude/report Z under this lesson’s cosine policy.</w:t>
+            </w:r>
+          </w:p>
+        </w:tc>
+      </w:tr>
+      <w:tr>
+        <w:tc>
+          <w:tcPr>
+            <w:tcW w:type="dxa" w:w="5112"/>
+          </w:tcPr>
+          <w:p>
+            <w:r>
+              <w:t>Only zero candidates remain</w:t>
+            </w:r>
+          </w:p>
+        </w:tc>
+        <w:tc>
+          <w:tcPr>
+            <w:tcW w:type="dxa" w:w="5112"/>
+          </w:tcPr>
+          <w:p>
+            <w:r>
+              <w:t>Return no comparison, not an invented similarity or winner</w:t>
+            </w:r>
+          </w:p>
+        </w:tc>
+      </w:tr>
+      <w:tr>
+        <w:tc>
+          <w:tcPr>
+            <w:tcW w:type="dxa" w:w="5112"/>
+          </w:tcPr>
+          <w:p>
+            <w:r>
+              <w:t>Zero query</w:t>
+            </w:r>
+          </w:p>
+        </w:tc>
+        <w:tc>
+          <w:tcPr>
+            <w:tcW w:type="dxa" w:w="5112"/>
+          </w:tcPr>
+          <w:p>
+            <w:r>
+              <w:t>Reject cosine comparison; use a separately declared fallback or review policy</w:t>
+            </w:r>
+          </w:p>
+        </w:tc>
+      </w:tr>
+      <w:tr>
+        <w:tc>
+          <w:tcPr>
+            <w:tcW w:type="dxa" w:w="5112"/>
+          </w:tcPr>
+          <w:p>
+            <w:r>
+              <w:t>Perpendicular nonzero vector[-4, 3]</w:t>
+            </w:r>
+          </w:p>
+        </w:tc>
+        <w:tc>
+          <w:tcPr>
+            <w:tcW w:type="dxa" w:w="5112"/>
+          </w:tcPr>
+          <w:p>
+            <w:r>
+              <w:t>Cosine0is valid; do not confuse it with undefined zero-vector cosine</w:t>
+            </w:r>
+          </w:p>
+        </w:tc>
+      </w:tr>
+      <w:tr>
+        <w:tc>
+          <w:tcPr>
+            <w:tcW w:type="dxa" w:w="5112"/>
+          </w:tcPr>
+          <w:p>
+            <w:r>
+              <w:t>Positive versus negative scaling</w:t>
+            </w:r>
+          </w:p>
+        </w:tc>
+        <w:tc>
+          <w:tcPr>
+            <w:tcW w:type="dxa" w:w="5112"/>
+          </w:tcPr>
+          <w:p>
+            <w:r>
+              <w:t>Cos(Q, 2Q)=1; cos(Q, −Q)=−1</w:t>
+            </w:r>
+          </w:p>
+        </w:tc>
+      </w:tr>
+      <w:tr>
+        <w:tc>
+          <w:tcPr>
+            <w:tcW w:type="dxa" w:w="5112"/>
+          </w:tcPr>
+          <w:p>
+            <w:r>
+              <w:t>Per-vector L2 normalization versus fitted feature scaling</w:t>
+            </w:r>
+          </w:p>
+        </w:tc>
+        <w:tc>
+          <w:tcPr>
+            <w:tcW w:type="dxa" w:w="5112"/>
+          </w:tcPr>
+          <w:p>
+            <w:r>
+              <w:t>This norm uses one vector only; dataset-derived means/scales are different and must use training statistics</w:t>
             </w:r>
           </w:p>
         </w:tc>
       </w:tr>
     </w:tbl>
     <w:p>
-      <w:r>
-        <w:t>Match each pictured step to the supplied facts. This is a worked teaching case, not an independent assessment.</w:t>
+      <w:pPr>
+        <w:pStyle w:val="Heading2"/>
+      </w:pPr>
+      <w:r>
+        <w:t>Try the Z/Bcandidate set and zero query</w:t>
+      </w:r>
+    </w:p>
+    <w:p>
+      <w:pPr>
+        <w:pStyle w:val="ListBullet"/>
+      </w:pPr>
+      <w:r>
+        <w:t>A candidate set contains Z [0, 0] and B [3, 0]. With nonzero query Q, what happens under this lesson’s zero-vector policy? What if Q is zero, or Z is the only candidate? Explain why replacing an undefined cosine with zero is misleading.</w:t>
       </w:r>
     </w:p>
     <w:p>
@@ -1588,7 +2432,45 @@
         <w:pStyle w:val="Heading3"/>
       </w:pPr>
       <w:r>
-        <w:t>Why this result follows</w:t>
+        <w:t>State one repair and the checks you would rerun.</w:t>
+      </w:r>
+    </w:p>
+    <w:p>
+      <w:r>
+        <w:t>________________________________________________________________</w:t>
+      </w:r>
+    </w:p>
+    <w:p>
+      <w:r>
+        <w:t>________________________________________________________________</w:t>
+      </w:r>
+    </w:p>
+    <w:p>
+      <w:r>
+        <w:t>________________________________________________________________</w:t>
+      </w:r>
+    </w:p>
+    <w:p>
+      <w:r>
+        <w:t>________________________________________________________________</w:t>
+      </w:r>
+    </w:p>
+    <w:p>
+      <w:r>
+        <w:t>________________________________________________________________</w:t>
+      </w:r>
+    </w:p>
+    <w:p>
+      <w:r>
+        <w:t>________________________________________________________________</w:t>
+      </w:r>
+    </w:p>
+    <w:p>
+      <w:pPr>
+        <w:pStyle w:val="Heading2"/>
+      </w:pPr>
+      <w:r>
+        <w:t>Earlier wording, alternatives and picture transcripts · reference / check after trying</w:t>
       </w:r>
     </w:p>
     <w:p>
@@ -1596,43 +2478,36 @@
         <w:pStyle w:val="Heading3"/>
       </w:pPr>
       <w:r>
-        <w:t>Why the result follows</w:t>
-      </w:r>
-    </w:p>
-    <w:p>
-      <w:pPr>
-        <w:spacing w:line="336" w:lineRule="auto" w:after="180"/>
-        <w:shd w:fill="F1F6FC"/>
-      </w:pPr>
-      <w:r>
-        <w:rPr>
-          <w:b w:val="0"/>
-        </w:rPr>
-        <w:t xml:space="preserve">Raw Euclidean distance includes differences in both direction and magnitude. Cosine compares direction using the </w:t>
-      </w:r>
-      <w:r>
-        <w:rPr>
-          <w:b/>
-        </w:rPr>
-        <w:t>vector length</w:t>
-      </w:r>
-      <w:r>
-        <w:rPr>
-          <w:b w:val="0"/>
-        </w:rPr>
-        <w:t>s, so a long vector can align perfectly while being far away in raw coordinates.</w:t>
-      </w:r>
-    </w:p>
-    <w:p>
-      <w:pPr>
-        <w:spacing w:line="336" w:lineRule="auto" w:after="180"/>
-        <w:shd w:fill="F1F6FC"/>
-      </w:pPr>
-      <w:r>
-        <w:rPr>
-          <w:b w:val="0"/>
-        </w:rPr>
-        <w:t>Declare which question your similarity measure answers. A zero vector has no direction and cannot be divided by its norm for cosine or unit normalisation.</w:t>
+        <w:t>Locate the earliest unsupported step</w:t>
+      </w:r>
+    </w:p>
+    <w:p>
+      <w:pPr>
+        <w:pStyle w:val="Heading1"/>
+      </w:pPr>
+      <w:r>
+        <w:t>08. Practise both rankings with less help</w:t>
+      </w:r>
+    </w:p>
+    <w:p>
+      <w:r>
+        <w:t>Name the candidate set,metric and normalization before choosing a winner.</w:t>
+      </w:r>
+    </w:p>
+    <w:p>
+      <w:pPr>
+        <w:pStyle w:val="Heading2"/>
+      </w:pPr>
+      <w:r>
+        <w:t>Current task and response</w:t>
+      </w:r>
+    </w:p>
+    <w:p>
+      <w:pPr>
+        <w:pStyle w:val="ListBullet"/>
+      </w:pPr>
+      <w:r>
+        <w:t>For Q [3, 4], A [6, 8] and C [-3, -4], give each length and unit vector. Explain one distinction that normalisation removes and one that it preserves.</w:t>
       </w:r>
     </w:p>
     <w:p>
@@ -1640,7 +2515,27 @@
         <w:pStyle w:val="Heading3"/>
       </w:pPr>
       <w:r>
-        <w:t>What this example does not establish</w:t>
+        <w:t>Add candidate D [0, 5]. Calculate its raw squared distance and cosine from Q [3, 4]. Compare D with A under each rule.</w:t>
+      </w:r>
+    </w:p>
+    <w:p>
+      <w:r>
+        <w:t>________________________________________________________________</w:t>
+      </w:r>
+    </w:p>
+    <w:p>
+      <w:r>
+        <w:t>________________________________________________________________</w:t>
+      </w:r>
+    </w:p>
+    <w:p>
+      <w:r>
+        <w:t>________________________________________________________________</w:t>
+      </w:r>
+    </w:p>
+    <w:p>
+      <w:r>
+        <w:t>________________________________________________________________</w:t>
       </w:r>
     </w:p>
     <w:p>
@@ -1648,220 +2543,7 @@
         <w:pStyle w:val="Heading3"/>
       </w:pPr>
       <w:r>
-        <w:t>Keep the stated limit</w:t>
-      </w:r>
-    </w:p>
-    <w:p>
-      <w:pPr>
-        <w:spacing w:line="336" w:lineRule="auto" w:after="180"/>
-        <w:shd w:fill="FFF5E6"/>
-      </w:pPr>
-      <w:r>
-        <w:rPr>
-          <w:b w:val="0"/>
-        </w:rPr>
-        <w:t>Neither metric is universally right; choose it from the task and handle zero vectors explicitly.</w:t>
-      </w:r>
-    </w:p>
-    <w:p>
-      <w:pPr>
-        <w:pStyle w:val="Heading3"/>
-      </w:pPr>
-      <w:r>
-        <w:t>Keep the stated limit</w:t>
-      </w:r>
-    </w:p>
-    <w:p>
-      <w:pPr>
-        <w:spacing w:line="336" w:lineRule="auto" w:after="180"/>
-        <w:shd w:fill="FFF5E6"/>
-      </w:pPr>
-      <w:r>
-        <w:rPr>
-          <w:b w:val="0"/>
-        </w:rPr>
-        <w:t xml:space="preserve">Read the labelled picture: Why do the original two metrics select different winners? Point to the relevant step in the picture, then write the changed result and the rule or </w:t>
-      </w:r>
-      <w:r>
-        <w:rPr>
-          <w:b/>
-        </w:rPr>
-        <w:t>evidence</w:t>
-      </w:r>
-      <w:r>
-        <w:rPr>
-          <w:b w:val="0"/>
-        </w:rPr>
-        <w:t xml:space="preserve"> that supports it.</w:t>
-      </w:r>
-    </w:p>
-    <w:p>
-      <w:pPr>
-        <w:pStyle w:val="Heading3"/>
-      </w:pPr>
-      <w:r>
-        <w:t>Keep the stated limit</w:t>
-      </w:r>
-    </w:p>
-    <w:p>
-      <w:pPr>
-        <w:spacing w:line="336" w:lineRule="auto" w:after="180"/>
-        <w:shd w:fill="FFF5E6"/>
-      </w:pPr>
-      <w:r>
-        <w:rPr>
-          <w:b w:val="0"/>
-        </w:rPr>
-        <w:t>Change one thing: Replace P with [0, 0]. Predict the result before checking the explanation. What remains the same?</w:t>
-      </w:r>
-    </w:p>
-    <w:p>
-      <w:pPr>
-        <w:pStyle w:val="Heading1"/>
-      </w:pPr>
-      <w:r>
-        <w:t>07. Find and repair a mistake</w:t>
-      </w:r>
-    </w:p>
-    <w:p>
-      <w:r>
-        <w:t>Find the unsupported step in the Similarity and normalisation claim and explain a repair using the supplied evidence.</w:t>
-      </w:r>
-    </w:p>
-    <w:p>
-      <w:pPr>
-        <w:pStyle w:val="Heading3"/>
-      </w:pPr>
-      <w:r>
-        <w:t>Check the claim against the facts</w:t>
-      </w:r>
-    </w:p>
-    <w:p>
-      <w:pPr>
-        <w:spacing w:line="336" w:lineRule="auto" w:after="180"/>
-        <w:shd w:fill="FFF5E6"/>
-      </w:pPr>
-      <w:r>
-        <w:rPr>
-          <w:b w:val="0"/>
-        </w:rPr>
-        <w:t>Suppose [3, 4] records counts of two event types, while [6, 8] records twice as many of each. Both have the same proportions and direction, but totals are 7 and 14. Normalisation makes their vectors identical.</w:t>
-      </w:r>
-    </w:p>
-    <w:p>
-      <w:pPr>
-        <w:spacing w:line="336" w:lineRule="auto" w:after="180"/>
-        <w:shd w:fill="FFF5E6"/>
-      </w:pPr>
-      <w:r>
-        <w:rPr>
-          <w:b w:val="0"/>
-        </w:rPr>
-        <w:t>That may suit a question about proportions, but it removes information needed to compare total activity. For learned embeddings, the usefulness of length must be tested for the task.</w:t>
-      </w:r>
-    </w:p>
-    <w:p>
-      <w:pPr>
-        <w:pStyle w:val="Heading3"/>
-      </w:pPr>
-      <w:r>
-        <w:t>Check the claim against the facts</w:t>
-      </w:r>
-    </w:p>
-    <w:p>
-      <w:pPr>
-        <w:spacing w:line="336" w:lineRule="auto" w:after="180"/>
-        <w:shd w:fill="FFF5E6"/>
-      </w:pPr>
-      <w:r>
-        <w:rPr>
-          <w:b w:val="0"/>
-        </w:rPr>
-        <w:t>The zero vector [0, 0] has no direction, so its cosine is undefined. Do not silently assign zero similarity: zero cosine already means perpendicular nonzero vectors.</w:t>
-      </w:r>
-    </w:p>
-    <w:p>
-      <w:pPr>
-        <w:spacing w:line="336" w:lineRule="auto" w:after="180"/>
-        <w:shd w:fill="FFF5E6"/>
-      </w:pPr>
-      <w:r>
-        <w:rPr>
-          <w:b w:val="0"/>
-        </w:rPr>
-        <w:t xml:space="preserve">This lesson rejects a zero query and excludes zero candidates with an explicit report. If no valid candidates remain, return no comparison. PAD entries stay excluded by the mask; a real zero </w:t>
-      </w:r>
-      <w:r>
-        <w:rPr>
-          <w:b/>
-        </w:rPr>
-        <w:t>input</w:t>
-      </w:r>
-      <w:r>
-        <w:rPr>
-          <w:b w:val="0"/>
-        </w:rPr>
-        <w:t xml:space="preserve"> needs its own policy.</w:t>
-      </w:r>
-    </w:p>
-    <w:p>
-      <w:pPr>
-        <w:spacing w:line="336" w:lineRule="auto" w:after="180"/>
-      </w:pPr>
-      <w:r>
-        <w:rPr>
-          <w:b w:val="0"/>
-        </w:rPr>
-        <w:t>Positive scaling preserves cosine: Q and 2 times Q have the same direction. Negative scaling reverses direction; Q and -Q have cosine -1.</w:t>
-      </w:r>
-    </w:p>
-    <w:p>
-      <w:pPr>
-        <w:spacing w:line="336" w:lineRule="auto" w:after="180"/>
-      </w:pPr>
-      <w:r>
-        <w:rPr>
-          <w:b w:val="0"/>
-        </w:rPr>
-        <w:t>Candidate labels, self-exclusion and a stated floating-point tie tolerance are still required when retrieving neighbours.</w:t>
-      </w:r>
-    </w:p>
-    <w:p>
-      <w:pPr>
-        <w:pStyle w:val="Heading3"/>
-      </w:pPr>
-      <w:r>
-        <w:t>Locate the earliest unsupported step</w:t>
-      </w:r>
-    </w:p>
-    <w:p>
-      <w:pPr>
-        <w:spacing w:line="336" w:lineRule="auto" w:after="180"/>
-      </w:pPr>
-      <w:r>
-        <w:rPr>
-          <w:b w:val="0"/>
-        </w:rPr>
-        <w:t>A candidate set contains Z [0, 0] and B [3, 0]. With nonzero query Q, what happens under this lesson’s zero-vector policy? What if Q is zero, or Z is the only candidate?</w:t>
-      </w:r>
-    </w:p>
-    <w:p>
-      <w:pPr>
-        <w:spacing w:line="336" w:lineRule="auto" w:after="180"/>
-      </w:pPr>
-      <w:r>
-        <w:rPr>
-          <w:b w:val="0"/>
-        </w:rPr>
-        <w:t>Explain why replacing an undefined cosine with zero is misleading.</w:t>
-      </w:r>
-    </w:p>
-    <w:p>
-      <w:pPr>
-        <w:pStyle w:val="Heading3"/>
-      </w:pPr>
-      <w:r>
-        <w:t>State one repair and the checks you would rerun.</w:t>
+        <w:t>Explain your prediction to a partner before comparing results.</w:t>
       </w:r>
     </w:p>
     <w:p>
@@ -1885,113 +2567,11 @@
       </w:r>
     </w:p>
     <w:p>
-      <w:r>
-        <w:t>________________________________________________________________</w:t>
-      </w:r>
-    </w:p>
-    <w:p>
-      <w:r>
-        <w:t>________________________________________________________________</w:t>
-      </w:r>
-    </w:p>
-    <w:p>
-      <w:pPr>
-        <w:pStyle w:val="Heading1"/>
-      </w:pPr>
-      <w:r>
-        <w:t>08. Practise together</w:t>
-      </w:r>
-    </w:p>
-    <w:p>
-      <w:r>
-        <w:t>Practise Similarity and normalisation with support, then explain the deciding step in your own words.</w:t>
-      </w:r>
-    </w:p>
-    <w:p>
-      <w:pPr>
-        <w:spacing w:line="336" w:lineRule="auto" w:after="180"/>
-      </w:pPr>
-      <w:r>
-        <w:rPr>
-          <w:b w:val="0"/>
-        </w:rPr>
-        <w:t xml:space="preserve">For Q [3, 4], A [6, 8] and C [-3, -4], give each length and </w:t>
-      </w:r>
-      <w:r>
-        <w:rPr>
-          <w:b/>
-        </w:rPr>
-        <w:t>unit vector</w:t>
-      </w:r>
-      <w:r>
-        <w:rPr>
-          <w:b w:val="0"/>
-        </w:rPr>
-        <w:t>. Explain one distinction that normalisation removes and one that it preserves.</w:t>
-      </w:r>
-    </w:p>
-    <w:p>
-      <w:pPr>
-        <w:pStyle w:val="Heading3"/>
-      </w:pPr>
-      <w:r>
-        <w:t>Add candidate D [0, 5]. Calculate its raw squared distance and cosine from Q [3, 4]. Compare D with A under each rule.</w:t>
-      </w:r>
-    </w:p>
-    <w:p>
-      <w:r>
-        <w:t>________________________________________________________________</w:t>
-      </w:r>
-    </w:p>
-    <w:p>
-      <w:r>
-        <w:t>________________________________________________________________</w:t>
-      </w:r>
-    </w:p>
-    <w:p>
-      <w:r>
-        <w:t>________________________________________________________________</w:t>
-      </w:r>
-    </w:p>
-    <w:p>
-      <w:r>
-        <w:t>________________________________________________________________</w:t>
-      </w:r>
-    </w:p>
-    <w:p>
-      <w:pPr>
-        <w:pStyle w:val="Heading3"/>
-      </w:pPr>
-      <w:r>
-        <w:t>Explain your prediction to a partner before comparing results.</w:t>
-      </w:r>
-    </w:p>
-    <w:p>
-      <w:r>
-        <w:t>________________________________________________________________</w:t>
-      </w:r>
-    </w:p>
-    <w:p>
-      <w:r>
-        <w:t>________________________________________________________________</w:t>
-      </w:r>
-    </w:p>
-    <w:p>
-      <w:r>
-        <w:t>________________________________________________________________</w:t>
-      </w:r>
-    </w:p>
-    <w:p>
-      <w:r>
-        <w:t>________________________________________________________________</w:t>
-      </w:r>
-    </w:p>
-    <w:p>
-      <w:pPr>
-        <w:pStyle w:val="Heading3"/>
-      </w:pPr>
-      <w:r>
-        <w:t>Practise with less help: Compare the rankings</w:t>
+      <w:pPr>
+        <w:pStyle w:val="Heading2"/>
+      </w:pPr>
+      <w:r>
+        <w:t>Supported W2 record</w:t>
       </w:r>
     </w:p>
     <w:p>
@@ -2109,81 +2689,49 @@
     </w:p>
     <w:p>
       <w:pPr>
+        <w:pStyle w:val="Heading2"/>
+      </w:pPr>
+      <w:r>
+        <w:t>Individual misconception check</w:t>
+      </w:r>
+    </w:p>
+    <w:p>
+      <w:pPr>
+        <w:pStyle w:val="ListBullet"/>
+      </w:pPr>
+      <w:r>
+        <w:t>Use the worked case for Similarity and normalisation. Proposed explanation: “Cosine is a probability”. Decide whether this explanation is supported. Point to the step or supplied fact that decides; explain your repair if needed.</w:t>
+      </w:r>
+    </w:p>
+    <w:p>
+      <w:pPr>
+        <w:pStyle w:val="ListBullet"/>
+      </w:pPr>
+      <w:r>
+        <w:t>Answer on your own before discussion. If you are unsure, say which step you need help with.</w:t>
+      </w:r>
+    </w:p>
+    <w:p>
+      <w:pPr>
+        <w:pStyle w:val="Heading2"/>
+      </w:pPr>
+      <w:r>
+        <w:t>Pictured ranking-change reasoning</w:t>
+      </w:r>
+    </w:p>
+    <w:p>
+      <w:pPr>
+        <w:pStyle w:val="ListBullet"/>
+      </w:pPr>
+      <w:r>
+        <w:t>Why do the original two metrics select different winners? Point to the relevant step in the picture, then write the changed result and the rule or evidence that supports it.</w:t>
+      </w:r>
+    </w:p>
+    <w:p>
+      <w:pPr>
         <w:pStyle w:val="Heading3"/>
       </w:pPr>
       <w:r>
-        <w:t>Check your reasoning</w:t>
-      </w:r>
-    </w:p>
-    <w:p>
-      <w:pPr>
-        <w:spacing w:line="336" w:lineRule="auto" w:after="180"/>
-      </w:pPr>
-      <w:r>
-        <w:rPr>
-          <w:b w:val="0"/>
-        </w:rPr>
-        <w:t>Use the worked case for Similarity and normalisation. Proposed explanation: “Cosine is a probability”. Decide whether this explanation is supported.</w:t>
-      </w:r>
-    </w:p>
-    <w:p>
-      <w:pPr>
-        <w:spacing w:line="336" w:lineRule="auto" w:after="180"/>
-      </w:pPr>
-      <w:r>
-        <w:rPr>
-          <w:b w:val="0"/>
-        </w:rPr>
-        <w:t>Point to the step or supplied fact that decides; explain your repair if needed.</w:t>
-      </w:r>
-    </w:p>
-    <w:p>
-      <w:pPr>
-        <w:spacing w:line="336" w:lineRule="auto" w:after="180"/>
-      </w:pPr>
-      <w:r>
-        <w:rPr>
-          <w:b w:val="0"/>
-        </w:rPr>
-        <w:t>Answer on your own before discussion. If you are unsure, say which step you need help with.</w:t>
-      </w:r>
-    </w:p>
-    <w:p>
-      <w:pPr>
-        <w:pStyle w:val="Heading3"/>
-      </w:pPr>
-      <w:r>
-        <w:t>Explain the picture</w:t>
-      </w:r>
-    </w:p>
-    <w:p>
-      <w:pPr>
-        <w:spacing w:line="336" w:lineRule="auto" w:after="180"/>
-      </w:pPr>
-      <w:r>
-        <w:rPr>
-          <w:b w:val="0"/>
-        </w:rPr>
-        <w:t xml:space="preserve">Why do the original two metrics select different winners? Point to the relevant step in the picture, then write the changed result and the rule or </w:t>
-      </w:r>
-      <w:r>
-        <w:rPr>
-          <w:b/>
-        </w:rPr>
-        <w:t>evidence</w:t>
-      </w:r>
-      <w:r>
-        <w:rPr>
-          <w:b w:val="0"/>
-        </w:rPr>
-        <w:t xml:space="preserve"> that supports it.</w:t>
-      </w:r>
-    </w:p>
-    <w:p>
-      <w:pPr>
-        <w:pStyle w:val="Heading3"/>
-      </w:pPr>
-      <w:r>
         <w:t>My explanation using a pictured step and the given facts</w:t>
       </w:r>
     </w:p>
@@ -2205,6 +2753,14 @@
     <w:p>
       <w:r>
         <w:t>________________________________________________________________</w:t>
+      </w:r>
+    </w:p>
+    <w:p>
+      <w:pPr>
+        <w:pStyle w:val="Heading2"/>
+      </w:pPr>
+      <w:r>
+        <w:t>Reserve the independent new vectors</w:t>
       </w:r>
     </w:p>
     <w:p>
@@ -2220,23 +2776,55 @@
     </w:p>
     <w:p>
       <w:pPr>
+        <w:pStyle w:val="Heading2"/>
+      </w:pPr>
+      <w:r>
+        <w:t>Earlier wording, alternatives and picture transcripts · reference / check after trying</w:t>
+      </w:r>
+    </w:p>
+    <w:p>
+      <w:pPr>
+        <w:pStyle w:val="Heading3"/>
+      </w:pPr>
+      <w:r>
+        <w:t>Practise with less help: Compare the rankings</w:t>
+      </w:r>
+    </w:p>
+    <w:p>
+      <w:pPr>
+        <w:pStyle w:val="Heading3"/>
+      </w:pPr>
+      <w:r>
+        <w:t>Check your reasoning</w:t>
+      </w:r>
+    </w:p>
+    <w:p>
+      <w:pPr>
+        <w:pStyle w:val="Heading3"/>
+      </w:pPr>
+      <w:r>
+        <w:t>Explain the picture</w:t>
+      </w:r>
+    </w:p>
+    <w:p>
+      <w:pPr>
         <w:pStyle w:val="Heading1"/>
       </w:pPr>
       <w:r>
-        <w:t>09. Run the investigation</w:t>
-      </w:r>
-    </w:p>
-    <w:p>
-      <w:r>
-        <w:t>Investigate Similarity and normalisation. Record the prediction, actual observation or labelled paper trace, explanation and next test separately.</w:t>
-      </w:r>
-    </w:p>
-    <w:p>
-      <w:pPr>
-        <w:pStyle w:val="Heading3"/>
-      </w:pPr>
-      <w:r>
-        <w:t>Predict, investigate and preserve the evidence</w:t>
+        <w:t>09. Run a complete raw-versus-direction and zero-policy audit</w:t>
+      </w:r>
+    </w:p>
+    <w:p>
+      <w:r>
+        <w:t>Every vector,ranking rule,tolerance and unavailable comparison is explicit.</w:t>
+      </w:r>
+    </w:p>
+    <w:p>
+      <w:pPr>
+        <w:pStyle w:val="Heading2"/>
+      </w:pPr>
+      <w:r>
+        <w:t>Current full-ranking task and original functions</w:t>
       </w:r>
     </w:p>
     <w:p>
@@ -2292,6 +2880,412 @@
         <w:t xml:space="preserve">                ("C", [-3, -4])]:</w:t>
         <w:br/>
         <w:t xml:space="preserve">    print(name, round(cosine(q, v), 6))</w:t>
+      </w:r>
+    </w:p>
+    <w:p>
+      <w:pPr>
+        <w:pStyle w:val="Heading2"/>
+      </w:pPr>
+      <w:r>
+        <w:t>Complete runnable comparison and policy program</w:t>
+      </w:r>
+    </w:p>
+    <w:p>
+      <w:r>
+        <w:rPr>
+          <w:rFonts w:ascii="Courier New" w:hAnsi="Courier New"/>
+          <w:sz w:val="18"/>
+        </w:rPr>
+        <w:t>from math import sqrt</w:t>
+        <w:br/>
+        <w:br/>
+        <w:t>def unit(v):</w:t>
+        <w:br/>
+        <w:t xml:space="preserve">    if not v:</w:t>
+        <w:br/>
+        <w:t xml:space="preserve">        raise ValueError("Need a nonempty vector")</w:t>
+        <w:br/>
+        <w:t xml:space="preserve">    length = sqrt(sum(x*x for x in v))</w:t>
+        <w:br/>
+        <w:t xml:space="preserve">    if length == 0:</w:t>
+        <w:br/>
+        <w:t xml:space="preserve">        raise ValueError("Zero vector has no direction")</w:t>
+        <w:br/>
+        <w:t xml:space="preserve">    return [x / length for x in v]</w:t>
+        <w:br/>
+        <w:br/>
+        <w:t>def cosine(a, b):</w:t>
+        <w:br/>
+        <w:t xml:space="preserve">    if len(a) != len(b):</w:t>
+        <w:br/>
+        <w:t xml:space="preserve">        raise ValueError("Need matching dimensions")</w:t>
+        <w:br/>
+        <w:t xml:space="preserve">    ua, ub = unit(a), unit(b)</w:t>
+        <w:br/>
+        <w:t xml:space="preserve">    return sum(x*y for x, y in zip(ua, ub))</w:t>
+        <w:br/>
+        <w:br/>
+        <w:t>q = [3, 4]</w:t>
+        <w:br/>
+        <w:t>for name, v in [("A", [6, 8]), ("B", [3, 0]),</w:t>
+        <w:br/>
+        <w:t xml:space="preserve">                ("C", [-3, -4])]:</w:t>
+        <w:br/>
+        <w:t xml:space="preserve">    print(name, round(cosine(q, v), 6))</w:t>
+        <w:br/>
+        <w:t># Complete raw/unit comparison and explicit zero-candidate policy.</w:t>
+        <w:br/>
+        <w:t>from math import isfinite</w:t>
+        <w:br/>
+        <w:br/>
+        <w:t>def distance2(a,b):</w:t>
+        <w:br/>
+        <w:t xml:space="preserve">    if not a or len(a)!=len(b):</w:t>
+        <w:br/>
+        <w:t xml:space="preserve">        raise ValueError('Need equal nonempty dimensions')</w:t>
+        <w:br/>
+        <w:t xml:space="preserve">    return sum((x-y)**2 for x,y in zip(a,b))</w:t>
+        <w:br/>
+        <w:br/>
+        <w:t>def cosine_rank(query,candidates,tolerance=1e-9):</w:t>
+        <w:br/>
+        <w:t xml:space="preserve">    unit(query)  # Reject an empty or zero query, not an invented zero cosine.</w:t>
+        <w:br/>
+        <w:t xml:space="preserve">    if not isfinite(tolerance) or tolerance&lt;0:</w:t>
+        <w:br/>
+        <w:t xml:space="preserve">        raise ValueError('Need nonnegative finite tie tolerance')</w:t>
+        <w:br/>
+        <w:t xml:space="preserve">    scores={};excluded=[]</w:t>
+        <w:br/>
+        <w:t xml:space="preserve">    for name,vector in candidates.items():</w:t>
+        <w:br/>
+        <w:t xml:space="preserve">        if not vector or len(vector)!=len(query):</w:t>
+        <w:br/>
+        <w:t xml:space="preserve">            raise ValueError('Candidate dimensions must match query')</w:t>
+        <w:br/>
+        <w:t xml:space="preserve">        if all(x==0 for x in vector):</w:t>
+        <w:br/>
+        <w:t xml:space="preserve">            excluded.append(name)</w:t>
+        <w:br/>
+        <w:t xml:space="preserve">        else:</w:t>
+        <w:br/>
+        <w:t xml:space="preserve">            scores[name]=cosine(query,vector)</w:t>
+        <w:br/>
+        <w:t xml:space="preserve">    if not scores:</w:t>
+        <w:br/>
+        <w:t xml:space="preserve">        return [],excluded,scores  # Explicit no-comparison result.</w:t>
+        <w:br/>
+        <w:t xml:space="preserve">    best=max(scores.values())</w:t>
+        <w:br/>
+        <w:t xml:space="preserve">    return sorted(n for n,c in scores.items() if abs(c-best)&lt;=tolerance),excluded,scores</w:t>
+        <w:br/>
+        <w:br/>
+        <w:t>candidates={'A':[6,8],'B':[3,0],'C':[-3,-4]}</w:t>
+        <w:br/>
+        <w:t>print('query unit vector',unit(q))</w:t>
+        <w:br/>
+        <w:t>for name,v in candidates.items():</w:t>
+        <w:br/>
+        <w:t xml:space="preserve">    c=cosine(q,v)</w:t>
+        <w:br/>
+        <w:t xml:space="preserve">    d=distance2(unit(q),unit(v))</w:t>
+        <w:br/>
+        <w:t xml:space="preserve">    print(name,'raw d2 / cosine / unit d2 / 2-2cos',</w:t>
+        <w:br/>
+        <w:t xml:space="preserve">          round(distance2(q,v),6),round(c,6),round(d,6),round(2-2*c,6))</w:t>
+        <w:br/>
+        <w:t>print('raw winner',min(candidates,key=lambda n:distance2(q,candidates[n])))</w:t>
+        <w:br/>
+        <w:t>print('cosine winners',cosine_rank(q,candidates)[0])</w:t>
+        <w:br/>
+        <w:t>print('zero candidate report',cosine_rank(q,{'Z':[0,0],'B':[3,0]}))</w:t>
+        <w:br/>
+        <w:t>print('only zero candidate: no comparison',cosine_rank(q,{'Z':[0,0]}))</w:t>
+        <w:br/>
+        <w:t>print('perpendicular nonzero cosine',round(cosine(q,[-4,3]),6))</w:t>
+        <w:br/>
+        <w:t>print('positive/negative scaling cosines',round(cosine(q,[6,8]),6),round(cosine(q,[-3,-4]),6))</w:t>
+        <w:br/>
+        <w:t>print('same unit vector, different totals',sum(q),sum(candidates['A']))</w:t>
+        <w:br/>
+        <w:t># Caller supplies finite moderate components and the intended candidate roles.</w:t>
+        <w:br/>
+        <w:t># Per-vector normalization fits no dataset mean or spread. No task-quality score is supplied.</w:t>
+        <w:br/>
+      </w:r>
+    </w:p>
+    <w:p>
+      <w:pPr>
+        <w:pStyle w:val="Heading2"/>
+      </w:pPr>
+      <w:r>
+        <w:t>Normal,expanded-candidate,zero,missing and tie probes</w:t>
+      </w:r>
+    </w:p>
+    <w:tbl>
+      <w:tblPr>
+        <w:tblStyle w:val="LightShading-Accent1"/>
+        <w:tblW w:type="auto" w:w="0"/>
+        <w:tblLook w:firstColumn="1" w:firstRow="1" w:lastColumn="0" w:lastRow="0" w:noHBand="0" w:noVBand="1" w:val="04A0"/>
+      </w:tblPr>
+      <w:tblGrid>
+        <w:gridCol w:w="5112"/>
+        <w:gridCol w:w="5112"/>
+      </w:tblGrid>
+      <w:tr>
+        <w:trPr>
+          <w:tblHeader/>
+        </w:trPr>
+        <w:tc>
+          <w:tcPr>
+            <w:tcW w:type="dxa" w:w="5112"/>
+          </w:tcPr>
+          <w:p>
+            <w:r>
+              <w:t>Complete similarity probe</w:t>
+            </w:r>
+          </w:p>
+        </w:tc>
+        <w:tc>
+          <w:tcPr>
+            <w:tcW w:type="dxa" w:w="5112"/>
+          </w:tcPr>
+          <w:p>
+            <w:r>
+              <w:t>Expected result / action</w:t>
+            </w:r>
+          </w:p>
+        </w:tc>
+      </w:tr>
+      <w:tr>
+        <w:tc>
+          <w:tcPr>
+            <w:tcW w:type="dxa" w:w="5112"/>
+          </w:tcPr>
+          <w:p>
+            <w:r>
+              <w:t>Normal main A/B/Ccomparison</w:t>
+            </w:r>
+          </w:p>
+        </w:tc>
+        <w:tc>
+          <w:tcPr>
+            <w:tcW w:type="dxa" w:w="5112"/>
+          </w:tcPr>
+          <w:p>
+            <w:r>
+              <w:t>Raw distances 25/16/100→B; cosines 1/.6/−1→A; unit distances 0/.8/4→A</w:t>
+            </w:r>
+          </w:p>
+        </w:tc>
+      </w:tr>
+      <w:tr>
+        <w:tc>
+          <w:tcPr>
+            <w:tcW w:type="dxa" w:w="5112"/>
+          </w:tcPr>
+          <w:p>
+            <w:r>
+              <w:t>Add a separate candidate D[0, 5]</w:t>
+            </w:r>
+          </w:p>
+        </w:tc>
+        <w:tc>
+          <w:tcPr>
+            <w:tcW w:type="dxa" w:w="5112"/>
+          </w:tcPr>
+          <w:p>
+            <w:r>
+              <w:t>Raw distance 10, cosine.8, unit distance.4; compare D with A as requested, or declare the expanded candidate set</w:t>
+            </w:r>
+          </w:p>
+        </w:tc>
+      </w:tr>
+      <w:tr>
+        <w:tc>
+          <w:tcPr>
+            <w:tcW w:type="dxa" w:w="5112"/>
+          </w:tcPr>
+          <w:p>
+            <w:r>
+              <w:t>All zero candidate Zwith valid B</w:t>
+            </w:r>
+          </w:p>
+        </w:tc>
+        <w:tc>
+          <w:tcPr>
+            <w:tcW w:type="dxa" w:w="5112"/>
+          </w:tcPr>
+          <w:p>
+            <w:r>
+              <w:t>Report excluded Z; B cosine.6 remains eligible</w:t>
+            </w:r>
+          </w:p>
+        </w:tc>
+      </w:tr>
+      <w:tr>
+        <w:tc>
+          <w:tcPr>
+            <w:tcW w:type="dxa" w:w="5112"/>
+          </w:tcPr>
+          <w:p>
+            <w:r>
+              <w:t>Only Zeligible before zero filtering</w:t>
+            </w:r>
+          </w:p>
+        </w:tc>
+        <w:tc>
+          <w:tcPr>
+            <w:tcW w:type="dxa" w:w="5112"/>
+          </w:tcPr>
+          <w:p>
+            <w:r>
+              <w:t>No comparison returned</w:t>
+            </w:r>
+          </w:p>
+        </w:tc>
+      </w:tr>
+      <w:tr>
+        <w:tc>
+          <w:tcPr>
+            <w:tcW w:type="dxa" w:w="5112"/>
+          </w:tcPr>
+          <w:p>
+            <w:r>
+              <w:t>Empty/mismatched/zero input to unit/cosine</w:t>
+            </w:r>
+          </w:p>
+        </w:tc>
+        <w:tc>
+          <w:tcPr>
+            <w:tcW w:type="dxa" w:w="5112"/>
+          </w:tcPr>
+          <w:p>
+            <w:r>
+              <w:t>ValueError under the supplied numerical helper contract</w:t>
+            </w:r>
+          </w:p>
+        </w:tc>
+      </w:tr>
+      <w:tr>
+        <w:tc>
+          <w:tcPr>
+            <w:tcW w:type="dxa" w:w="5112"/>
+          </w:tcPr>
+          <w:p>
+            <w:r>
+              <w:t>Missing or nonfinite measurements</w:t>
+            </w:r>
+          </w:p>
+        </w:tc>
+        <w:tc>
+          <w:tcPr>
+            <w:tcW w:type="dxa" w:w="5112"/>
+          </w:tcPr>
+          <w:p>
+            <w:r>
+              <w:t>Outside finite moderate numeric contract; review the data before comparison</w:t>
+            </w:r>
+          </w:p>
+        </w:tc>
+      </w:tr>
+      <w:tr>
+        <w:tc>
+          <w:tcPr>
+            <w:tcW w:type="dxa" w:w="5112"/>
+          </w:tcPr>
+          <w:p>
+            <w:r>
+              <w:t>Exact direction tie from positive rescaling</w:t>
+            </w:r>
+          </w:p>
+        </w:tc>
+        <w:tc>
+          <w:tcPr>
+            <w:tcW w:type="dxa" w:w="5112"/>
+          </w:tcPr>
+          <w:p>
+            <w:r>
+              <w:t>Retain all winners within declared absolute tolerance 1e−9in the extended ranker</w:t>
+            </w:r>
+          </w:p>
+        </w:tc>
+      </w:tr>
+      <w:tr>
+        <w:tc>
+          <w:tcPr>
+            <w:tcW w:type="dxa" w:w="5112"/>
+          </w:tcPr>
+          <w:p>
+            <w:r>
+              <w:t>Repeatedly change metric using final-test outcomes</w:t>
+            </w:r>
+          </w:p>
+        </w:tc>
+        <w:tc>
+          <w:tcPr>
+            <w:tcW w:type="dxa" w:w="5112"/>
+          </w:tcPr>
+          <w:p>
+            <w:r>
+              <w:t>Those results become development evidence; freeze a new procedure and reserve fresh final evaluation</w:t>
+            </w:r>
+          </w:p>
+        </w:tc>
+      </w:tr>
+      <w:tr>
+        <w:tc>
+          <w:tcPr>
+            <w:tcW w:type="dxa" w:w="5112"/>
+          </w:tcPr>
+          <w:p>
+            <w:r>
+              <w:t>Cosine1or lower training loss alone</w:t>
+            </w:r>
+          </w:p>
+        </w:tc>
+        <w:tc>
+          <w:tcPr>
+            <w:tcW w:type="dxa" w:w="5112"/>
+          </w:tcPr>
+          <w:p>
+            <w:r>
+              <w:t>Does not establish identical meaning, task quality or universally beneficial normalization</w:t>
+            </w:r>
+          </w:p>
+        </w:tc>
+      </w:tr>
+    </w:tbl>
+    <w:p>
+      <w:pPr>
+        <w:pStyle w:val="Heading2"/>
+      </w:pPr>
+      <w:r>
+        <w:t>Predict,normalize,rank and retain policy outcomes</w:t>
+      </w:r>
+    </w:p>
+    <w:p>
+      <w:pPr>
+        <w:pStyle w:val="ListNumber"/>
+      </w:pPr>
+      <w:r>
+        <w:t>Predict every original distance, cosine and unit-distance value before running or tracing the supplied functions. Then use the complete policy program to verify 2−2 cosine, report excluded zero candidates and handle a zero query explicitly. The extended ranker retains all ties within a declared 1e−9 absolute tolerance; it assumes finite moderate vector components and a caller-supplied valid candidate-role set. Keep the original A/B/C pool separate when adding D. Record any lost length and the chosen zero fallback; do not infer improved task performance from these geometric calculations alone.</w:t>
+      </w:r>
+    </w:p>
+    <w:p>
+      <w:pPr>
+        <w:pStyle w:val="ListNumber"/>
+      </w:pPr>
+      <w:r>
+        <w:t>On paper, trace the supplied procedure. If code is provided, predict before running it in a local practice file. Never write an expected answer as though it were an observed run.</w:t>
+      </w:r>
+    </w:p>
+    <w:p>
+      <w:pPr>
+        <w:pStyle w:val="Heading2"/>
+      </w:pPr>
+      <w:r>
+        <w:t>Keep the evidence ledger</w:t>
       </w:r>
     </w:p>
     <w:tbl>
@@ -2438,7 +3432,15 @@
         <w:rPr>
           <w:b w:val="0"/>
         </w:rPr>
-        <w:t>On paper, trace the supplied procedure. If code is provided, predict before running it in a local practice file. Never write an expected answer as though it were an observed run.</w:t>
+        <w:t>Before trying: what do I expect, and why? While trying: which step could first go wrong? Afterwards: what did I actually observe, and what should change? Keep “not run” if you only traced the procedure.</w:t>
+      </w:r>
+    </w:p>
+    <w:p>
+      <w:pPr>
+        <w:pStyle w:val="Heading2"/>
+      </w:pPr>
+      <w:r>
+        <w:t>Earlier wording, alternatives and picture transcripts · reference / check after trying</w:t>
       </w:r>
     </w:p>
     <w:p>
@@ -2446,7 +3448,36 @@
         <w:pStyle w:val="Heading3"/>
       </w:pPr>
       <w:r>
+        <w:t>Predict, investigate and preserve the evidence</w:t>
+      </w:r>
+    </w:p>
+    <w:p>
+      <w:pPr>
+        <w:pStyle w:val="Heading3"/>
+      </w:pPr>
+      <w:r>
         <w:t>Plan → try → check</w:t>
+      </w:r>
+    </w:p>
+    <w:p>
+      <w:pPr>
+        <w:pStyle w:val="Heading1"/>
+      </w:pPr>
+      <w:r>
+        <w:t>14. Try alone: compare new raw and normalized candidates</w:t>
+      </w:r>
+    </w:p>
+    <w:p>
+      <w:r>
+        <w:t>Normalize both the new query and candidates before the requested unit-distance calculation.</w:t>
+      </w:r>
+    </w:p>
+    <w:p>
+      <w:pPr>
+        <w:pStyle w:val="Heading2"/>
+      </w:pPr>
+      <w:r>
+        <w:t>Complete independent vectors and tasks</w:t>
       </w:r>
     </w:p>
     <w:p>
@@ -2457,28 +3488,7 @@
         <w:rPr>
           <w:b w:val="0"/>
         </w:rPr>
-        <w:t>Before trying: what do I expect, and why? While trying: which step could first go wrong? Afterwards: what did I actually observe, and what should change? Keep “not run” if you only traced the procedure.</w:t>
-      </w:r>
-    </w:p>
-    <w:p>
-      <w:pPr>
-        <w:pStyle w:val="Heading1"/>
-      </w:pPr>
-      <w:r>
-        <w:t>10. Build your understanding</w:t>
-      </w:r>
-    </w:p>
-    <w:p>
-      <w:r>
-        <w:t>Move from recall to tracing, diagnosis and transfer in Similarity and normalisation. Explain why each step is justified.</w:t>
-      </w:r>
-    </w:p>
-    <w:p>
-      <w:pPr>
-        <w:pStyle w:val="Heading3"/>
-      </w:pPr>
-      <w:r>
-        <w:t>Explain → apply → challenge</w:t>
+        <w:t>Use query [5, 0] and candidates P [10, 0], R [4, 3] and S [0, 5]. Calculate all raw squared distances and cosines, name each winner, and give squared distances after normalising both query and candidates.</w:t>
       </w:r>
     </w:p>
     <w:p>
@@ -2489,19 +3499,77 @@
         <w:rPr>
           <w:b w:val="0"/>
         </w:rPr>
-        <w:t xml:space="preserve">For Q [3, 4], A [6, 8] and C [-3, -4], give each length and </w:t>
-      </w:r>
-      <w:r>
-        <w:rPr>
-          <w:b/>
-        </w:rPr>
-        <w:t>unit vector</w:t>
-      </w:r>
+        <w:t>Explain the changed ranking.</w:t>
+      </w:r>
+    </w:p>
+    <w:p>
+      <w:pPr>
+        <w:pStyle w:val="Heading2"/>
+      </w:pPr>
+      <w:r>
+        <w:t>First attempt and support record</w:t>
+      </w:r>
+    </w:p>
+    <w:p>
+      <w:pPr>
+        <w:pStyle w:val="Heading3"/>
+      </w:pPr>
+      <w:r>
+        <w:t>My independent explanation, trace and limits</w:t>
+      </w:r>
+    </w:p>
+    <w:p>
+      <w:r>
+        <w:t>________________________________________________________________</w:t>
+      </w:r>
+    </w:p>
+    <w:p>
+      <w:r>
+        <w:t>________________________________________________________________</w:t>
+      </w:r>
+    </w:p>
+    <w:p>
+      <w:r>
+        <w:t>________________________________________________________________</w:t>
+      </w:r>
+    </w:p>
+    <w:p>
+      <w:r>
+        <w:t>________________________________________________________________</w:t>
+      </w:r>
+    </w:p>
+    <w:p>
+      <w:r>
+        <w:t>________________________________________________________________</w:t>
+      </w:r>
+    </w:p>
+    <w:p>
+      <w:r>
+        <w:t>________________________________________________________________</w:t>
+      </w:r>
+    </w:p>
+    <w:p>
+      <w:r>
+        <w:t>________________________________________________________________</w:t>
+      </w:r>
+    </w:p>
+    <w:p>
+      <w:pPr>
+        <w:spacing w:line="336" w:lineRule="auto" w:after="180"/>
+      </w:pPr>
       <w:r>
         <w:rPr>
           <w:b w:val="0"/>
         </w:rPr>
-        <w:t>. Explain one distinction that normalisation removes and one that it preserves.</w:t>
+        <w:t>Attempt this case before feedback. Record any help. Earlier examples below are further practice; a case already practised with feedback cannot establish fresh transfer.</w:t>
+      </w:r>
+    </w:p>
+    <w:p>
+      <w:pPr>
+        <w:pStyle w:val="Heading2"/>
+      </w:pPr>
+      <w:r>
+        <w:t>Use feedback after trying</w:t>
       </w:r>
     </w:p>
     <w:p>
@@ -2512,7 +3580,7 @@
         <w:rPr>
           <w:b w:val="0"/>
         </w:rPr>
-        <w:t>A candidate set contains Z [0, 0] and B [3, 0]. With nonzero query Q, what happens under this lesson’s zero-vector policy? What if Q is zero, or Z is the only candidate?</w:t>
+        <w:t>Attempt the independent case before hints. Record whether you worked alone, used a hint or followed a model. After feedback, fix the first unsupported step and explain why it changed.</w:t>
       </w:r>
     </w:p>
     <w:p>
@@ -2523,7 +3591,31 @@
         <w:rPr>
           <w:b w:val="0"/>
         </w:rPr>
-        <w:t>Explain why replacing an undefined cosine with zero is misleading.</w:t>
+        <w:t>A later check uses a changed case, not a copied answer.</w:t>
+      </w:r>
+    </w:p>
+    <w:p>
+      <w:pPr>
+        <w:pStyle w:val="Heading2"/>
+      </w:pPr>
+      <w:r>
+        <w:t>Earlier wording, alternatives and picture transcripts · reference / check after trying</w:t>
+      </w:r>
+    </w:p>
+    <w:p>
+      <w:pPr>
+        <w:pStyle w:val="Heading3"/>
+      </w:pPr>
+      <w:r>
+        <w:t>Independent case: Compare a new case independently</w:t>
+      </w:r>
+    </w:p>
+    <w:p>
+      <w:pPr>
+        <w:pStyle w:val="Heading3"/>
+      </w:pPr>
+      <w:r>
+        <w:t>Attempt this without hints</w:t>
       </w:r>
     </w:p>
     <w:p>
@@ -2534,19 +3626,66 @@
         <w:rPr>
           <w:b w:val="0"/>
         </w:rPr>
-        <w:t xml:space="preserve">For event-count vectors [3, 4] and [6, 8], what useful information can normalisation remove? A team chooses cosine because it improves results on the final evaluation set, then calls that same set independent </w:t>
-      </w:r>
-      <w:r>
-        <w:rPr>
-          <w:b/>
-        </w:rPr>
-        <w:t>evidence</w:t>
-      </w:r>
+        <w:t>Use query [5, 0] and candidates P [10, 0], R [4, 3] and S [0, 5]. Calculate all raw squared distances and cosines, name each winner, and give squared distances after normalising both query and candidates.</w:t>
+      </w:r>
+    </w:p>
+    <w:p>
+      <w:pPr>
+        <w:spacing w:line="336" w:lineRule="auto" w:after="180"/>
+      </w:pPr>
       <w:r>
         <w:rPr>
           <w:b w:val="0"/>
         </w:rPr>
-        <w:t>.</w:t>
+        <w:t>Explain the changed ranking.</w:t>
+      </w:r>
+    </w:p>
+    <w:p>
+      <w:pPr>
+        <w:pStyle w:val="Heading3"/>
+      </w:pPr>
+      <w:r>
+        <w:t>My independent procedure, result and limitation</w:t>
+      </w:r>
+    </w:p>
+    <w:p>
+      <w:r>
+        <w:t>________________________________________________________________</w:t>
+      </w:r>
+    </w:p>
+    <w:p>
+      <w:r>
+        <w:t>________________________________________________________________</w:t>
+      </w:r>
+    </w:p>
+    <w:p>
+      <w:r>
+        <w:t>________________________________________________________________</w:t>
+      </w:r>
+    </w:p>
+    <w:p>
+      <w:r>
+        <w:t>________________________________________________________________</w:t>
+      </w:r>
+    </w:p>
+    <w:p>
+      <w:r>
+        <w:t>________________________________________________________________</w:t>
+      </w:r>
+    </w:p>
+    <w:p>
+      <w:r>
+        <w:t>________________________________________________________________</w:t>
+      </w:r>
+    </w:p>
+    <w:p>
+      <w:r>
+        <w:t>________________________________________________________________</w:t>
+      </w:r>
+    </w:p>
+    <w:p>
+      <w:r>
+        <w:t>________________________________________________________________</w:t>
       </w:r>
     </w:p>
     <w:p>
@@ -2557,7 +3696,7 @@
         <w:rPr>
           <w:b w:val="0"/>
         </w:rPr>
-        <w:t>Explain how to repair the evaluation plan.</w:t>
+        <w:t>Record support used: none, hint or teacher explanation. After feedback, a different case is needed to demonstrate independence.</w:t>
       </w:r>
     </w:p>
     <w:p>
@@ -2565,32 +3704,7 @@
         <w:pStyle w:val="Heading3"/>
       </w:pPr>
       <w:r>
-        <w:t>Explain which evidence supports your conclusion and which claim remains unproved.</w:t>
-      </w:r>
-    </w:p>
-    <w:p>
-      <w:r>
-        <w:t>________________________________________________________________</w:t>
-      </w:r>
-    </w:p>
-    <w:p>
-      <w:r>
-        <w:t>________________________________________________________________</w:t>
-      </w:r>
-    </w:p>
-    <w:p>
-      <w:r>
-        <w:t>________________________________________________________________</w:t>
-      </w:r>
-    </w:p>
-    <w:p>
-      <w:r>
-        <w:t>________________________________________________________________</w:t>
-      </w:r>
-    </w:p>
-    <w:p>
-      <w:r>
-        <w:t>________________________________________________________________</w:t>
+        <w:t>Use feedback to improve</w:t>
       </w:r>
     </w:p>
     <w:p>
@@ -2598,12 +3712,20 @@
         <w:pStyle w:val="Heading1"/>
       </w:pPr>
       <w:r>
-        <w:t>11. Connect your project</w:t>
-      </w:r>
-    </w:p>
-    <w:p>
-      <w:r>
-        <w:t>Apply this week’s idea to Image-pattern Network Investigation. Keep an annotated decision and the evidence supporting it.</w:t>
+        <w:t>11. Save the comparison rule as part of the representation</w:t>
+      </w:r>
+    </w:p>
+    <w:p>
+      <w:r>
+        <w:t>The project record should preserve table version,normalization,candidates,zero handling and ties.</w:t>
+      </w:r>
+    </w:p>
+    <w:p>
+      <w:pPr>
+        <w:pStyle w:val="Heading2"/>
+      </w:pPr>
+      <w:r>
+        <w:t>Project artifact and evidence table</w:t>
       </w:r>
     </w:p>
     <w:p>
@@ -2794,10 +3916,10 @@
     </w:tbl>
     <w:p>
       <w:pPr>
-        <w:pStyle w:val="Heading3"/>
-      </w:pPr>
-      <w:r>
-        <w:t>Evidence for your project</w:t>
+        <w:pStyle w:val="Heading2"/>
+      </w:pPr>
+      <w:r>
+        <w:t>Actual run/trace and remaining limits</w:t>
       </w:r>
     </w:p>
     <w:p>
@@ -2836,44 +3958,123 @@
     </w:p>
     <w:p>
       <w:pPr>
+        <w:pStyle w:val="Heading2"/>
+      </w:pPr>
+      <w:r>
+        <w:t>Earlier wording, alternatives and picture transcripts · reference / check after trying</w:t>
+      </w:r>
+    </w:p>
+    <w:p>
+      <w:pPr>
+        <w:pStyle w:val="Heading3"/>
+      </w:pPr>
+      <w:r>
+        <w:t>Evidence for your project</w:t>
+      </w:r>
+    </w:p>
+    <w:p>
+      <w:pPr>
         <w:pStyle w:val="Heading1"/>
       </w:pPr>
       <w:r>
-        <w:t>12. Show what you know</w:t>
-      </w:r>
-    </w:p>
-    <w:p>
-      <w:r>
-        <w:t>Use a genuinely new case for independent evidence. Previously discussed examples remain practice; use the separately named independent case before feedback.</w:t>
+        <w:t>16. Finish with a ranking and the information it chose to ignore</w:t>
+      </w:r>
+    </w:p>
+    <w:p>
+      <w:r>
+        <w:t>Explain why aligned direction is different from equal magnitude or equal meaning.</w:t>
+      </w:r>
+    </w:p>
+    <w:p>
+      <w:pPr>
+        <w:pStyle w:val="Heading2"/>
+      </w:pPr>
+      <w:r>
+        <w:t>Retrieve and explain</w:t>
+      </w:r>
+    </w:p>
+    <w:p>
+      <w:pPr>
+        <w:pStyle w:val="ListBullet"/>
+      </w:pPr>
+      <w:r>
+        <w:t>Close your notes. Explain this goal in your own words: Calculate vector length and normalise a nonzero vector</w:t>
+      </w:r>
+    </w:p>
+    <w:p>
+      <w:pPr>
+        <w:pStyle w:val="Heading3"/>
+      </w:pPr>
+      <w:r>
+        <w:t>My deciding step, evidence and one remaining question</w:t>
+      </w:r>
+    </w:p>
+    <w:p>
+      <w:r>
+        <w:t>________________________________________________________________</w:t>
+      </w:r>
+    </w:p>
+    <w:p>
+      <w:r>
+        <w:t>________________________________________________________________</w:t>
+      </w:r>
+    </w:p>
+    <w:p>
+      <w:r>
+        <w:t>________________________________________________________________</w:t>
+      </w:r>
+    </w:p>
+    <w:p>
+      <w:r>
+        <w:t>________________________________________________________________</w:t>
+      </w:r>
+    </w:p>
+    <w:p>
+      <w:r>
+        <w:t>________________________________________________________________</w:t>
+      </w:r>
+    </w:p>
+    <w:p>
+      <w:pPr>
+        <w:pStyle w:val="Heading2"/>
+      </w:pPr>
+      <w:r>
+        <w:t>Plan a changed-case return</w:t>
       </w:r>
     </w:p>
     <w:p>
       <w:pPr>
         <w:spacing w:line="336" w:lineRule="auto" w:after="180"/>
       </w:pPr>
+      <w:r>
+        <w:rPr>
+          <w:b w:val="0"/>
+        </w:rPr>
+        <w:t xml:space="preserve">If you are unsure, return to the worked picture and explain one arrow. If you are ready, change an </w:t>
+      </w:r>
       <w:r>
         <w:rPr>
           <w:b/>
         </w:rPr>
-        <w:t>L2 normalisation</w:t>
+        <w:t>input</w:t>
       </w:r>
       <w:r>
         <w:rPr>
           <w:b w:val="0"/>
         </w:rPr>
-        <w:t xml:space="preserve"> divides each individual vector by its own length; it does not estimate a mean or scale from a dataset. Feature standardisation is a different operation and must fit its statistics on </w:t>
+        <w:t xml:space="preserve"> or assumption and justify your </w:t>
       </w:r>
       <w:r>
         <w:rPr>
           <w:b/>
         </w:rPr>
-        <w:t>training</w:t>
+        <w:t>prediction</w:t>
       </w:r>
       <w:r>
         <w:rPr>
           <w:b w:val="0"/>
         </w:rPr>
-        <w:t xml:space="preserve"> data only.</w:t>
+        <w:t>.</w:t>
       </w:r>
     </w:p>
     <w:p>
@@ -2884,19 +4085,7 @@
         <w:rPr>
           <w:b w:val="0"/>
         </w:rPr>
-        <w:t xml:space="preserve">Choose between raw distance and cosine using the task, </w:t>
-      </w:r>
-      <w:r>
-        <w:rPr>
-          <w:b/>
-        </w:rPr>
-        <w:t>training</w:t>
-      </w:r>
-      <w:r>
-        <w:rPr>
-          <w:b w:val="0"/>
-        </w:rPr>
-        <w:t xml:space="preserve"> and validation </w:t>
+        <w:t xml:space="preserve">Save your workbook </w:t>
       </w:r>
       <w:r>
         <w:rPr>
@@ -2908,14 +4097,305 @@
         <w:rPr>
           <w:b w:val="0"/>
         </w:rPr>
-        <w:t>. Do not repeatedly change the rule after seeing final evaluation results.</w:t>
-      </w:r>
-    </w:p>
+        <w:t>. At the next review, try a different case before opening your old answer.</w:t>
+      </w:r>
+    </w:p>
+    <w:p>
+      <w:pPr>
+        <w:pStyle w:val="Heading1"/>
+      </w:pPr>
+      <w:r>
+        <w:t>Reference bank and extra practice</w:t>
+      </w:r>
+    </w:p>
+    <w:p>
+      <w:pPr>
+        <w:pStyle w:val="Heading1"/>
+      </w:pPr>
+      <w:r>
+        <w:t>05. Reference · Use the mathematical words precisely</w:t>
+      </w:r>
+    </w:p>
+    <w:p>
+      <w:r>
+        <w:t>Connect each term to a value or step in the current example.</w:t>
+      </w:r>
+    </w:p>
+    <w:p>
+      <w:pPr>
+        <w:pStyle w:val="Heading2"/>
+      </w:pPr>
+      <w:r>
+        <w:t>Vocabulary and your explanation</w:t>
+      </w:r>
+    </w:p>
+    <w:tbl>
+      <w:tblPr>
+        <w:tblStyle w:val="LightShading-Accent1"/>
+        <w:tblW w:type="auto" w:w="0"/>
+        <w:tblLook w:firstColumn="1" w:firstRow="1" w:lastColumn="0" w:lastRow="0" w:noHBand="0" w:noVBand="1" w:val="04A0"/>
+      </w:tblPr>
+      <w:tblGrid>
+        <w:gridCol w:w="5112"/>
+        <w:gridCol w:w="5112"/>
+      </w:tblGrid>
+      <w:tr>
+        <w:trPr>
+          <w:tblHeader/>
+        </w:trPr>
+        <w:tc>
+          <w:tcPr>
+            <w:tcW w:type="dxa" w:w="5112"/>
+          </w:tcPr>
+          <w:p>
+            <w:r>
+              <w:t>Word</w:t>
+            </w:r>
+          </w:p>
+        </w:tc>
+        <w:tc>
+          <w:tcPr>
+            <w:tcW w:type="dxa" w:w="5112"/>
+          </w:tcPr>
+          <w:p>
+            <w:r>
+              <w:t>Meaning</w:t>
+            </w:r>
+          </w:p>
+        </w:tc>
+      </w:tr>
+      <w:tr>
+        <w:tc>
+          <w:tcPr>
+            <w:tcW w:type="dxa" w:w="5112"/>
+          </w:tcPr>
+          <w:p>
+            <w:r>
+              <w:t>Vector length</w:t>
+            </w:r>
+          </w:p>
+        </w:tc>
+        <w:tc>
+          <w:tcPr>
+            <w:tcW w:type="dxa" w:w="5112"/>
+          </w:tcPr>
+          <w:p>
+            <w:r>
+              <w:t>The square root of the sum of squared components, also called the L2 norm</w:t>
+            </w:r>
+          </w:p>
+        </w:tc>
+      </w:tr>
+      <w:tr>
+        <w:tc>
+          <w:tcPr>
+            <w:tcW w:type="dxa" w:w="5112"/>
+          </w:tcPr>
+          <w:p>
+            <w:r>
+              <w:t>L2 normalisation</w:t>
+            </w:r>
+          </w:p>
+        </w:tc>
+        <w:tc>
+          <w:tcPr>
+            <w:tcW w:type="dxa" w:w="5112"/>
+          </w:tcPr>
+          <w:p>
+            <w:r>
+              <w:t>Dividing every component of a nonzero vector by its length</w:t>
+            </w:r>
+          </w:p>
+        </w:tc>
+      </w:tr>
+      <w:tr>
+        <w:tc>
+          <w:tcPr>
+            <w:tcW w:type="dxa" w:w="5112"/>
+          </w:tcPr>
+          <w:p>
+            <w:r>
+              <w:t>Cosine similarity</w:t>
+            </w:r>
+          </w:p>
+        </w:tc>
+        <w:tc>
+          <w:tcPr>
+            <w:tcW w:type="dxa" w:w="5112"/>
+          </w:tcPr>
+          <w:p>
+            <w:r>
+              <w:t>The dot product of two nonzero vectors divided by the product of their lengths</w:t>
+            </w:r>
+          </w:p>
+        </w:tc>
+      </w:tr>
+      <w:tr>
+        <w:tc>
+          <w:tcPr>
+            <w:tcW w:type="dxa" w:w="5112"/>
+          </w:tcPr>
+          <w:p>
+            <w:r>
+              <w:t>Unit vector</w:t>
+            </w:r>
+          </w:p>
+        </w:tc>
+        <w:tc>
+          <w:tcPr>
+            <w:tcW w:type="dxa" w:w="5112"/>
+          </w:tcPr>
+          <w:p>
+            <w:r>
+              <w:t>A vector with length one</w:t>
+            </w:r>
+          </w:p>
+        </w:tc>
+      </w:tr>
+    </w:tbl>
     <w:p>
       <w:pPr>
         <w:pStyle w:val="Heading3"/>
       </w:pPr>
       <w:r>
+        <w:t>Use two terms to explain a step in this week’s example.</w:t>
+      </w:r>
+    </w:p>
+    <w:p>
+      <w:r>
+        <w:t>________________________________________________________________</w:t>
+      </w:r>
+    </w:p>
+    <w:p>
+      <w:r>
+        <w:t>________________________________________________________________</w:t>
+      </w:r>
+    </w:p>
+    <w:p>
+      <w:r>
+        <w:t>________________________________________________________________</w:t>
+      </w:r>
+    </w:p>
+    <w:p>
+      <w:pPr>
+        <w:pStyle w:val="Heading1"/>
+      </w:pPr>
+      <w:r>
+        <w:t>10. Extra challenge · Explain a stronger case</w:t>
+      </w:r>
+    </w:p>
+    <w:p>
+      <w:r>
+        <w:t>Choose the next challenge after the main route.</w:t>
+      </w:r>
+    </w:p>
+    <w:p>
+      <w:pPr>
+        <w:pStyle w:val="Heading2"/>
+      </w:pPr>
+      <w:r>
+        <w:t>Explain,repair and extend</w:t>
+      </w:r>
+    </w:p>
+    <w:p>
+      <w:pPr>
+        <w:pStyle w:val="Heading3"/>
+      </w:pPr>
+      <w:r>
+        <w:t>Explain → apply → challenge</w:t>
+      </w:r>
+    </w:p>
+    <w:p>
+      <w:pPr>
+        <w:pStyle w:val="ListBullet"/>
+      </w:pPr>
+      <w:r>
+        <w:t>For Q [3, 4], A [6, 8] and C [-3, -4], give each length and unit vector. Explain one distinction that normalisation removes and one that it preserves.</w:t>
+      </w:r>
+    </w:p>
+    <w:p>
+      <w:pPr>
+        <w:pStyle w:val="ListBullet"/>
+      </w:pPr>
+      <w:r>
+        <w:t>A candidate set contains Z [0, 0] and B [3, 0]. With nonzero query Q, what happens under this lesson’s zero-vector policy? What if Q is zero, or Z is the only candidate? Explain why replacing an undefined cosine with zero is misleading.</w:t>
+      </w:r>
+    </w:p>
+    <w:p>
+      <w:pPr>
+        <w:pStyle w:val="ListBullet"/>
+      </w:pPr>
+      <w:r>
+        <w:t>For event-count vectors [3, 4] and [6, 8], what useful information can normalisation remove? A team chooses cosine because it improves results on the final evaluation set, then calls that same set independent evidence. Explain how to repair the evaluation plan.</w:t>
+      </w:r>
+    </w:p>
+    <w:p>
+      <w:pPr>
+        <w:pStyle w:val="Heading3"/>
+      </w:pPr>
+      <w:r>
+        <w:t>Explain which evidence supports your conclusion and which claim remains unproved.</w:t>
+      </w:r>
+    </w:p>
+    <w:p>
+      <w:r>
+        <w:t>________________________________________________________________</w:t>
+      </w:r>
+    </w:p>
+    <w:p>
+      <w:r>
+        <w:t>________________________________________________________________</w:t>
+      </w:r>
+    </w:p>
+    <w:p>
+      <w:r>
+        <w:t>________________________________________________________________</w:t>
+      </w:r>
+    </w:p>
+    <w:p>
+      <w:r>
+        <w:t>________________________________________________________________</w:t>
+      </w:r>
+    </w:p>
+    <w:p>
+      <w:r>
+        <w:t>________________________________________________________________</w:t>
+      </w:r>
+    </w:p>
+    <w:p>
+      <w:pPr>
+        <w:pStyle w:val="Heading1"/>
+      </w:pPr>
+      <w:r>
+        <w:t>12. Reference · Check the representation and its limits</w:t>
+      </w:r>
+    </w:p>
+    <w:p>
+      <w:r>
+        <w:t>Use after practice;reserve the new independent query[5,0]and P/R/S candidates for the first individual attempt.</w:t>
+      </w:r>
+    </w:p>
+    <w:p>
+      <w:pPr>
+        <w:pStyle w:val="Heading2"/>
+      </w:pPr>
+      <w:r>
+        <w:t>Current explanation and response</w:t>
+      </w:r>
+    </w:p>
+    <w:p>
+      <w:pPr>
+        <w:pStyle w:val="ListBullet"/>
+      </w:pPr>
+      <w:r>
+        <w:t>L2 normalisation divides each individual vector by its own length; it does not estimate a mean or scale from a dataset. Feature standardisation is a different operation and must fit its statistics on training data only. Choose between raw distance and cosine using the task, training and validation evidence. Do not repeatedly change the rule after seeing final evaluation results.</w:t>
+      </w:r>
+    </w:p>
+    <w:p>
+      <w:pPr>
+        <w:pStyle w:val="Heading3"/>
+      </w:pPr>
+      <w:r>
         <w:t>A teammate says a cosine of 1 proves two records mean the same thing, and normalisation always improves a model. Use A and Q to challenge both claims. What must be checked before adopting the rule?</w:t>
       </w:r>
     </w:p>
@@ -2941,58 +4421,18 @@
     </w:p>
     <w:p>
       <w:pPr>
-        <w:spacing w:line="336" w:lineRule="auto" w:after="180"/>
-      </w:pPr>
-      <w:r>
-        <w:rPr>
-          <w:b w:val="0"/>
-        </w:rPr>
-        <w:t>Record the representation version, comparison rule, normalisation, zero-vector handling, candidate set and tie tolerance. Preserve a baseline and evaluate on the same reserved examples.</w:t>
-      </w:r>
-    </w:p>
-    <w:p>
-      <w:pPr>
-        <w:spacing w:line="336" w:lineRule="auto" w:after="180"/>
-      </w:pPr>
-      <w:r>
-        <w:rPr>
-          <w:b w:val="0"/>
-        </w:rPr>
-        <w:t>Next week, transfer learning asks when a representation learned for one task can help another.</w:t>
-      </w:r>
-    </w:p>
-    <w:p>
-      <w:pPr>
-        <w:spacing w:line="336" w:lineRule="auto" w:after="180"/>
-      </w:pPr>
-      <w:r>
-        <w:rPr>
-          <w:b w:val="0"/>
-        </w:rPr>
-        <w:t xml:space="preserve">For event-count vectors [3, 4] and [6, 8], what useful information can normalisation remove? A team chooses cosine because it improves results on the final evaluation set, then calls that same set independent </w:t>
-      </w:r>
-      <w:r>
-        <w:rPr>
-          <w:b/>
-        </w:rPr>
-        <w:t>evidence</w:t>
-      </w:r>
-      <w:r>
-        <w:rPr>
-          <w:b w:val="0"/>
-        </w:rPr>
-        <w:t>.</w:t>
-      </w:r>
-    </w:p>
-    <w:p>
-      <w:pPr>
-        <w:spacing w:line="336" w:lineRule="auto" w:after="180"/>
-      </w:pPr>
-      <w:r>
-        <w:rPr>
-          <w:b w:val="0"/>
-        </w:rPr>
-        <w:t>Explain how to repair the evaluation plan.</w:t>
+        <w:pStyle w:val="ListBullet"/>
+      </w:pPr>
+      <w:r>
+        <w:t>Record the representation version, comparison rule, normalisation, zero-vector handling, candidate set and tie tolerance. Preserve a baseline and evaluate on the same reserved examples. Next week, transfer learning asks when a representation learned for one task can help another.</w:t>
+      </w:r>
+    </w:p>
+    <w:p>
+      <w:pPr>
+        <w:pStyle w:val="ListBullet"/>
+      </w:pPr>
+      <w:r>
+        <w:t>For event-count vectors [3, 4] and [6, 8], what useful information can normalisation remove? A team chooses cosine because it improves results on the final evaluation set, then calls that same set independent evidence. Explain how to repair the evaluation plan.</w:t>
       </w:r>
     </w:p>
     <w:p>
@@ -3028,12 +4468,20 @@
         <w:pStyle w:val="Heading1"/>
       </w:pPr>
       <w:r>
-        <w:t>13. Study a complete case</w:t>
-      </w:r>
-    </w:p>
-    <w:p>
-      <w:r>
-        <w:t>Revisit the complete Similarity and normalisation case for supported practice. Repeated examples do not become fresh assessments.</w:t>
+        <w:t>13. Extra practice · Revisit the complete trace</w:t>
+      </w:r>
+    </w:p>
+    <w:p>
+      <w:r>
+        <w:t>Predict before reading the supplied steps.</w:t>
+      </w:r>
+    </w:p>
+    <w:p>
+      <w:pPr>
+        <w:pStyle w:val="Heading2"/>
+      </w:pPr>
+      <w:r>
+        <w:t>Complete trace and evidence</w:t>
       </w:r>
     </w:p>
     <w:p>
@@ -3266,228 +4714,20 @@
         <w:pStyle w:val="Heading1"/>
       </w:pPr>
       <w:r>
-        <w:t>14. Try a new case independently</w:t>
-      </w:r>
-    </w:p>
-    <w:p>
-      <w:r>
-        <w:t>Attempt the reserved new case before feedback. Record support; the earlier examples below remain additional practice.</w:t>
-      </w:r>
-    </w:p>
-    <w:p>
-      <w:pPr>
-        <w:pStyle w:val="Heading3"/>
-      </w:pPr>
-      <w:r>
-        <w:t>Independent case: Compare a new case independently</w:t>
-      </w:r>
-    </w:p>
-    <w:p>
-      <w:pPr>
-        <w:spacing w:line="336" w:lineRule="auto" w:after="180"/>
-      </w:pPr>
-      <w:r>
-        <w:rPr>
-          <w:b w:val="0"/>
-        </w:rPr>
-        <w:t>Use query [5, 0] and candidates P [10, 0], R [4, 3] and S [0, 5]. Calculate all raw squared distances and cosines, name each winner, and give squared distances after normalising both query and candidates.</w:t>
-      </w:r>
-    </w:p>
-    <w:p>
-      <w:pPr>
-        <w:spacing w:line="336" w:lineRule="auto" w:after="180"/>
-      </w:pPr>
-      <w:r>
-        <w:rPr>
-          <w:b w:val="0"/>
-        </w:rPr>
-        <w:t>Explain the changed ranking.</w:t>
-      </w:r>
-    </w:p>
-    <w:p>
-      <w:pPr>
-        <w:pStyle w:val="Heading3"/>
-      </w:pPr>
-      <w:r>
-        <w:t>My independent explanation, trace and limits</w:t>
-      </w:r>
-    </w:p>
-    <w:p>
-      <w:r>
-        <w:t>________________________________________________________________</w:t>
-      </w:r>
-    </w:p>
-    <w:p>
-      <w:r>
-        <w:t>________________________________________________________________</w:t>
-      </w:r>
-    </w:p>
-    <w:p>
-      <w:r>
-        <w:t>________________________________________________________________</w:t>
-      </w:r>
-    </w:p>
-    <w:p>
-      <w:r>
-        <w:t>________________________________________________________________</w:t>
-      </w:r>
-    </w:p>
-    <w:p>
-      <w:r>
-        <w:t>________________________________________________________________</w:t>
-      </w:r>
-    </w:p>
-    <w:p>
-      <w:r>
-        <w:t>________________________________________________________________</w:t>
-      </w:r>
-    </w:p>
-    <w:p>
-      <w:r>
-        <w:t>________________________________________________________________</w:t>
-      </w:r>
-    </w:p>
-    <w:p>
-      <w:pPr>
-        <w:spacing w:line="336" w:lineRule="auto" w:after="180"/>
-      </w:pPr>
-      <w:r>
-        <w:rPr>
-          <w:b w:val="0"/>
-        </w:rPr>
-        <w:t>Attempt this case before feedback. Record any help. Earlier examples below are further practice; a case already practised with feedback cannot establish fresh transfer.</w:t>
-      </w:r>
-    </w:p>
-    <w:p>
-      <w:pPr>
-        <w:pStyle w:val="Heading3"/>
-      </w:pPr>
-      <w:r>
-        <w:t>Attempt this without hints</w:t>
-      </w:r>
-    </w:p>
-    <w:p>
-      <w:pPr>
-        <w:spacing w:line="336" w:lineRule="auto" w:after="180"/>
-      </w:pPr>
-      <w:r>
-        <w:rPr>
-          <w:b w:val="0"/>
-        </w:rPr>
-        <w:t>Use query [5, 0] and candidates P [10, 0], R [4, 3] and S [0, 5]. Calculate all raw squared distances and cosines, name each winner, and give squared distances after normalising both query and candidates.</w:t>
-      </w:r>
-    </w:p>
-    <w:p>
-      <w:pPr>
-        <w:spacing w:line="336" w:lineRule="auto" w:after="180"/>
-      </w:pPr>
-      <w:r>
-        <w:rPr>
-          <w:b w:val="0"/>
-        </w:rPr>
-        <w:t>Explain the changed ranking.</w:t>
-      </w:r>
-    </w:p>
-    <w:p>
-      <w:pPr>
-        <w:pStyle w:val="Heading3"/>
-      </w:pPr>
-      <w:r>
-        <w:t>My independent procedure, result and limitation</w:t>
-      </w:r>
-    </w:p>
-    <w:p>
-      <w:r>
-        <w:t>________________________________________________________________</w:t>
-      </w:r>
-    </w:p>
-    <w:p>
-      <w:r>
-        <w:t>________________________________________________________________</w:t>
-      </w:r>
-    </w:p>
-    <w:p>
-      <w:r>
-        <w:t>________________________________________________________________</w:t>
-      </w:r>
-    </w:p>
-    <w:p>
-      <w:r>
-        <w:t>________________________________________________________________</w:t>
-      </w:r>
-    </w:p>
-    <w:p>
-      <w:r>
-        <w:t>________________________________________________________________</w:t>
-      </w:r>
-    </w:p>
-    <w:p>
-      <w:r>
-        <w:t>________________________________________________________________</w:t>
-      </w:r>
-    </w:p>
-    <w:p>
-      <w:r>
-        <w:t>________________________________________________________________</w:t>
-      </w:r>
-    </w:p>
-    <w:p>
-      <w:r>
-        <w:t>________________________________________________________________</w:t>
-      </w:r>
-    </w:p>
-    <w:p>
-      <w:pPr>
-        <w:spacing w:line="336" w:lineRule="auto" w:after="180"/>
-      </w:pPr>
-      <w:r>
-        <w:rPr>
-          <w:b w:val="0"/>
-        </w:rPr>
-        <w:t>Record support used: none, hint or teacher explanation. After feedback, a different case is needed to demonstrate independence.</w:t>
-      </w:r>
-    </w:p>
-    <w:p>
-      <w:pPr>
-        <w:pStyle w:val="Heading3"/>
-      </w:pPr>
-      <w:r>
-        <w:t>Use feedback to improve</w:t>
-      </w:r>
-    </w:p>
-    <w:p>
-      <w:pPr>
-        <w:spacing w:line="336" w:lineRule="auto" w:after="180"/>
-      </w:pPr>
-      <w:r>
-        <w:rPr>
-          <w:b w:val="0"/>
-        </w:rPr>
-        <w:t>Attempt the independent case before hints. Record whether you worked alone, used a hint or followed a model. After feedback, fix the first unsupported step and explain why it changed.</w:t>
-      </w:r>
-    </w:p>
-    <w:p>
-      <w:pPr>
-        <w:spacing w:line="336" w:lineRule="auto" w:after="180"/>
-      </w:pPr>
-      <w:r>
-        <w:rPr>
-          <w:b w:val="0"/>
-        </w:rPr>
-        <w:t>A later check uses a changed case, not a copied answer.</w:t>
-      </w:r>
-    </w:p>
-    <w:p>
-      <w:pPr>
-        <w:pStyle w:val="Heading1"/>
-      </w:pPr>
-      <w:r>
-        <w:t>15. Your lesson route</w:t>
-      </w:r>
-    </w:p>
-    <w:p>
-      <w:r>
-        <w:t>Use this map to navigate Similarity and normalisation, connect the goals to tasks and keep one evidence record for each attempt.</w:t>
+        <w:t>15. Reference · The earlier route checklist</w:t>
+      </w:r>
+    </w:p>
+    <w:p>
+      <w:r>
+        <w:t>Use one main route rather than repeating the lesson.</w:t>
+      </w:r>
+    </w:p>
+    <w:p>
+      <w:pPr>
+        <w:pStyle w:val="Heading2"/>
+      </w:pPr>
+      <w:r>
+        <w:t>Targets,route and first prediction</w:t>
       </w:r>
     </w:p>
     <w:p>
@@ -3666,12 +4906,117 @@
         <w:pStyle w:val="Heading1"/>
       </w:pPr>
       <w:r>
-        <w:t>16. Finish and return</w:t>
-      </w:r>
-    </w:p>
-    <w:p>
-      <w:r>
-        <w:t>Explain Similarity and normalisation without notes, identify a remaining question and plan a later check with a changed case.</w:t>
+        <w:t>17. Extra practice · Predict,check and repair</w:t>
+      </w:r>
+    </w:p>
+    <w:p>
+      <w:r>
+        <w:t>Keep supported feedback separate from the independent case.</w:t>
+      </w:r>
+    </w:p>
+    <w:p>
+      <w:pPr>
+        <w:pStyle w:val="Heading2"/>
+      </w:pPr>
+      <w:r>
+        <w:t>First supported question and optional hint</w:t>
+      </w:r>
+    </w:p>
+    <w:p>
+      <w:pPr>
+        <w:pStyle w:val="ListBullet"/>
+      </w:pPr>
+      <w:r>
+        <w:t>Compare angular alignment with raw distance on the same vectors.</w:t>
+      </w:r>
+    </w:p>
+    <w:p>
+      <w:pPr>
+        <w:pStyle w:val="Heading3"/>
+      </w:pPr>
+      <w:r>
+        <w:t>Practice 1: explain the deciding evidence</w:t>
+      </w:r>
+    </w:p>
+    <w:p>
+      <w:pPr>
+        <w:pStyle w:val="ListBullet"/>
+      </w:pPr>
+      <w:r>
+        <w:t>Which labelled step matches this detail? Unit query [1, 0], P [1, 0], Q [2/sqrt5, 1/sqrt5]; normalised distance to P is 0.</w:t>
+      </w:r>
+    </w:p>
+    <w:p>
+      <w:pPr>
+        <w:pStyle w:val="ListBullet"/>
+      </w:pPr>
+      <w:r>
+        <w:t>1. Angular similarity</w:t>
+      </w:r>
+    </w:p>
+    <w:p>
+      <w:pPr>
+        <w:pStyle w:val="ListBullet"/>
+      </w:pPr>
+      <w:r>
+        <w:t>2. Normalise</w:t>
+      </w:r>
+    </w:p>
+    <w:p>
+      <w:pPr>
+        <w:pStyle w:val="ListBullet"/>
+      </w:pPr>
+      <w:r>
+        <w:t>3. Raw distances</w:t>
+      </w:r>
+    </w:p>
+    <w:p>
+      <w:pPr>
+        <w:pStyle w:val="Heading3"/>
+      </w:pPr>
+      <w:r>
+        <w:t>My selected conclusion, deciding fact and explanation</w:t>
+      </w:r>
+    </w:p>
+    <w:p>
+      <w:r>
+        <w:t>________________________________________________________________</w:t>
+      </w:r>
+    </w:p>
+    <w:p>
+      <w:r>
+        <w:t>________________________________________________________________</w:t>
+      </w:r>
+    </w:p>
+    <w:p>
+      <w:r>
+        <w:t>________________________________________________________________</w:t>
+      </w:r>
+    </w:p>
+    <w:p>
+      <w:r>
+        <w:t>________________________________________________________________</w:t>
+      </w:r>
+    </w:p>
+    <w:p>
+      <w:r>
+        <w:t>________________________________________________________________</w:t>
+      </w:r>
+    </w:p>
+    <w:p>
+      <w:pPr>
+        <w:pStyle w:val="ListBullet"/>
+      </w:pPr>
+      <w:r>
+        <w:t>Hint if needed: Read the steps in the pictorial case. Match the supplied detail to the stage that performs or records it.</w:t>
+      </w:r>
+    </w:p>
+    <w:p>
+      <w:pPr>
+        <w:pStyle w:val="Heading2"/>
+      </w:pPr>
+      <w:r>
+        <w:t>Check after the first attempt · reference / check after trying</w:t>
       </w:r>
     </w:p>
     <w:p>
@@ -3682,7 +5027,18 @@
         <w:rPr>
           <w:b w:val="0"/>
         </w:rPr>
-        <w:t xml:space="preserve">Close your notes. Explain this goal in your own words: Calculate </w:t>
+        <w:t>After your attempt, compare with the supported explanation: Normalise Unit query [1, 0], P [1, 0], Q [2/sqrt5, 1/sqrt5]; normalised distance to P is 0. Raw Euclidean distance includes differences in both direction and magnitude.</w:t>
+      </w:r>
+    </w:p>
+    <w:p>
+      <w:pPr>
+        <w:spacing w:line="336" w:lineRule="auto" w:after="180"/>
+      </w:pPr>
+      <w:r>
+        <w:rPr>
+          <w:b w:val="0"/>
+        </w:rPr>
+        <w:t xml:space="preserve">Cosine compares direction using the </w:t>
       </w:r>
       <w:r>
         <w:rPr>
@@ -3694,40 +5050,7 @@
         <w:rPr>
           <w:b w:val="0"/>
         </w:rPr>
-        <w:t xml:space="preserve"> and normalise a nonzero vector</w:t>
-      </w:r>
-    </w:p>
-    <w:p>
-      <w:pPr>
-        <w:pStyle w:val="Heading3"/>
-      </w:pPr>
-      <w:r>
-        <w:t>My deciding step, evidence and one remaining question</w:t>
-      </w:r>
-    </w:p>
-    <w:p>
-      <w:r>
-        <w:t>________________________________________________________________</w:t>
-      </w:r>
-    </w:p>
-    <w:p>
-      <w:r>
-        <w:t>________________________________________________________________</w:t>
-      </w:r>
-    </w:p>
-    <w:p>
-      <w:r>
-        <w:t>________________________________________________________________</w:t>
-      </w:r>
-    </w:p>
-    <w:p>
-      <w:r>
-        <w:t>________________________________________________________________</w:t>
-      </w:r>
-    </w:p>
-    <w:p>
-      <w:r>
-        <w:t>________________________________________________________________</w:t>
+        <w:t>s, so a long vector can align perfectly while being far away in raw coordinates. Declare which question your similarity measure answers.</w:t>
       </w:r>
     </w:p>
     <w:p>
@@ -3738,7 +5061,248 @@
         <w:rPr>
           <w:b w:val="0"/>
         </w:rPr>
-        <w:t xml:space="preserve">If you are unsure, return to the worked picture and explain one arrow. If you are ready, change an </w:t>
+        <w:t>A zero vector has no direction and cannot be divided by its norm for cosine or unit normalisation.</w:t>
+      </w:r>
+    </w:p>
+    <w:p>
+      <w:pPr>
+        <w:pStyle w:val="Heading2"/>
+      </w:pPr>
+      <w:r>
+        <w:t>Changed-case question and optional hint</w:t>
+      </w:r>
+    </w:p>
+    <w:p>
+      <w:pPr>
+        <w:pStyle w:val="Heading3"/>
+      </w:pPr>
+      <w:r>
+        <w:t>Practice 2: explain the deciding evidence</w:t>
+      </w:r>
+    </w:p>
+    <w:p>
+      <w:pPr>
+        <w:pStyle w:val="ListBullet"/>
+      </w:pPr>
+      <w:r>
+        <w:t>Changed-case practice: Replace P with [0, 0]. Which conclusion is supported by the supplied facts?</w:t>
+      </w:r>
+    </w:p>
+    <w:p>
+      <w:pPr>
+        <w:pStyle w:val="ListBullet"/>
+      </w:pPr>
+      <w:r>
+        <w:t>1. Cosine and unit normalisation for P are undefined.</w:t>
+      </w:r>
+    </w:p>
+    <w:p>
+      <w:pPr>
+        <w:pStyle w:val="ListBullet"/>
+      </w:pPr>
+      <w:r>
+        <w:t>2. This one example guarantees correct results for every future input.</w:t>
+      </w:r>
+    </w:p>
+    <w:p>
+      <w:pPr>
+        <w:pStyle w:val="ListBullet"/>
+      </w:pPr>
+      <w:r>
+        <w:t>3. We can decide the result without examining the changed input or the procedure.</w:t>
+      </w:r>
+    </w:p>
+    <w:p>
+      <w:pPr>
+        <w:pStyle w:val="Heading3"/>
+      </w:pPr>
+      <w:r>
+        <w:t>My selected conclusion, deciding fact and explanation</w:t>
+      </w:r>
+    </w:p>
+    <w:p>
+      <w:r>
+        <w:t>________________________________________________________________</w:t>
+      </w:r>
+    </w:p>
+    <w:p>
+      <w:r>
+        <w:t>________________________________________________________________</w:t>
+      </w:r>
+    </w:p>
+    <w:p>
+      <w:r>
+        <w:t>________________________________________________________________</w:t>
+      </w:r>
+    </w:p>
+    <w:p>
+      <w:r>
+        <w:t>________________________________________________________________</w:t>
+      </w:r>
+    </w:p>
+    <w:p>
+      <w:r>
+        <w:t>________________________________________________________________</w:t>
+      </w:r>
+    </w:p>
+    <w:p>
+      <w:pPr>
+        <w:pStyle w:val="ListBullet"/>
+      </w:pPr>
+      <w:r>
+        <w:t>Hint if needed: Use the changed condition and the deciding step in the pictorial trace. The answer must say what follows from those facts.</w:t>
+      </w:r>
+    </w:p>
+    <w:p>
+      <w:pPr>
+        <w:pStyle w:val="Heading2"/>
+      </w:pPr>
+      <w:r>
+        <w:t>Check after the changed attempt · reference / check after trying</w:t>
+      </w:r>
+    </w:p>
+    <w:p>
+      <w:pPr>
+        <w:spacing w:line="336" w:lineRule="auto" w:after="180"/>
+      </w:pPr>
+      <w:r>
+        <w:rPr>
+          <w:b w:val="0"/>
+        </w:rPr>
+        <w:t>After your attempt, compare with the supported explanation: Cosine and unit normalisation for P are undefined. The zero vector has norm 0, so dividing by its norm is invalid.</w:t>
+      </w:r>
+    </w:p>
+    <w:p>
+      <w:pPr>
+        <w:pStyle w:val="Heading2"/>
+      </w:pPr>
+      <w:r>
+        <w:t>Repair and retain the record</w:t>
+      </w:r>
+    </w:p>
+    <w:p>
+      <w:pPr>
+        <w:spacing w:line="336" w:lineRule="auto" w:after="180"/>
+      </w:pPr>
+      <w:r>
+        <w:rPr>
+          <w:b w:val="0"/>
+        </w:rPr>
+        <w:t>Review Embeddings and neighbourhoods (ai-5/26). Goal: Look up a vector using a token ID and preserve sequence shape. Short practice: What would justify claiming nearby vectors mean related topics?</w:t>
+      </w:r>
+    </w:p>
+    <w:p>
+      <w:pPr>
+        <w:spacing w:line="336" w:lineRule="auto" w:after="180"/>
+      </w:pPr>
+      <w:r>
+        <w:rPr>
+          <w:b w:val="0"/>
+        </w:rPr>
+        <w:t xml:space="preserve">Point to the relevant step in the picture, then write the changed result and the rule or </w:t>
+      </w:r>
+      <w:r>
+        <w:rPr>
+          <w:b/>
+        </w:rPr>
+        <w:t>evidence</w:t>
+      </w:r>
+      <w:r>
+        <w:rPr>
+          <w:b w:val="0"/>
+        </w:rPr>
+        <w:t xml:space="preserve"> that supports it.. Return to this week and explain what you changed.</w:t>
+      </w:r>
+    </w:p>
+    <w:p>
+      <w:pPr>
+        <w:spacing w:line="336" w:lineRule="auto" w:after="180"/>
+      </w:pPr>
+      <w:r>
+        <w:rPr>
+          <w:b w:val="0"/>
+        </w:rPr>
+        <w:t>Review Augmentation and leakage (ai-5/24). Goal: Check whether a transformation preserves the task label. Short practice: How many independent source groups are in the final test?</w:t>
+      </w:r>
+    </w:p>
+    <w:p>
+      <w:pPr>
+        <w:spacing w:line="336" w:lineRule="auto" w:after="180"/>
+      </w:pPr>
+      <w:r>
+        <w:rPr>
+          <w:b w:val="0"/>
+        </w:rPr>
+        <w:t xml:space="preserve">Point to the relevant step in the picture, then write the changed result and the rule or </w:t>
+      </w:r>
+      <w:r>
+        <w:rPr>
+          <w:b/>
+        </w:rPr>
+        <w:t>evidence</w:t>
+      </w:r>
+      <w:r>
+        <w:rPr>
+          <w:b w:val="0"/>
+        </w:rPr>
+        <w:t xml:space="preserve"> that supports it.. Return to this week and explain what you changed.</w:t>
+      </w:r>
+    </w:p>
+    <w:p>
+      <w:pPr>
+        <w:spacing w:line="336" w:lineRule="auto" w:after="180"/>
+      </w:pPr>
+      <w:r>
+        <w:rPr>
+          <w:b w:val="0"/>
+        </w:rPr>
+        <w:t>Review Convolution as a local operation (ai-5/21). Goal: Compute a local weighted sum at each valid image position. Short practice: Why is flipping the kernel an implementation change here?</w:t>
+      </w:r>
+    </w:p>
+    <w:p>
+      <w:pPr>
+        <w:spacing w:line="336" w:lineRule="auto" w:after="180"/>
+      </w:pPr>
+      <w:r>
+        <w:rPr>
+          <w:b w:val="0"/>
+        </w:rPr>
+        <w:t xml:space="preserve">Point to the relevant step in the picture, then write the changed result and the rule or </w:t>
+      </w:r>
+      <w:r>
+        <w:rPr>
+          <w:b/>
+        </w:rPr>
+        <w:t>evidence</w:t>
+      </w:r>
+      <w:r>
+        <w:rPr>
+          <w:b w:val="0"/>
+        </w:rPr>
+        <w:t xml:space="preserve"> that supports it.. Return to this week and explain what you changed.</w:t>
+      </w:r>
+    </w:p>
+    <w:p>
+      <w:pPr>
+        <w:spacing w:line="336" w:lineRule="auto" w:after="180"/>
+      </w:pPr>
+      <w:r>
+        <w:rPr>
+          <w:b w:val="0"/>
+        </w:rPr>
+        <w:t xml:space="preserve">The browser lab lets you edit the supported Python examples already included in this lesson. Predict first, run, inspect the actual </w:t>
+      </w:r>
+      <w:r>
+        <w:rPr>
+          <w:b/>
+        </w:rPr>
+        <w:t>output</w:t>
+      </w:r>
+      <w:r>
+        <w:rPr>
+          <w:b w:val="0"/>
+        </w:rPr>
+        <w:t xml:space="preserve"> or error, change one </w:t>
       </w:r>
       <w:r>
         <w:rPr>
@@ -3750,7 +5314,18 @@
         <w:rPr>
           <w:b w:val="0"/>
         </w:rPr>
-        <w:t xml:space="preserve"> or assumption and justify your </w:t>
+        <w:t>, then run again.</w:t>
+      </w:r>
+    </w:p>
+    <w:p>
+      <w:pPr>
+        <w:spacing w:line="336" w:lineRule="auto" w:after="180"/>
+      </w:pPr>
+      <w:r>
+        <w:rPr>
+          <w:b w:val="0"/>
+        </w:rPr>
+        <w:t xml:space="preserve">Keep code, </w:t>
       </w:r>
       <w:r>
         <w:rPr>
@@ -3762,7 +5337,7 @@
         <w:rPr>
           <w:b w:val="0"/>
         </w:rPr>
-        <w:t>.</w:t>
+        <w:t>s, actual results and a reasoned revision together. On paper, label your result as a trace rather than an execution.</w:t>
       </w:r>
     </w:p>
     <w:p>
@@ -3773,7 +5348,7 @@
         <w:rPr>
           <w:b w:val="0"/>
         </w:rPr>
-        <w:t xml:space="preserve">Save your workbook </w:t>
+        <w:t xml:space="preserve">Use Download completed work in the hosted lesson to export your answers, reflections, practice feedback and code-run </w:t>
       </w:r>
       <w:r>
         <w:rPr>
@@ -3785,20 +5360,26 @@
         <w:rPr>
           <w:b w:val="0"/>
         </w:rPr>
-        <w:t>. At the next review, try a different case before opening your old answer.</w:t>
-      </w:r>
-    </w:p>
-    <w:p>
-      <w:pPr>
-        <w:pStyle w:val="Heading1"/>
-      </w:pPr>
-      <w:r>
-        <w:t>17. Supported practice, repair and portfolio</w:t>
-      </w:r>
-    </w:p>
-    <w:p>
-      <w:r>
-        <w:t>Attempt supported questions before using hints or feedback. Review a missing building block, then keep the completed work.</w:t>
+        <w:t>. Open the HTML copy to read or print it.</w:t>
+      </w:r>
+    </w:p>
+    <w:p>
+      <w:pPr>
+        <w:spacing w:line="336" w:lineRule="auto" w:after="180"/>
+      </w:pPr>
+      <w:r>
+        <w:rPr>
+          <w:b w:val="0"/>
+        </w:rPr>
+        <w:t>Drafts stay in this browser when storage is available; clear drafts on a shared device.</w:t>
+      </w:r>
+    </w:p>
+    <w:p>
+      <w:pPr>
+        <w:pStyle w:val="Heading2"/>
+      </w:pPr>
+      <w:r>
+        <w:t>Earlier wording, alternatives and picture transcripts · reference / check after trying</w:t>
       </w:r>
     </w:p>
     <w:p>
@@ -3814,68 +5395,10 @@
     </w:p>
     <w:p>
       <w:pPr>
-        <w:spacing w:line="336" w:lineRule="auto" w:after="180"/>
-      </w:pPr>
-      <w:r>
-        <w:rPr>
-          <w:b w:val="0"/>
-        </w:rPr>
-        <w:t>Compare angular alignment with raw distance on the same vectors.</w:t>
-      </w:r>
-    </w:p>
-    <w:p>
-      <w:pPr>
         <w:pStyle w:val="Heading3"/>
       </w:pPr>
       <w:r>
-        <w:t>Practice 1: explain the deciding evidence</w:t>
-      </w:r>
-    </w:p>
-    <w:p>
-      <w:pPr>
-        <w:spacing w:line="336" w:lineRule="auto" w:after="180"/>
-      </w:pPr>
-      <w:r>
-        <w:rPr>
-          <w:b w:val="0"/>
-        </w:rPr>
-        <w:t>Which labelled step matches this detail? Unit query [1, 0], P [1, 0], Q [2/sqrt5, 1/sqrt5]; normalised distance to P is 0.</w:t>
-      </w:r>
-    </w:p>
-    <w:p>
-      <w:pPr>
-        <w:spacing w:line="336" w:lineRule="auto" w:after="180"/>
-        <w:shd w:fill="F4F9FC"/>
-      </w:pPr>
-      <w:r>
-        <w:rPr>
-          <w:b w:val="0"/>
-        </w:rPr>
-        <w:t>1. Angular similarity</w:t>
-      </w:r>
-    </w:p>
-    <w:p>
-      <w:pPr>
-        <w:spacing w:line="336" w:lineRule="auto" w:after="180"/>
-        <w:shd w:fill="F4F9FC"/>
-      </w:pPr>
-      <w:r>
-        <w:rPr>
-          <w:b w:val="0"/>
-        </w:rPr>
-        <w:t>2. Normalise</w:t>
-      </w:r>
-    </w:p>
-    <w:p>
-      <w:pPr>
-        <w:spacing w:line="336" w:lineRule="auto" w:after="180"/>
-        <w:shd w:fill="F4F9FC"/>
-      </w:pPr>
-      <w:r>
-        <w:rPr>
-          <w:b w:val="0"/>
-        </w:rPr>
-        <w:t>3. Raw distances</w:t>
+        <w:t>Repair a missing building block</w:t>
       </w:r>
     </w:p>
     <w:p>
@@ -3883,32 +5406,7 @@
         <w:pStyle w:val="Heading3"/>
       </w:pPr>
       <w:r>
-        <w:t>My selected conclusion, deciding fact and explanation</w:t>
-      </w:r>
-    </w:p>
-    <w:p>
-      <w:r>
-        <w:t>________________________________________________________________</w:t>
-      </w:r>
-    </w:p>
-    <w:p>
-      <w:r>
-        <w:t>________________________________________________________________</w:t>
-      </w:r>
-    </w:p>
-    <w:p>
-      <w:r>
-        <w:t>________________________________________________________________</w:t>
-      </w:r>
-    </w:p>
-    <w:p>
-      <w:r>
-        <w:t>________________________________________________________________</w:t>
-      </w:r>
-    </w:p>
-    <w:p>
-      <w:r>
-        <w:t>________________________________________________________________</w:t>
+        <w:t>Predict, run and debug</w:t>
       </w:r>
     </w:p>
     <w:p>
@@ -3916,472 +5414,25 @@
         <w:pStyle w:val="Heading3"/>
       </w:pPr>
       <w:r>
-        <w:t>Hint · try first</w:t>
-      </w:r>
-    </w:p>
-    <w:p>
-      <w:pPr>
-        <w:spacing w:line="336" w:lineRule="auto" w:after="180"/>
-        <w:shd w:fill="F1F6F8"/>
-      </w:pPr>
-      <w:r>
-        <w:rPr>
-          <w:b w:val="0"/>
-        </w:rPr>
-        <w:t>Hint if needed: Read the steps in the pictorial case. Match the supplied detail to the stage that performs or records it.</w:t>
-      </w:r>
-    </w:p>
-    <w:p>
-      <w:pPr>
-        <w:pStyle w:val="Heading3"/>
-      </w:pPr>
-      <w:r>
-        <w:t>Feedback · compare after trying</w:t>
-      </w:r>
-    </w:p>
-    <w:p>
-      <w:pPr>
-        <w:spacing w:line="336" w:lineRule="auto" w:after="180"/>
-        <w:shd w:fill="F1F6FC"/>
-      </w:pPr>
-      <w:r>
-        <w:rPr>
-          <w:b w:val="0"/>
-        </w:rPr>
-        <w:t>After your attempt, compare with the supported explanation: Normalise Unit query [1, 0], P [1, 0], Q [2/sqrt5, 1/sqrt5]; normalised distance to P is 0. Raw Euclidean distance includes differences in both direction and magnitude.</w:t>
-      </w:r>
-    </w:p>
-    <w:p>
-      <w:pPr>
-        <w:spacing w:line="336" w:lineRule="auto" w:after="180"/>
-        <w:shd w:fill="F1F6FC"/>
-      </w:pPr>
-      <w:r>
-        <w:rPr>
-          <w:b w:val="0"/>
-        </w:rPr>
-        <w:t xml:space="preserve">Cosine compares direction using the </w:t>
-      </w:r>
-      <w:r>
-        <w:rPr>
-          <w:b/>
-        </w:rPr>
-        <w:t>vector length</w:t>
-      </w:r>
-      <w:r>
-        <w:rPr>
-          <w:b w:val="0"/>
-        </w:rPr>
-        <w:t>s, so a long vector can align perfectly while being far away in raw coordinates. Declare which question your similarity measure answers.</w:t>
-      </w:r>
-    </w:p>
-    <w:p>
-      <w:pPr>
-        <w:spacing w:line="336" w:lineRule="auto" w:after="180"/>
-        <w:shd w:fill="F1F6FC"/>
-      </w:pPr>
-      <w:r>
-        <w:rPr>
-          <w:b w:val="0"/>
-        </w:rPr>
-        <w:t>A zero vector has no direction and cannot be divided by its norm for cosine or unit normalisation.</w:t>
-      </w:r>
-    </w:p>
-    <w:p>
-      <w:pPr>
-        <w:pStyle w:val="Heading3"/>
-      </w:pPr>
-      <w:r>
-        <w:t>Practice 2: explain the deciding evidence</w:t>
-      </w:r>
-    </w:p>
-    <w:p>
-      <w:pPr>
-        <w:pStyle w:val="Heading3"/>
-      </w:pPr>
-      <w:r>
-        <w:t>Changed case · predict first</w:t>
-      </w:r>
-    </w:p>
-    <w:p>
-      <w:pPr>
-        <w:spacing w:line="336" w:lineRule="auto" w:after="180"/>
-        <w:shd w:fill="F5F1FB"/>
-      </w:pPr>
-      <w:r>
-        <w:rPr>
-          <w:b w:val="0"/>
-        </w:rPr>
-        <w:t>Changed-case practice: Replace P with [0, 0]. Which conclusion is supported by the supplied facts?</w:t>
-      </w:r>
-    </w:p>
-    <w:p>
-      <w:pPr>
-        <w:spacing w:line="336" w:lineRule="auto" w:after="180"/>
-        <w:shd w:fill="F4F9FC"/>
-      </w:pPr>
-      <w:r>
-        <w:rPr>
-          <w:b w:val="0"/>
-        </w:rPr>
-        <w:t>1. Cosine and unit normalisation for P are undefined.</w:t>
-      </w:r>
-    </w:p>
-    <w:p>
-      <w:pPr>
-        <w:spacing w:line="336" w:lineRule="auto" w:after="180"/>
-        <w:shd w:fill="F4F9FC"/>
-      </w:pPr>
-      <w:r>
-        <w:rPr>
-          <w:b w:val="0"/>
-        </w:rPr>
-        <w:t xml:space="preserve">2. This one example guarantees correct results for every future </w:t>
-      </w:r>
-      <w:r>
-        <w:rPr>
-          <w:b/>
-        </w:rPr>
-        <w:t>input</w:t>
-      </w:r>
-      <w:r>
-        <w:rPr>
-          <w:b w:val="0"/>
-        </w:rPr>
-        <w:t>.</w:t>
-      </w:r>
-    </w:p>
-    <w:p>
-      <w:pPr>
-        <w:spacing w:line="336" w:lineRule="auto" w:after="180"/>
-        <w:shd w:fill="F4F9FC"/>
-      </w:pPr>
-      <w:r>
-        <w:rPr>
-          <w:b w:val="0"/>
-        </w:rPr>
-        <w:t xml:space="preserve">3. We can decide the result without examining the changed </w:t>
-      </w:r>
-      <w:r>
-        <w:rPr>
-          <w:b/>
-        </w:rPr>
-        <w:t>input</w:t>
-      </w:r>
-      <w:r>
-        <w:rPr>
-          <w:b w:val="0"/>
-        </w:rPr>
-        <w:t xml:space="preserve"> or the procedure.</w:t>
-      </w:r>
-    </w:p>
-    <w:p>
-      <w:pPr>
-        <w:pStyle w:val="Heading3"/>
-      </w:pPr>
-      <w:r>
-        <w:t>My selected conclusion, deciding fact and explanation</w:t>
-      </w:r>
-    </w:p>
-    <w:p>
-      <w:r>
-        <w:t>________________________________________________________________</w:t>
-      </w:r>
-    </w:p>
-    <w:p>
-      <w:r>
-        <w:t>________________________________________________________________</w:t>
-      </w:r>
-    </w:p>
-    <w:p>
-      <w:r>
-        <w:t>________________________________________________________________</w:t>
-      </w:r>
-    </w:p>
-    <w:p>
-      <w:r>
-        <w:t>________________________________________________________________</w:t>
-      </w:r>
-    </w:p>
-    <w:p>
-      <w:r>
-        <w:t>________________________________________________________________</w:t>
-      </w:r>
-    </w:p>
-    <w:p>
-      <w:pPr>
-        <w:pStyle w:val="Heading3"/>
-      </w:pPr>
-      <w:r>
-        <w:t>Hint · try first</w:t>
-      </w:r>
-    </w:p>
-    <w:p>
-      <w:pPr>
-        <w:spacing w:line="336" w:lineRule="auto" w:after="180"/>
-        <w:shd w:fill="F1F6F8"/>
-      </w:pPr>
-      <w:r>
-        <w:rPr>
-          <w:b w:val="0"/>
-        </w:rPr>
-        <w:t>Hint if needed: Use the changed condition and the deciding step in the pictorial trace. The answer must say what follows from those facts.</w:t>
-      </w:r>
-    </w:p>
-    <w:p>
-      <w:pPr>
-        <w:pStyle w:val="Heading3"/>
-      </w:pPr>
-      <w:r>
-        <w:t>Feedback · compare after trying</w:t>
-      </w:r>
-    </w:p>
-    <w:p>
-      <w:pPr>
-        <w:spacing w:line="336" w:lineRule="auto" w:after="180"/>
-        <w:shd w:fill="F1F6FC"/>
-      </w:pPr>
-      <w:r>
-        <w:rPr>
-          <w:b w:val="0"/>
-        </w:rPr>
-        <w:t>After your attempt, compare with the supported explanation: Cosine and unit normalisation for P are undefined. The zero vector has norm 0, so dividing by its norm is invalid.</w:t>
-      </w:r>
-    </w:p>
-    <w:p>
-      <w:pPr>
-        <w:pStyle w:val="Heading3"/>
-      </w:pPr>
-      <w:r>
-        <w:t>Repair a missing building block</w:t>
-      </w:r>
-    </w:p>
-    <w:p>
-      <w:pPr>
-        <w:spacing w:line="336" w:lineRule="auto" w:after="180"/>
-      </w:pPr>
-      <w:r>
-        <w:rPr>
-          <w:b w:val="0"/>
-        </w:rPr>
-        <w:t>Review Embeddings and neighbourhoods (ai-5/26). Goal: Look up a vector using a token ID and preserve sequence shape. Short practice: What would justify claiming nearby vectors mean related topics?</w:t>
-      </w:r>
-    </w:p>
-    <w:p>
-      <w:pPr>
-        <w:spacing w:line="336" w:lineRule="auto" w:after="180"/>
-      </w:pPr>
-      <w:r>
-        <w:rPr>
-          <w:b w:val="0"/>
-        </w:rPr>
-        <w:t xml:space="preserve">Point to the relevant step in the picture, then write the changed result and the rule or </w:t>
-      </w:r>
-      <w:r>
-        <w:rPr>
-          <w:b/>
-        </w:rPr>
-        <w:t>evidence</w:t>
-      </w:r>
-      <w:r>
-        <w:rPr>
-          <w:b w:val="0"/>
-        </w:rPr>
-        <w:t xml:space="preserve"> that supports it.. Return to this week and explain what you changed.</w:t>
-      </w:r>
-    </w:p>
-    <w:p>
-      <w:pPr>
-        <w:spacing w:line="336" w:lineRule="auto" w:after="180"/>
-      </w:pPr>
-      <w:r>
-        <w:rPr>
-          <w:b w:val="0"/>
-        </w:rPr>
-        <w:t>Review Augmentation and leakage (ai-5/24). Goal: Check whether a transformation preserves the task label. Short practice: How many independent source groups are in the final test?</w:t>
-      </w:r>
-    </w:p>
-    <w:p>
-      <w:pPr>
-        <w:spacing w:line="336" w:lineRule="auto" w:after="180"/>
-      </w:pPr>
-      <w:r>
-        <w:rPr>
-          <w:b w:val="0"/>
-        </w:rPr>
-        <w:t xml:space="preserve">Point to the relevant step in the picture, then write the changed result and the rule or </w:t>
-      </w:r>
-      <w:r>
-        <w:rPr>
-          <w:b/>
-        </w:rPr>
-        <w:t>evidence</w:t>
-      </w:r>
-      <w:r>
-        <w:rPr>
-          <w:b w:val="0"/>
-        </w:rPr>
-        <w:t xml:space="preserve"> that supports it.. Return to this week and explain what you changed.</w:t>
-      </w:r>
-    </w:p>
-    <w:p>
-      <w:pPr>
-        <w:spacing w:line="336" w:lineRule="auto" w:after="180"/>
-      </w:pPr>
-      <w:r>
-        <w:rPr>
-          <w:b w:val="0"/>
-        </w:rPr>
-        <w:t>Review Convolution as a local operation (ai-5/21). Goal: Compute a local weighted sum at each valid image position. Short practice: Why is flipping the kernel an implementation change here?</w:t>
-      </w:r>
-    </w:p>
-    <w:p>
-      <w:pPr>
-        <w:spacing w:line="336" w:lineRule="auto" w:after="180"/>
-      </w:pPr>
-      <w:r>
-        <w:rPr>
-          <w:b w:val="0"/>
-        </w:rPr>
-        <w:t xml:space="preserve">Point to the relevant step in the picture, then write the changed result and the rule or </w:t>
-      </w:r>
-      <w:r>
-        <w:rPr>
-          <w:b/>
-        </w:rPr>
-        <w:t>evidence</w:t>
-      </w:r>
-      <w:r>
-        <w:rPr>
-          <w:b w:val="0"/>
-        </w:rPr>
-        <w:t xml:space="preserve"> that supports it.. Return to this week and explain what you changed.</w:t>
-      </w:r>
-    </w:p>
-    <w:p>
-      <w:pPr>
-        <w:pStyle w:val="Heading3"/>
-      </w:pPr>
-      <w:r>
-        <w:t>Predict, run and debug</w:t>
-      </w:r>
-    </w:p>
-    <w:p>
-      <w:pPr>
-        <w:spacing w:line="336" w:lineRule="auto" w:after="180"/>
-      </w:pPr>
-      <w:r>
-        <w:rPr>
-          <w:b w:val="0"/>
-        </w:rPr>
-        <w:t xml:space="preserve">The browser lab lets you edit the supported Python examples already included in this lesson. Predict first, run, inspect the actual </w:t>
-      </w:r>
-      <w:r>
-        <w:rPr>
-          <w:b/>
-        </w:rPr>
-        <w:t>output</w:t>
-      </w:r>
-      <w:r>
-        <w:rPr>
-          <w:b w:val="0"/>
-        </w:rPr>
-        <w:t xml:space="preserve"> or error, change one </w:t>
-      </w:r>
-      <w:r>
-        <w:rPr>
-          <w:b/>
-        </w:rPr>
-        <w:t>input</w:t>
-      </w:r>
-      <w:r>
-        <w:rPr>
-          <w:b w:val="0"/>
-        </w:rPr>
-        <w:t>, then run again.</w:t>
-      </w:r>
-    </w:p>
-    <w:p>
-      <w:pPr>
-        <w:spacing w:line="336" w:lineRule="auto" w:after="180"/>
-      </w:pPr>
-      <w:r>
-        <w:rPr>
-          <w:b w:val="0"/>
-        </w:rPr>
-        <w:t xml:space="preserve">Keep code, </w:t>
-      </w:r>
-      <w:r>
-        <w:rPr>
-          <w:b/>
-        </w:rPr>
-        <w:t>prediction</w:t>
-      </w:r>
-      <w:r>
-        <w:rPr>
-          <w:b w:val="0"/>
-        </w:rPr>
-        <w:t>s, actual results and a reasoned revision together. On paper, label your result as a trace rather than an execution.</w:t>
-      </w:r>
-    </w:p>
-    <w:p>
-      <w:pPr>
-        <w:pStyle w:val="Heading3"/>
-      </w:pPr>
-      <w:r>
         <w:t>Keep your completed work</w:t>
       </w:r>
     </w:p>
     <w:p>
       <w:pPr>
-        <w:spacing w:line="336" w:lineRule="auto" w:after="180"/>
-      </w:pPr>
-      <w:r>
-        <w:rPr>
-          <w:b w:val="0"/>
-        </w:rPr>
-        <w:t xml:space="preserve">Use Download completed work in the hosted lesson to export your answers, reflections, practice feedback and code-run </w:t>
-      </w:r>
-      <w:r>
-        <w:rPr>
-          <w:b/>
-        </w:rPr>
-        <w:t>evidence</w:t>
-      </w:r>
-      <w:r>
-        <w:rPr>
-          <w:b w:val="0"/>
-        </w:rPr>
-        <w:t>. Open the HTML copy to read or print it.</w:t>
-      </w:r>
-    </w:p>
-    <w:p>
-      <w:pPr>
-        <w:spacing w:line="336" w:lineRule="auto" w:after="180"/>
-      </w:pPr>
-      <w:r>
-        <w:rPr>
-          <w:b w:val="0"/>
-        </w:rPr>
-        <w:t>Drafts stay in this browser when storage is available; clear drafts on a shared device.</w:t>
-      </w:r>
-    </w:p>
-    <w:p>
-      <w:pPr>
         <w:pStyle w:val="Heading1"/>
       </w:pPr>
       <w:r>
-        <w:t>18. Visual concept journey</w:t>
-      </w:r>
-    </w:p>
-    <w:p>
-      <w:r>
-        <w:t>Explain each Similarity and normalisation graphic using its labels, deciding evidence and relevant limitation.</w:t>
-      </w:r>
-    </w:p>
-    <w:p>
-      <w:pPr>
-        <w:pStyle w:val="Heading3"/>
+        <w:t>18. Reference · Six-picture concept journey</w:t>
+      </w:r>
+    </w:p>
+    <w:p>
+      <w:r>
+        <w:t>Choose the picture that supports the current explanation.</w:t>
+      </w:r>
+    </w:p>
+    <w:p>
+      <w:pPr>
+        <w:pStyle w:val="Heading2"/>
       </w:pPr>
       <w:r>
         <w:t>01. Similarity and normalisation: the case</w:t>
@@ -4392,7 +5443,7 @@
         <w:drawing>
           <wp:inline xmlns:a="http://schemas.openxmlformats.org/drawingml/2006/main" xmlns:pic="http://schemas.openxmlformats.org/drawingml/2006/picture">
             <wp:extent cx="5486400" cy="3142488"/>
-            <wp:docPr id="3" name="Picture 3" descr="Compare angular alignment with raw distance on the same vectors. Supplied facts: Query [2, 0]; P=[8, 0]; Q=[2, 1]. Nonzero vectors only; compare squared Euclidean distance and cosine. All inputs and outcomes in this worked example are invented classroom data; no real model run is claimed."/>
+            <wp:docPr id="6" name="Picture 6" descr="Compare angular alignment with raw distance on the same vectors. Supplied facts: Query [2, 0]; P=[8, 0]; Q=[2, 1]. Nonzero vectors only; compare squared Euclidean distance and cosine. All inputs and outcomes in this worked example are invented classroom data; no real model run is claimed."/>
             <wp:cNvGraphicFramePr>
               <a:graphicFrameLocks noChangeAspect="1"/>
             </wp:cNvGraphicFramePr>
@@ -4404,7 +5455,7 @@
                     <pic:cNvPicPr/>
                   </pic:nvPicPr>
                   <pic:blipFill>
-                    <a:blip r:embed="rId11"/>
+                    <a:blip r:embed="rId14"/>
                     <a:stretch>
                       <a:fillRect/>
                     </a:stretch>
@@ -4460,7 +5511,6 @@
     <w:p>
       <w:pPr>
         <w:spacing w:line="336" w:lineRule="auto" w:after="180"/>
-        <w:shd w:fill="F5F1FB"/>
       </w:pPr>
       <w:r>
         <w:rPr>
@@ -4471,7 +5521,7 @@
     </w:p>
     <w:p>
       <w:pPr>
-        <w:pStyle w:val="Heading3"/>
+        <w:pStyle w:val="Heading2"/>
       </w:pPr>
       <w:r>
         <w:t>02. Follow the deciding steps</w:t>
@@ -4482,7 +5532,7 @@
         <w:drawing>
           <wp:inline xmlns:a="http://schemas.openxmlformats.org/drawingml/2006/main" xmlns:pic="http://schemas.openxmlformats.org/drawingml/2006/picture">
             <wp:extent cx="5486400" cy="3182112"/>
-            <wp:docPr id="4" name="Picture 4" descr="Raw distances: P distance 36; Q distance 1, so Q is closer in raw coordinates. → Angular similarity: Cosine P =1; cosine Q =2/sqrt5≈0.8944, so P aligns more closely. → Normalise: Unit query [1, 0], P [1, 0], Q [2/sqrt5, 1/sqrt5]; normalised distance to P is 0."/>
+            <wp:docPr id="7" name="Picture 7" descr="Raw distances: P distance 36; Q distance 1, so Q is closer in raw coordinates. → Angular similarity: Cosine P =1; cosine Q =2/sqrt5≈0.8944, so P aligns more closely. → Normalise: Unit query [1, 0], P [1, 0], Q [2/sqrt5, 1/sqrt5]; normalised distance to P is 0."/>
             <wp:cNvGraphicFramePr>
               <a:graphicFrameLocks noChangeAspect="1"/>
             </wp:cNvGraphicFramePr>
@@ -4494,7 +5544,7 @@
                     <pic:cNvPicPr/>
                   </pic:nvPicPr>
                   <pic:blipFill>
-                    <a:blip r:embed="rId12"/>
+                    <a:blip r:embed="rId10"/>
                     <a:stretch>
                       <a:fillRect/>
                     </a:stretch>
@@ -4527,7 +5577,6 @@
     <w:p>
       <w:pPr>
         <w:spacing w:line="336" w:lineRule="auto" w:after="180"/>
-        <w:shd w:fill="F5F1FB"/>
       </w:pPr>
       <w:r>
         <w:rPr>
@@ -4550,7 +5599,7 @@
     </w:p>
     <w:p>
       <w:pPr>
-        <w:pStyle w:val="Heading3"/>
+        <w:pStyle w:val="Heading2"/>
       </w:pPr>
       <w:r>
         <w:t>03. Raw proximity differs from angular alignment</w:t>
@@ -4561,7 +5610,7 @@
         <w:drawing>
           <wp:inline xmlns:a="http://schemas.openxmlformats.org/drawingml/2006/main" xmlns:pic="http://schemas.openxmlformats.org/drawingml/2006/picture">
             <wp:extent cx="5486400" cy="3938016"/>
-            <wp:docPr id="5" name="Picture 5" descr="Raw proximity differs from angular alignment. P: (8, 0). Q: (2, 1). Query query: (2, 0). Axes: first vector coordinate; second vector coordinate. Distance: Compare squared Euclidean distance and cosine."/>
+            <wp:docPr id="8" name="Picture 8" descr="Raw proximity differs from angular alignment. P: (8, 0). Q: (2, 1). Query query: (2, 0). Axes: first vector coordinate; second vector coordinate. Distance: Compare squared Euclidean distance and cosine."/>
             <wp:cNvGraphicFramePr>
               <a:graphicFrameLocks noChangeAspect="1"/>
             </wp:cNvGraphicFramePr>
@@ -4573,7 +5622,7 @@
                     <pic:cNvPicPr/>
                   </pic:nvPicPr>
                   <pic:blipFill>
-                    <a:blip r:embed="rId13"/>
+                    <a:blip r:embed="rId15"/>
                     <a:stretch>
                       <a:fillRect/>
                     </a:stretch>
@@ -4606,7 +5655,6 @@
     <w:p>
       <w:pPr>
         <w:spacing w:line="336" w:lineRule="auto" w:after="180"/>
-        <w:shd w:fill="F5F1FB"/>
       </w:pPr>
       <w:r>
         <w:rPr>
@@ -4617,7 +5665,7 @@
     </w:p>
     <w:p>
       <w:pPr>
-        <w:pStyle w:val="Heading3"/>
+        <w:pStyle w:val="Heading2"/>
       </w:pPr>
       <w:r>
         <w:t>04. Change one thing. Trace what follows.</w:t>
@@ -4628,7 +5676,7 @@
         <w:drawing>
           <wp:inline xmlns:a="http://schemas.openxmlformats.org/drawingml/2006/main" xmlns:pic="http://schemas.openxmlformats.org/drawingml/2006/picture">
             <wp:extent cx="5486400" cy="3026664"/>
-            <wp:docPr id="6" name="Picture 6" descr="Original case: Unit query [1, 0], P [1, 0], Q [2/sqrt5, 1/sqrt5]; normalised distance to P is 0. Changed condition: Replace P with [0, 0]. Expected result: Cosine and unit normalisation for P are undefined. Reason: The zero vector has norm 0, so dividing by its norm is invalid."/>
+            <wp:docPr id="9" name="Picture 9" descr="Original case: Unit query [1, 0], P [1, 0], Q [2/sqrt5, 1/sqrt5]; normalised distance to P is 0. Changed condition: Replace P with [0, 0]. Expected result: Cosine and unit normalisation for P are undefined. Reason: The zero vector has norm 0, so dividing by its norm is invalid."/>
             <wp:cNvGraphicFramePr>
               <a:graphicFrameLocks noChangeAspect="1"/>
             </wp:cNvGraphicFramePr>
@@ -4640,7 +5688,7 @@
                     <pic:cNvPicPr/>
                   </pic:nvPicPr>
                   <pic:blipFill>
-                    <a:blip r:embed="rId14"/>
+                    <a:blip r:embed="rId11"/>
                     <a:stretch>
                       <a:fillRect/>
                     </a:stretch>
@@ -4684,7 +5732,6 @@
     <w:p>
       <w:pPr>
         <w:spacing w:line="336" w:lineRule="auto" w:after="180"/>
-        <w:shd w:fill="F5F1FB"/>
       </w:pPr>
       <w:r>
         <w:rPr>
@@ -4695,7 +5742,7 @@
     </w:p>
     <w:p>
       <w:pPr>
-        <w:pStyle w:val="Heading3"/>
+        <w:pStyle w:val="Heading2"/>
       </w:pPr>
       <w:r>
         <w:t>05. Connect the explanation to its limit</w:t>
@@ -4706,7 +5753,7 @@
         <w:drawing>
           <wp:inline xmlns:a="http://schemas.openxmlformats.org/drawingml/2006/main" xmlns:pic="http://schemas.openxmlformats.org/drawingml/2006/picture">
             <wp:extent cx="5486400" cy="2834640"/>
-            <wp:docPr id="7" name="Picture 7" descr="Raw Euclidean distance includes differences in both direction and magnitude. Cosine compares direction using the vector lengths, so a long vector can align perfectly while being far away in raw coordinates. Declare which question your similarity measure answers. A zero vector has no direction and cannot be divided by its norm for cosine or unit normalisation. Limit: Neither metric is universally right; choose it from the task and handle zero vectors explicitly."/>
+            <wp:docPr id="10" name="Picture 10" descr="Raw Euclidean distance includes differences in both direction and magnitude. Cosine compares direction using the vector lengths, so a long vector can align perfectly while being far away in raw coordinates. Declare which question your similarity measure answers. A zero vector has no direction and cannot be divided by its norm for cosine or unit normalisation. Limit: Neither metric is universally right; choose it from the task and handle zero vectors explicitly."/>
             <wp:cNvGraphicFramePr>
               <a:graphicFrameLocks noChangeAspect="1"/>
             </wp:cNvGraphicFramePr>
@@ -4718,7 +5765,7 @@
                     <pic:cNvPicPr/>
                   </pic:nvPicPr>
                   <pic:blipFill>
-                    <a:blip r:embed="rId15"/>
+                    <a:blip r:embed="rId16"/>
                     <a:stretch>
                       <a:fillRect/>
                     </a:stretch>
@@ -4785,7 +5832,6 @@
     <w:p>
       <w:pPr>
         <w:spacing w:line="336" w:lineRule="auto" w:after="180"/>
-        <w:shd w:fill="F5F1FB"/>
       </w:pPr>
       <w:r>
         <w:rPr>
@@ -4796,7 +5842,7 @@
     </w:p>
     <w:p>
       <w:pPr>
-        <w:pStyle w:val="Heading3"/>
+        <w:pStyle w:val="Heading2"/>
       </w:pPr>
       <w:r>
         <w:t>06. Make the idea visible in your project</w:t>
@@ -4807,7 +5853,7 @@
         <w:drawing>
           <wp:inline xmlns:a="http://schemas.openxmlformats.org/drawingml/2006/main" xmlns:pic="http://schemas.openxmlformats.org/drawingml/2006/picture">
             <wp:extent cx="5486400" cy="3681984"/>
-            <wp:docPr id="8" name="Picture 8" descr="For your Image-pattern Network Investigation, save the input, procedure, observed result and limitation of this check. Label this worked example as practice; use a different, previously unreviewed case when checking independent understanding. Draw your input, deciding step, result and limit. Supported question: Why do the original two metrics select different winners? Point to the relevant step in the picture, then write the changed result and the rule or evidence that supports it."/>
+            <wp:docPr id="11" name="Picture 11" descr="For your Image-pattern Network Investigation, save the input, procedure, observed result and limitation of this check. Label this worked example as practice; use a different, previously unreviewed case when checking independent understanding. Draw your input, deciding step, result and limit. Supported question: Why do the original two metrics select different winners? Point to the relevant step in the picture, then write the changed result and the rule or evidence that supports it."/>
             <wp:cNvGraphicFramePr>
               <a:graphicFrameLocks noChangeAspect="1"/>
             </wp:cNvGraphicFramePr>
@@ -4819,7 +5865,7 @@
                     <pic:cNvPicPr/>
                   </pic:nvPicPr>
                   <pic:blipFill>
-                    <a:blip r:embed="rId16"/>
+                    <a:blip r:embed="rId17"/>
                     <a:stretch>
                       <a:fillRect/>
                     </a:stretch>
@@ -4910,7 +5956,6 @@
     <w:p>
       <w:pPr>
         <w:spacing w:line="336" w:lineRule="auto" w:after="180"/>
-        <w:shd w:fill="F5F1FB"/>
       </w:pPr>
       <w:r>
         <w:rPr>
@@ -4929,6 +5974,62 @@
           <w:b w:val="0"/>
         </w:rPr>
         <w:t>.</w:t>
+      </w:r>
+    </w:p>
+    <w:p>
+      <w:pPr>
+        <w:pStyle w:val="Heading2"/>
+      </w:pPr>
+      <w:r>
+        <w:t>Earlier wording, alternatives and picture transcripts · reference / check after trying</w:t>
+      </w:r>
+    </w:p>
+    <w:p>
+      <w:pPr>
+        <w:pStyle w:val="Heading3"/>
+      </w:pPr>
+      <w:r>
+        <w:t>01. Similarity and normalisation: the case</w:t>
+      </w:r>
+    </w:p>
+    <w:p>
+      <w:pPr>
+        <w:pStyle w:val="Heading3"/>
+      </w:pPr>
+      <w:r>
+        <w:t>02. Follow the deciding steps</w:t>
+      </w:r>
+    </w:p>
+    <w:p>
+      <w:pPr>
+        <w:pStyle w:val="Heading3"/>
+      </w:pPr>
+      <w:r>
+        <w:t>03. Raw proximity differs from angular alignment</w:t>
+      </w:r>
+    </w:p>
+    <w:p>
+      <w:pPr>
+        <w:pStyle w:val="Heading3"/>
+      </w:pPr>
+      <w:r>
+        <w:t>04. Change one thing. Trace what follows.</w:t>
+      </w:r>
+    </w:p>
+    <w:p>
+      <w:pPr>
+        <w:pStyle w:val="Heading3"/>
+      </w:pPr>
+      <w:r>
+        <w:t>05. Connect the explanation to its limit</w:t>
+      </w:r>
+    </w:p>
+    <w:p>
+      <w:pPr>
+        <w:pStyle w:val="Heading3"/>
+      </w:pPr>
+      <w:r>
+        <w:t>06. Make the idea visible in your project</w:t>
       </w:r>
     </w:p>
     <w:sectPr>
